--- a/User and Installation Manuals/User Manual - IT01 - Farm Dog - v2.2.docx
+++ b/User and Installation Manuals/User Manual - IT01 - Farm Dog - v2.2.docx
@@ -152,7 +152,7 @@
                   </wp:anchor>
                 </w:drawing>
               </mc:Choice>
-              <mc:Fallback xmlns:arto="http://schemas.microsoft.com/office/word/2006/arto" xmlns:a16="http://schemas.microsoft.com/office/drawing/2014/main" xmlns:a14="http://schemas.microsoft.com/office/drawing/2010/main" xmlns:pic="http://schemas.openxmlformats.org/drawingml/2006/picture" xmlns:a="http://schemas.openxmlformats.org/drawingml/2006/main">
+              <mc:Fallback xmlns:a="http://schemas.openxmlformats.org/drawingml/2006/main" xmlns:pic="http://schemas.openxmlformats.org/drawingml/2006/picture" xmlns:a14="http://schemas.microsoft.com/office/drawing/2010/main" xmlns:a16="http://schemas.microsoft.com/office/drawing/2014/main" xmlns:arto="http://schemas.microsoft.com/office/word/2006/arto">
                 <w:pict w14:anchorId="44CB2A3F">
                   <v:shapetype id="_x0000_t202" coordsize="21600,21600" o:spt="202" path="m,l,21600r21600,l21600,xe" w14:anchorId="66515886">
                     <v:stroke joinstyle="miter"/>
@@ -484,7 +484,7 @@
                   </wp:anchor>
                 </w:drawing>
               </mc:Choice>
-              <mc:Fallback xmlns:arto="http://schemas.microsoft.com/office/word/2006/arto" xmlns:a16="http://schemas.microsoft.com/office/drawing/2014/main" xmlns:a14="http://schemas.microsoft.com/office/drawing/2010/main" xmlns:pic="http://schemas.openxmlformats.org/drawingml/2006/picture" xmlns:a="http://schemas.openxmlformats.org/drawingml/2006/main">
+              <mc:Fallback xmlns:a="http://schemas.openxmlformats.org/drawingml/2006/main" xmlns:pic="http://schemas.openxmlformats.org/drawingml/2006/picture" xmlns:a14="http://schemas.microsoft.com/office/drawing/2010/main" xmlns:a16="http://schemas.microsoft.com/office/drawing/2014/main" xmlns:arto="http://schemas.microsoft.com/office/word/2006/arto">
                 <w:pict w14:anchorId="7E175A18">
                   <v:group id="Group 157" style="position:absolute;margin-left:17.7pt;margin-top:19.2pt;width:8in;height:95.7pt;z-index:251662336;mso-width-percent:941;mso-height-percent:121;mso-position-horizontal-relative:page;mso-position-vertical-relative:page;mso-width-percent:941;mso-height-percent:121" coordsize="73152,12161" coordorigin="" o:spid="_x0000_s1026" w14:anchorId="1907A462" o:gfxdata="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">
                     <v:shape id="Rectangle 51" style="position:absolute;width:73152;height:11303;visibility:visible;mso-wrap-style:square;v-text-anchor:middle" coordsize="7312660,1129665" o:spid="_x0000_s1027" fillcolor="#156082 [3204]" stroked="f" strokeweight="1pt" path="m,l7312660,r,1129665l3619500,733425,,1091565,,xe" o:gfxdata="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">
@@ -622,7 +622,7 @@
                   </wp:anchor>
                 </w:drawing>
               </mc:Choice>
-              <mc:Fallback xmlns:arto="http://schemas.microsoft.com/office/word/2006/arto" xmlns:a16="http://schemas.microsoft.com/office/drawing/2014/main" xmlns:a14="http://schemas.microsoft.com/office/drawing/2010/main" xmlns:pic="http://schemas.openxmlformats.org/drawingml/2006/picture" xmlns:a="http://schemas.openxmlformats.org/drawingml/2006/main">
+              <mc:Fallback xmlns:a="http://schemas.openxmlformats.org/drawingml/2006/main" xmlns:pic="http://schemas.openxmlformats.org/drawingml/2006/picture" xmlns:a14="http://schemas.microsoft.com/office/drawing/2010/main" xmlns:a16="http://schemas.microsoft.com/office/drawing/2014/main" xmlns:arto="http://schemas.microsoft.com/office/word/2006/arto">
                 <w:pict w14:anchorId="70E092F7">
                   <v:shape id="Text Box 159" style="position:absolute;margin-left:0;margin-top:0;width:8in;height:1in;z-index:251658241;visibility:visible;mso-wrap-style:square;mso-width-percent:941;mso-height-percent:92;mso-top-percent:818;mso-wrap-distance-left:9pt;mso-wrap-distance-top:0;mso-wrap-distance-right:9pt;mso-wrap-distance-bottom:0;mso-position-horizontal:center;mso-position-horizontal-relative:page;mso-position-vertical-relative:page;mso-width-percent:941;mso-height-percent:92;mso-top-percent:818;mso-width-relative:page;mso-height-relative:page;v-text-anchor:bottom" o:spid="_x0000_s1027" filled="f" stroked="f" strokeweight=".5pt" type="#_x0000_t202" o:gfxdata="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" w14:anchorId="127508D9">
                     <v:textbox inset="126pt,0,54pt,0">
@@ -815,7 +815,7 @@
                   </wp:anchor>
                 </w:drawing>
               </mc:Choice>
-              <mc:Fallback xmlns:arto="http://schemas.microsoft.com/office/word/2006/arto" xmlns:a16="http://schemas.microsoft.com/office/drawing/2014/main" xmlns:a14="http://schemas.microsoft.com/office/drawing/2010/main" xmlns:pic="http://schemas.openxmlformats.org/drawingml/2006/picture" xmlns:a="http://schemas.openxmlformats.org/drawingml/2006/main">
+              <mc:Fallback xmlns:a="http://schemas.openxmlformats.org/drawingml/2006/main" xmlns:pic="http://schemas.openxmlformats.org/drawingml/2006/picture" xmlns:a14="http://schemas.microsoft.com/office/drawing/2010/main" xmlns:a16="http://schemas.microsoft.com/office/drawing/2014/main" xmlns:arto="http://schemas.microsoft.com/office/word/2006/arto">
                 <w:pict w14:anchorId="55A64385">
                   <v:shape id="Text Box 163" style="position:absolute;margin-left:0;margin-top:0;width:8in;height:286.5pt;z-index:251658240;visibility:visible;mso-wrap-style:square;mso-width-percent:941;mso-height-percent:363;mso-top-percent:300;mso-wrap-distance-left:9pt;mso-wrap-distance-top:0;mso-wrap-distance-right:9pt;mso-wrap-distance-bottom:0;mso-position-horizontal:center;mso-position-horizontal-relative:page;mso-position-vertical-relative:page;mso-width-percent:941;mso-height-percent:363;mso-top-percent:300;mso-width-relative:page;mso-height-relative:page;v-text-anchor:bottom" o:spid="_x0000_s1028" filled="f" stroked="f" strokeweight=".5pt" type="#_x0000_t202" o:gfxdata="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" w14:anchorId="0F42159F">
                     <v:textbox inset="126pt,0,54pt,0">
@@ -995,7 +995,7 @@
                   </wp:anchor>
                 </w:drawing>
               </mc:Choice>
-              <mc:Fallback xmlns:arto="http://schemas.microsoft.com/office/word/2006/arto" xmlns:a16="http://schemas.microsoft.com/office/drawing/2014/main" xmlns:a14="http://schemas.microsoft.com/office/drawing/2010/main" xmlns:pic="http://schemas.openxmlformats.org/drawingml/2006/picture" xmlns:a="http://schemas.openxmlformats.org/drawingml/2006/main">
+              <mc:Fallback xmlns:a="http://schemas.openxmlformats.org/drawingml/2006/main" xmlns:pic="http://schemas.openxmlformats.org/drawingml/2006/picture" xmlns:a14="http://schemas.microsoft.com/office/drawing/2010/main" xmlns:a16="http://schemas.microsoft.com/office/drawing/2014/main" xmlns:arto="http://schemas.microsoft.com/office/word/2006/arto">
                 <w:pict w14:anchorId="01FC5062">
                   <v:shape id="_x0000_s1029" style="position:absolute;margin-left:150.8pt;margin-top:64.7pt;width:308.25pt;height:110.6pt;z-index:251658245;visibility:visible;mso-wrap-style:square;mso-width-percent:0;mso-height-percent:200;mso-wrap-distance-left:9pt;mso-wrap-distance-top:3.6pt;mso-wrap-distance-right:9pt;mso-wrap-distance-bottom:3.6pt;mso-position-horizontal:absolute;mso-position-horizontal-relative:margin;mso-position-vertical:absolute;mso-position-vertical-relative:text;mso-width-percent:0;mso-height-percent:200;mso-width-relative:margin;mso-height-relative:margin;v-text-anchor:top" stroked="f" type="#_x0000_t202" o:gfxdata="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" w14:anchorId="5527028B">
                     <v:textbox style="mso-fit-shape-to-text:t">
@@ -1190,7 +1190,7 @@
                   </wp:anchor>
                 </w:drawing>
               </mc:Choice>
-              <mc:Fallback xmlns:arto="http://schemas.microsoft.com/office/word/2006/arto" xmlns:a16="http://schemas.microsoft.com/office/drawing/2014/main" xmlns:a14="http://schemas.microsoft.com/office/drawing/2010/main" xmlns:pic="http://schemas.openxmlformats.org/drawingml/2006/picture" xmlns:a="http://schemas.openxmlformats.org/drawingml/2006/main">
+              <mc:Fallback xmlns:a="http://schemas.openxmlformats.org/drawingml/2006/main" xmlns:pic="http://schemas.openxmlformats.org/drawingml/2006/picture" xmlns:a14="http://schemas.microsoft.com/office/drawing/2010/main" xmlns:a16="http://schemas.microsoft.com/office/drawing/2014/main" xmlns:arto="http://schemas.microsoft.com/office/word/2006/arto">
                 <w:pict w14:anchorId="59BF4E34">
                   <v:shape id="Text Box 161" style="position:absolute;margin-left:17.55pt;margin-top:603.4pt;width:8in;height:79.5pt;z-index:251658242;visibility:visible;mso-wrap-style:square;mso-width-percent:941;mso-height-percent:100;mso-wrap-distance-left:9pt;mso-wrap-distance-top:0;mso-wrap-distance-right:9pt;mso-wrap-distance-bottom:0;mso-position-horizontal:absolute;mso-position-horizontal-relative:page;mso-position-vertical:absolute;mso-position-vertical-relative:page;mso-width-percent:941;mso-height-percent:100;mso-width-relative:page;mso-height-relative:page;v-text-anchor:top" o:spid="_x0000_s1030" filled="f" stroked="f" strokeweight=".5pt" type="#_x0000_t202" o:gfxdata="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" w14:anchorId="1E21A773">
                     <v:textbox style="mso-fit-shape-to-text:t" inset="126pt,0,54pt,0">
@@ -5958,6 +5958,7 @@
       </w:pPr>
       <w:bookmarkStart w:id="0" w:name="_Toc232003157"/>
       <w:r>
+        <w:lastRenderedPageBreak/>
         <w:t>Introduction</w:t>
       </w:r>
       <w:bookmarkEnd w:id="0"/>
@@ -6119,7 +6120,17 @@
           <w:sz w:val="24"/>
           <w:szCs w:val="24"/>
         </w:rPr>
-        <w:t>for reporting and analysis. Reliable location records are essential for farm planning and decision-making. With a consistent digital workflow, it becomes incredibly easy to map fence lines, paddocks, and other points of interest. With a consistent digital workflow, it becomes incredibly easy to map paddocks, validate measurements, compare repeated observations, and</w:t>
+        <w:t xml:space="preserve">for reporting and analysis. Reliable location records are essential for farm planning and decision-making. With a consistent digital workflow, it becomes incredibly easy to map fence lines, paddocks, and other points of interest. With a consistent digital workflow, it </w:t>
+      </w:r>
+      <w:r>
+        <w:rPr>
+          <w:rFonts w:ascii="Arial" w:eastAsia="Arial" w:hAnsi="Arial" w:cs="Arial"/>
+          <w:color w:val="222222"/>
+          <w:sz w:val="24"/>
+          <w:szCs w:val="24"/>
+        </w:rPr>
+        <w:lastRenderedPageBreak/>
+        <w:t>becomes incredibly easy to map paddocks, validate measurements, compare repeated observations, and</w:t>
       </w:r>
       <w:r>
         <w:rPr>
@@ -6667,6 +6678,7 @@
           <w:sz w:val="24"/>
           <w:szCs w:val="24"/>
         </w:rPr>
+        <w:lastRenderedPageBreak/>
         <w:t xml:space="preserve">1x </w:t>
       </w:r>
       <w:r>
@@ -7228,6 +7240,7 @@
           <w:sz w:val="24"/>
           <w:szCs w:val="24"/>
         </w:rPr>
+        <w:lastRenderedPageBreak/>
         <w:t>Web Application Access</w:t>
       </w:r>
       <w:r>
@@ -7782,6 +7795,7 @@
       </w:pPr>
       <w:bookmarkStart w:id="12" w:name="_Toc232003168"/>
       <w:r>
+        <w:lastRenderedPageBreak/>
         <w:t>Using the device</w:t>
       </w:r>
       <w:bookmarkEnd w:id="12"/>
@@ -8473,6 +8487,7 @@
           <w:sz w:val="24"/>
           <w:szCs w:val="24"/>
         </w:rPr>
+        <w:lastRenderedPageBreak/>
         <w:t>w</w:t>
       </w:r>
       <w:r>
@@ -9162,6 +9177,7 @@
       </w:pPr>
       <w:bookmarkStart w:id="20" w:name="_Toc232003176"/>
       <w:r>
+        <w:lastRenderedPageBreak/>
         <w:t>Recommended Usage</w:t>
       </w:r>
       <w:bookmarkEnd w:id="20"/>
@@ -9718,6 +9734,7 @@
           <w:sz w:val="24"/>
           <w:szCs w:val="24"/>
         </w:rPr>
+        <w:lastRenderedPageBreak/>
         <w:t xml:space="preserve">Base Station </w:t>
       </w:r>
     </w:p>
@@ -10265,7 +10282,16 @@
           <w:sz w:val="24"/>
           <w:szCs w:val="24"/>
         </w:rPr>
-        <w:t xml:space="preserve"> – if you are deploying in a completely new, unknown location, you must leave the Base Station powered on, completely stationary, and tracking satellites for a </w:t>
+        <w:t xml:space="preserve"> – if you are deploying in a completely new, unknown location, you must leave the Base </w:t>
+      </w:r>
+      <w:r>
+        <w:rPr>
+          <w:rFonts w:ascii="Arial" w:hAnsi="Arial" w:cs="Arial"/>
+          <w:sz w:val="24"/>
+          <w:szCs w:val="24"/>
+        </w:rPr>
+        <w:lastRenderedPageBreak/>
+        <w:t xml:space="preserve">Station powered on, completely stationary, and tracking satellites for a </w:t>
       </w:r>
       <w:r>
         <w:rPr>
@@ -10777,6 +10803,7 @@
           <w:sz w:val="24"/>
           <w:szCs w:val="24"/>
         </w:rPr>
+        <w:lastRenderedPageBreak/>
         <w:t>Ensure that both the Base Station and the Wi-Fi access point are fully operational. The Base Station’s USB Wi-Fi module features a blinking light, which visibly indicates that it is receiving network signals. The Wi-Fi access point should also have a status light indicating it is operational.</w:t>
       </w:r>
     </w:p>
@@ -11485,6 +11512,7 @@
           <w:sz w:val="24"/>
           <w:szCs w:val="24"/>
         </w:rPr>
+        <w:lastRenderedPageBreak/>
         <w:t>Connecting to the Network (First-Time Setup):</w:t>
       </w:r>
     </w:p>
@@ -11646,6 +11674,7 @@
       </w:pPr>
       <w:bookmarkStart w:id="26" w:name="_Toc232003182"/>
       <w:r>
+        <w:lastRenderedPageBreak/>
         <w:t>Software Setup</w:t>
       </w:r>
       <w:bookmarkEnd w:id="26"/>
@@ -12550,8 +12579,9 @@
           <w:sz w:val="24"/>
           <w:szCs w:val="24"/>
         </w:rPr>
+        <w:lastRenderedPageBreak/>
         <w:drawing>
-          <wp:anchor distT="0" distB="0" distL="114300" distR="114300" simplePos="0" relativeHeight="251658247" behindDoc="1" locked="0" layoutInCell="1" allowOverlap="1" wp14:anchorId="554BCB80" wp14:editId="66FE9D63">
+          <wp:anchor distT="0" distB="0" distL="114300" distR="114300" simplePos="0" relativeHeight="251658247" behindDoc="1" locked="0" layoutInCell="1" allowOverlap="1" wp14:anchorId="554BCB80" wp14:editId="0D0B2A22">
             <wp:simplePos x="0" y="0"/>
             <wp:positionH relativeFrom="column">
               <wp:posOffset>533206</wp:posOffset>
@@ -12622,7 +12652,7 @@
           <w:szCs w:val="24"/>
         </w:rPr>
         <w:drawing>
-          <wp:anchor distT="0" distB="0" distL="114300" distR="114300" simplePos="0" relativeHeight="251658246" behindDoc="1" locked="0" layoutInCell="1" allowOverlap="1" wp14:anchorId="0D8A0589" wp14:editId="60E5B286">
+          <wp:anchor distT="0" distB="0" distL="114300" distR="114300" simplePos="0" relativeHeight="251658246" behindDoc="1" locked="0" layoutInCell="1" allowOverlap="1" wp14:anchorId="0D8A0589" wp14:editId="3983B6DE">
             <wp:simplePos x="0" y="0"/>
             <wp:positionH relativeFrom="column">
               <wp:posOffset>501650</wp:posOffset>
@@ -12850,7 +12880,7 @@
           <w:szCs w:val="24"/>
         </w:rPr>
         <w:drawing>
-          <wp:anchor distT="0" distB="0" distL="114300" distR="114300" simplePos="0" relativeHeight="251658248" behindDoc="1" locked="0" layoutInCell="1" allowOverlap="1" wp14:anchorId="496CB274" wp14:editId="20E734EA">
+          <wp:anchor distT="0" distB="0" distL="114300" distR="114300" simplePos="0" relativeHeight="251658248" behindDoc="1" locked="0" layoutInCell="1" allowOverlap="1" wp14:anchorId="496CB274" wp14:editId="1E6F93BF">
             <wp:simplePos x="0" y="0"/>
             <wp:positionH relativeFrom="column">
               <wp:posOffset>361315</wp:posOffset>
@@ -12948,7 +12978,7 @@
           <w:szCs w:val="24"/>
         </w:rPr>
         <w:drawing>
-          <wp:anchor distT="0" distB="0" distL="114300" distR="114300" simplePos="0" relativeHeight="251658249" behindDoc="1" locked="0" layoutInCell="1" allowOverlap="1" wp14:anchorId="6340F257" wp14:editId="5C396511">
+          <wp:anchor distT="0" distB="0" distL="114300" distR="114300" simplePos="0" relativeHeight="251658249" behindDoc="1" locked="0" layoutInCell="1" allowOverlap="1" wp14:anchorId="6340F257" wp14:editId="74F9639E">
             <wp:simplePos x="0" y="0"/>
             <wp:positionH relativeFrom="column">
               <wp:posOffset>363220</wp:posOffset>
@@ -13061,8 +13091,9 @@
           <w:sz w:val="24"/>
           <w:szCs w:val="24"/>
         </w:rPr>
+        <w:lastRenderedPageBreak/>
         <w:drawing>
-          <wp:anchor distT="0" distB="0" distL="114300" distR="114300" simplePos="0" relativeHeight="251658250" behindDoc="1" locked="0" layoutInCell="1" allowOverlap="1" wp14:anchorId="459338B4" wp14:editId="47066ABB">
+          <wp:anchor distT="0" distB="0" distL="114300" distR="114300" simplePos="0" relativeHeight="251658250" behindDoc="1" locked="0" layoutInCell="1" allowOverlap="1" wp14:anchorId="459338B4" wp14:editId="4418581F">
             <wp:simplePos x="0" y="0"/>
             <wp:positionH relativeFrom="column">
               <wp:posOffset>406944</wp:posOffset>
@@ -13245,7 +13276,7 @@
           <w:szCs w:val="24"/>
         </w:rPr>
         <w:drawing>
-          <wp:anchor distT="0" distB="0" distL="114300" distR="114300" simplePos="0" relativeHeight="251658251" behindDoc="1" locked="0" layoutInCell="1" allowOverlap="1" wp14:anchorId="50892CBE" wp14:editId="50617D08">
+          <wp:anchor distT="0" distB="0" distL="114300" distR="114300" simplePos="0" relativeHeight="251658251" behindDoc="1" locked="0" layoutInCell="1" allowOverlap="1" wp14:anchorId="50892CBE" wp14:editId="4B8EE5F2">
             <wp:simplePos x="0" y="0"/>
             <wp:positionH relativeFrom="column">
               <wp:posOffset>530588</wp:posOffset>
@@ -13341,6 +13372,7 @@
           <w:sz w:val="24"/>
           <w:szCs w:val="24"/>
         </w:rPr>
+        <w:lastRenderedPageBreak/>
         <w:t xml:space="preserve"> </w:t>
       </w:r>
       <w:r>
@@ -13563,7 +13595,7 @@
           <w:szCs w:val="24"/>
         </w:rPr>
         <w:drawing>
-          <wp:anchor distT="0" distB="0" distL="114300" distR="114300" simplePos="0" relativeHeight="251658252" behindDoc="1" locked="0" layoutInCell="1" allowOverlap="1" wp14:anchorId="7410B56D" wp14:editId="33B8B76C">
+          <wp:anchor distT="0" distB="0" distL="114300" distR="114300" simplePos="0" relativeHeight="251658252" behindDoc="1" locked="0" layoutInCell="1" allowOverlap="1" wp14:anchorId="7410B56D" wp14:editId="39FA1F48">
             <wp:simplePos x="0" y="0"/>
             <wp:positionH relativeFrom="column">
               <wp:posOffset>598351</wp:posOffset>
@@ -13799,6 +13831,7 @@
       </w:pPr>
       <w:bookmarkStart w:id="29" w:name="_Toc232003185"/>
       <w:r>
+        <w:lastRenderedPageBreak/>
         <w:t xml:space="preserve">Rover </w:t>
       </w:r>
       <w:r>
@@ -14361,6 +14394,7 @@
           <w:sz w:val="24"/>
           <w:szCs w:val="24"/>
         </w:rPr>
+        <w:lastRenderedPageBreak/>
         <w:t>On this web page you can now view the IP addresses of all connected devices</w:t>
       </w:r>
       <w:r>
@@ -15038,6 +15072,7 @@
         <w:rPr>
           <w:rFonts w:ascii="Arial" w:hAnsi="Arial" w:cs="Arial"/>
         </w:rPr>
+        <w:lastRenderedPageBreak/>
         <w:t>Connecting the Rover to the Base Station (NTRIP Setup)</w:t>
       </w:r>
       <w:bookmarkEnd w:id="31"/>
@@ -15393,6 +15428,7 @@
           <w:sz w:val="24"/>
           <w:szCs w:val="24"/>
         </w:rPr>
+        <w:lastRenderedPageBreak/>
         <w:drawing>
           <wp:anchor distT="0" distB="0" distL="114300" distR="114300" simplePos="0" relativeHeight="251658253" behindDoc="0" locked="0" layoutInCell="1" allowOverlap="1" wp14:anchorId="4E1E50F3" wp14:editId="6B9F99F6">
             <wp:simplePos x="0" y="0"/>
@@ -15864,6 +15900,7 @@
           <w:sz w:val="24"/>
           <w:szCs w:val="24"/>
         </w:rPr>
+        <w:lastRenderedPageBreak/>
         <w:t>Ensure your device is connected to the same local Wi-Fi network as the Base Station and Rover</w:t>
       </w:r>
       <w:r>
@@ -16331,6 +16368,7 @@
           <w:sz w:val="24"/>
           <w:szCs w:val="24"/>
         </w:rPr>
+        <w:lastRenderedPageBreak/>
         <w:t>chmod +x install.sh</w:t>
       </w:r>
     </w:p>
@@ -16711,6 +16749,7 @@
           <w:sz w:val="24"/>
           <w:szCs w:val="24"/>
         </w:rPr>
+        <w:lastRenderedPageBreak/>
         <w:t xml:space="preserve">Ther terminal will output a local IP address and port number (e.g., </w:t>
       </w:r>
       <w:hyperlink r:id="rId22" w:history="1">
@@ -17004,6 +17043,7 @@
       </w:pPr>
       <w:bookmarkStart w:id="35" w:name="_Toc232003191"/>
       <w:r>
+        <w:lastRenderedPageBreak/>
         <w:t>Software Guide</w:t>
       </w:r>
       <w:bookmarkEnd w:id="35"/>
@@ -17177,7 +17217,7 @@
           <w:szCs w:val="24"/>
         </w:rPr>
         <w:drawing>
-          <wp:anchor distT="0" distB="0" distL="114300" distR="114300" simplePos="0" relativeHeight="251658254" behindDoc="0" locked="0" layoutInCell="1" allowOverlap="1" wp14:anchorId="77EA487E" wp14:editId="7604DDAA">
+          <wp:anchor distT="0" distB="0" distL="114300" distR="114300" simplePos="0" relativeHeight="251658254" behindDoc="0" locked="0" layoutInCell="1" allowOverlap="1" wp14:anchorId="77EA487E" wp14:editId="25E76AD4">
             <wp:simplePos x="0" y="0"/>
             <wp:positionH relativeFrom="column">
               <wp:posOffset>718185</wp:posOffset>
@@ -17384,6 +17424,7 @@
       </w:pPr>
       <w:bookmarkStart w:id="36" w:name="_Toc232003192"/>
       <w:r>
+        <w:lastRenderedPageBreak/>
         <w:t>Find</w:t>
       </w:r>
       <w:r>
@@ -17685,6 +17726,7 @@
         <w:rPr>
           <w:noProof/>
         </w:rPr>
+        <w:lastRenderedPageBreak/>
         <w:drawing>
           <wp:inline distT="0" distB="0" distL="0" distR="0" wp14:anchorId="166FCDF0" wp14:editId="18588238">
             <wp:extent cx="2460171" cy="4625216"/>
@@ -17878,6 +17920,7 @@
           <w:sz w:val="24"/>
           <w:szCs w:val="24"/>
         </w:rPr>
+        <w:lastRenderedPageBreak/>
         <w:t>Altitude</w:t>
       </w:r>
     </w:p>
@@ -18169,7 +18212,7 @@
           <w:szCs w:val="24"/>
         </w:rPr>
         <w:drawing>
-          <wp:anchor distT="0" distB="0" distL="114300" distR="114300" simplePos="0" relativeHeight="251658255" behindDoc="0" locked="0" layoutInCell="1" allowOverlap="1" wp14:anchorId="4B406726" wp14:editId="727462F2">
+          <wp:anchor distT="0" distB="0" distL="114300" distR="114300" simplePos="0" relativeHeight="251658255" behindDoc="0" locked="0" layoutInCell="1" allowOverlap="1" wp14:anchorId="4B406726" wp14:editId="1E1EFD48">
             <wp:simplePos x="0" y="0"/>
             <wp:positionH relativeFrom="column">
               <wp:posOffset>0</wp:posOffset>
@@ -18358,6 +18401,7 @@
           <w:sz w:val="24"/>
           <w:szCs w:val="24"/>
         </w:rPr>
+        <w:lastRenderedPageBreak/>
         <w:tab/>
       </w:r>
       <w:r>
@@ -18673,6 +18717,7 @@
           <w:sz w:val="24"/>
           <w:szCs w:val="24"/>
         </w:rPr>
+        <w:lastRenderedPageBreak/>
         <w:t xml:space="preserve">0 – </w:t>
       </w:r>
       <w:r>
@@ -19079,7 +19124,16 @@
           <w:sz w:val="24"/>
           <w:szCs w:val="24"/>
         </w:rPr>
-        <w:t xml:space="preserve">, the Rover, and the satellites. A lower HDOP value means the satellites are widely spaced across the sky, resulting in a highly accurate calculation. A higher HDOP value indicates poor satellite </w:t>
+        <w:t xml:space="preserve">, the Rover, and the satellites. A lower HDOP value means the satellites are widely spaced </w:t>
+      </w:r>
+      <w:r>
+        <w:rPr>
+          <w:rFonts w:ascii="Arial" w:hAnsi="Arial" w:cs="Arial"/>
+          <w:sz w:val="24"/>
+          <w:szCs w:val="24"/>
+        </w:rPr>
+        <w:lastRenderedPageBreak/>
+        <w:t xml:space="preserve">across the sky, resulting in a highly accurate calculation. A higher HDOP value indicates poor satellite </w:t>
       </w:r>
       <w:r>
         <w:rPr>
@@ -19408,6 +19462,7 @@
           <w:sz w:val="24"/>
           <w:szCs w:val="24"/>
         </w:rPr>
+        <w:lastRenderedPageBreak/>
         <w:t>If the connection to the Base Station’s RTK stream fails or drops mid-session, the system will securely log the error and automatically enter a retry loop, continually attempting to reconnect after a shirt delay.</w:t>
       </w:r>
     </w:p>
@@ -19673,6 +19728,7 @@
           <w:sz w:val="24"/>
           <w:szCs w:val="24"/>
         </w:rPr>
+        <w:lastRenderedPageBreak/>
         <w:t xml:space="preserve">If you are </w:t>
       </w:r>
       <w:r>
@@ -19965,6 +20021,7 @@
           <w:sz w:val="24"/>
           <w:szCs w:val="24"/>
         </w:rPr>
+        <w:lastRenderedPageBreak/>
         <w:t>Check that the local output folder (/home/user-rover/FarmDog-App</w:t>
       </w:r>
       <w:r>
@@ -20270,22 +20327,6 @@
     </w:p>
     <w:p>
       <w:pPr>
-        <w:spacing w:line="480" w:lineRule="auto"/>
-        <w:rPr>
-          <w:rFonts w:ascii="Arial" w:hAnsi="Arial" w:cs="Arial"/>
-        </w:rPr>
-      </w:pPr>
-    </w:p>
-    <w:p>
-      <w:pPr>
-        <w:spacing w:line="480" w:lineRule="auto"/>
-        <w:rPr>
-          <w:rFonts w:ascii="Arial" w:hAnsi="Arial" w:cs="Arial"/>
-        </w:rPr>
-      </w:pPr>
-    </w:p>
-    <w:p>
-      <w:pPr>
         <w:pStyle w:val="Heading1"/>
         <w:spacing w:line="480" w:lineRule="auto"/>
         <w:rPr>
@@ -20294,6 +20335,7 @@
       </w:pPr>
       <w:bookmarkStart w:id="47" w:name="_Toc232003203"/>
       <w:r>
+        <w:lastRenderedPageBreak/>
         <w:t>Appendix</w:t>
       </w:r>
       <w:bookmarkEnd w:id="47"/>
@@ -20306,1436 +20348,34 @@
           <w:rFonts w:ascii="Arial" w:hAnsi="Arial" w:cs="Arial"/>
         </w:rPr>
       </w:pPr>
-      <w:bookmarkStart w:id="48" w:name="_Toc227936041"/>
-      <w:bookmarkStart w:id="49" w:name="_Toc231584425"/>
-      <w:bookmarkStart w:id="50" w:name="_Toc232003204"/>
-      <w:r>
-        <w:rPr>
-          <w:rFonts w:ascii="Arial" w:hAnsi="Arial" w:cs="Arial"/>
-        </w:rPr>
-        <w:t>Appendix A – Deliverable Task Breakdown Statement</w:t>
+      <w:bookmarkStart w:id="48" w:name="_Toc232003205"/>
+      <w:commentRangeStart w:id="49"/>
+      <w:r>
+        <w:rPr>
+          <w:rFonts w:ascii="Arial" w:hAnsi="Arial" w:cs="Arial"/>
+        </w:rPr>
+        <w:t xml:space="preserve">Appendix </w:t>
+      </w:r>
+      <w:r>
+        <w:rPr>
+          <w:rFonts w:ascii="Arial" w:hAnsi="Arial" w:cs="Arial"/>
+        </w:rPr>
+        <w:t>A</w:t>
+      </w:r>
+      <w:r>
+        <w:rPr>
+          <w:rFonts w:ascii="Arial" w:hAnsi="Arial" w:cs="Arial"/>
+        </w:rPr>
+        <w:t xml:space="preserve"> </w:t>
+      </w:r>
+      <w:r>
+        <w:rPr>
+          <w:rFonts w:ascii="Arial" w:hAnsi="Arial" w:cs="Arial"/>
+        </w:rPr>
+        <w:t>— NMEA Input Format</w:t>
       </w:r>
       <w:bookmarkEnd w:id="48"/>
-      <w:bookmarkEnd w:id="49"/>
-      <w:bookmarkEnd w:id="50"/>
-      <w:r>
-        <w:rPr>
-          <w:rFonts w:ascii="Arial" w:hAnsi="Arial" w:cs="Arial"/>
-        </w:rPr>
-        <w:t xml:space="preserve"> </w:t>
-      </w:r>
-    </w:p>
-    <w:p>
-      <w:pPr>
-        <w:spacing w:after="0" w:line="480" w:lineRule="auto"/>
-        <w:rPr>
-          <w:rFonts w:cs="Arial"/>
-          <w:szCs w:val="24"/>
-        </w:rPr>
-      </w:pPr>
-    </w:p>
-    <w:p>
-      <w:pPr>
-        <w:spacing w:line="480" w:lineRule="auto"/>
-        <w:rPr>
-          <w:rFonts w:cs="Arial"/>
-          <w:szCs w:val="24"/>
-        </w:rPr>
-      </w:pPr>
-      <w:r>
-        <w:rPr>
-          <w:rFonts w:cs="Arial"/>
-          <w:b/>
-          <w:szCs w:val="24"/>
-        </w:rPr>
-        <w:t>Deliverable Name:</w:t>
-      </w:r>
-      <w:r>
-        <w:rPr>
-          <w:rFonts w:cs="Arial"/>
-          <w:szCs w:val="24"/>
-        </w:rPr>
-        <w:t xml:space="preserve"> </w:t>
-      </w:r>
-      <w:r>
-        <w:rPr>
-          <w:rFonts w:cs="Arial"/>
-          <w:szCs w:val="24"/>
-        </w:rPr>
-        <w:t>User Manual</w:t>
-      </w:r>
-    </w:p>
-    <w:tbl>
-      <w:tblPr>
-        <w:tblW w:w="10632" w:type="dxa"/>
-        <w:tblInd w:w="-714" w:type="dxa"/>
-        <w:tblLayout w:type="fixed"/>
-        <w:tblLook w:val="0000" w:firstRow="0" w:lastRow="0" w:firstColumn="0" w:lastColumn="0" w:noHBand="0" w:noVBand="0"/>
-      </w:tblPr>
-      <w:tblGrid>
-        <w:gridCol w:w="3101"/>
-        <w:gridCol w:w="2428"/>
-        <w:gridCol w:w="1562"/>
-        <w:gridCol w:w="3541"/>
-      </w:tblGrid>
-      <w:tr>
-        <w:trPr>
-          <w:trHeight w:hRule="exact" w:val="754"/>
-        </w:trPr>
-        <w:tc>
-          <w:tcPr>
-            <w:tcW w:w="5529" w:type="dxa"/>
-            <w:gridSpan w:val="2"/>
-            <w:tcBorders>
-              <w:top w:val="single" w:sz="4" w:space="0" w:color="000000" w:themeColor="text1"/>
-              <w:left w:val="single" w:sz="4" w:space="0" w:color="000000" w:themeColor="text1"/>
-              <w:bottom w:val="single" w:sz="4" w:space="0" w:color="000000" w:themeColor="text1"/>
-            </w:tcBorders>
-            <w:vAlign w:val="center"/>
-          </w:tcPr>
-          <w:p>
-            <w:pPr>
-              <w:jc w:val="center"/>
-              <w:rPr>
-                <w:b/>
-                <w:sz w:val="26"/>
-                <w:szCs w:val="26"/>
-              </w:rPr>
-            </w:pPr>
-            <w:r>
-              <w:rPr>
-                <w:b/>
-                <w:sz w:val="26"/>
-                <w:szCs w:val="26"/>
-              </w:rPr>
-              <w:t>Project Team Name</w:t>
-            </w:r>
-          </w:p>
-        </w:tc>
-        <w:tc>
-          <w:tcPr>
-            <w:tcW w:w="5103" w:type="dxa"/>
-            <w:gridSpan w:val="2"/>
-            <w:tcBorders>
-              <w:top w:val="single" w:sz="4" w:space="0" w:color="000000" w:themeColor="text1"/>
-              <w:left w:val="single" w:sz="4" w:space="0" w:color="000000" w:themeColor="text1"/>
-              <w:bottom w:val="single" w:sz="4" w:space="0" w:color="000000" w:themeColor="text1"/>
-              <w:right w:val="single" w:sz="4" w:space="0" w:color="000000" w:themeColor="text1"/>
-            </w:tcBorders>
-            <w:vAlign w:val="center"/>
-          </w:tcPr>
-          <w:p>
-            <w:pPr>
-              <w:jc w:val="center"/>
-              <w:rPr>
-                <w:b/>
-                <w:sz w:val="26"/>
-                <w:szCs w:val="26"/>
-              </w:rPr>
-            </w:pPr>
-            <w:r>
-              <w:rPr>
-                <w:b/>
-                <w:sz w:val="26"/>
-                <w:szCs w:val="26"/>
-              </w:rPr>
-              <w:t>Team Number</w:t>
-            </w:r>
-          </w:p>
-        </w:tc>
-      </w:tr>
-      <w:tr>
-        <w:trPr>
-          <w:trHeight w:hRule="exact" w:val="849"/>
-        </w:trPr>
-        <w:tc>
-          <w:tcPr>
-            <w:tcW w:w="5529" w:type="dxa"/>
-            <w:gridSpan w:val="2"/>
-            <w:tcBorders>
-              <w:top w:val="single" w:sz="4" w:space="0" w:color="000000" w:themeColor="text1"/>
-              <w:left w:val="single" w:sz="4" w:space="0" w:color="000000" w:themeColor="text1"/>
-              <w:bottom w:val="single" w:sz="4" w:space="0" w:color="000000" w:themeColor="text1"/>
-            </w:tcBorders>
-            <w:vAlign w:val="center"/>
-          </w:tcPr>
-          <w:p>
-            <w:pPr>
-              <w:jc w:val="center"/>
-            </w:pPr>
-            <w:r>
-              <w:t>Farm Dog</w:t>
-            </w:r>
-          </w:p>
-        </w:tc>
-        <w:tc>
-          <w:tcPr>
-            <w:tcW w:w="5103" w:type="dxa"/>
-            <w:gridSpan w:val="2"/>
-            <w:tcBorders>
-              <w:top w:val="single" w:sz="4" w:space="0" w:color="000000" w:themeColor="text1"/>
-              <w:left w:val="single" w:sz="4" w:space="0" w:color="000000" w:themeColor="text1"/>
-              <w:bottom w:val="single" w:sz="4" w:space="0" w:color="000000" w:themeColor="text1"/>
-              <w:right w:val="single" w:sz="4" w:space="0" w:color="000000" w:themeColor="text1"/>
-            </w:tcBorders>
-            <w:vAlign w:val="center"/>
-          </w:tcPr>
-          <w:p>
-            <w:pPr>
-              <w:jc w:val="center"/>
-            </w:pPr>
-            <w:r>
-              <w:t>IT01</w:t>
-            </w:r>
-          </w:p>
-        </w:tc>
-      </w:tr>
-      <w:tr>
-        <w:trPr>
-          <w:trHeight w:hRule="exact" w:val="1853"/>
-        </w:trPr>
-        <w:tc>
-          <w:tcPr>
-            <w:tcW w:w="3101" w:type="dxa"/>
-            <w:tcBorders>
-              <w:top w:val="single" w:sz="4" w:space="0" w:color="000000" w:themeColor="text1"/>
-              <w:left w:val="single" w:sz="4" w:space="0" w:color="000000" w:themeColor="text1"/>
-              <w:bottom w:val="single" w:sz="4" w:space="0" w:color="000000" w:themeColor="text1"/>
-            </w:tcBorders>
-            <w:vAlign w:val="center"/>
-          </w:tcPr>
-          <w:p>
-            <w:pPr>
-              <w:jc w:val="center"/>
-              <w:rPr>
-                <w:rFonts w:ascii="Arial" w:hAnsi="Arial" w:cs="Arial"/>
-                <w:b/>
-                <w:sz w:val="26"/>
-                <w:szCs w:val="26"/>
-              </w:rPr>
-            </w:pPr>
-            <w:r>
-              <w:rPr>
-                <w:rFonts w:ascii="Arial" w:hAnsi="Arial" w:cs="Arial"/>
-                <w:b/>
-                <w:sz w:val="26"/>
-                <w:szCs w:val="26"/>
-              </w:rPr>
-              <w:t>Team Member</w:t>
-            </w:r>
-          </w:p>
-        </w:tc>
-        <w:tc>
-          <w:tcPr>
-            <w:tcW w:w="2428" w:type="dxa"/>
-            <w:tcBorders>
-              <w:top w:val="single" w:sz="4" w:space="0" w:color="000000" w:themeColor="text1"/>
-              <w:left w:val="single" w:sz="4" w:space="0" w:color="000000" w:themeColor="text1"/>
-              <w:bottom w:val="single" w:sz="4" w:space="0" w:color="000000" w:themeColor="text1"/>
-            </w:tcBorders>
-            <w:vAlign w:val="center"/>
-          </w:tcPr>
-          <w:p>
-            <w:pPr>
-              <w:jc w:val="center"/>
-              <w:rPr>
-                <w:rFonts w:ascii="Arial" w:hAnsi="Arial" w:cs="Arial"/>
-                <w:b/>
-                <w:sz w:val="26"/>
-                <w:szCs w:val="26"/>
-              </w:rPr>
-            </w:pPr>
-            <w:r>
-              <w:rPr>
-                <w:rFonts w:ascii="Arial" w:hAnsi="Arial" w:cs="Arial"/>
-                <w:b/>
-                <w:sz w:val="26"/>
-                <w:szCs w:val="26"/>
-              </w:rPr>
-              <w:t>Deliverable Percentage Completed</w:t>
-            </w:r>
-          </w:p>
-        </w:tc>
-        <w:tc>
-          <w:tcPr>
-            <w:tcW w:w="1562" w:type="dxa"/>
-            <w:tcBorders>
-              <w:top w:val="single" w:sz="4" w:space="0" w:color="000000" w:themeColor="text1"/>
-              <w:left w:val="single" w:sz="4" w:space="0" w:color="000000" w:themeColor="text1"/>
-              <w:bottom w:val="single" w:sz="4" w:space="0" w:color="000000" w:themeColor="text1"/>
-            </w:tcBorders>
-            <w:vAlign w:val="center"/>
-          </w:tcPr>
-          <w:p>
-            <w:pPr>
-              <w:jc w:val="center"/>
-              <w:rPr>
-                <w:rFonts w:ascii="Arial" w:hAnsi="Arial" w:cs="Arial"/>
-                <w:b/>
-                <w:sz w:val="26"/>
-                <w:szCs w:val="26"/>
-              </w:rPr>
-            </w:pPr>
-            <w:r>
-              <w:rPr>
-                <w:rFonts w:ascii="Arial" w:hAnsi="Arial" w:cs="Arial"/>
-                <w:b/>
-                <w:sz w:val="26"/>
-                <w:szCs w:val="26"/>
-              </w:rPr>
-              <w:t>Date</w:t>
-            </w:r>
-          </w:p>
-        </w:tc>
-        <w:tc>
-          <w:tcPr>
-            <w:tcW w:w="3541" w:type="dxa"/>
-            <w:tcBorders>
-              <w:top w:val="single" w:sz="4" w:space="0" w:color="000000" w:themeColor="text1"/>
-              <w:left w:val="single" w:sz="4" w:space="0" w:color="000000" w:themeColor="text1"/>
-              <w:bottom w:val="single" w:sz="4" w:space="0" w:color="000000" w:themeColor="text1"/>
-              <w:right w:val="single" w:sz="4" w:space="0" w:color="000000" w:themeColor="text1"/>
-            </w:tcBorders>
-            <w:vAlign w:val="center"/>
-          </w:tcPr>
-          <w:p>
-            <w:pPr>
-              <w:jc w:val="center"/>
-              <w:rPr>
-                <w:rFonts w:ascii="Arial" w:hAnsi="Arial" w:cs="Arial"/>
-                <w:b/>
-                <w:sz w:val="26"/>
-                <w:szCs w:val="26"/>
-              </w:rPr>
-            </w:pPr>
-            <w:r>
-              <w:rPr>
-                <w:rFonts w:ascii="Arial" w:hAnsi="Arial" w:cs="Arial"/>
-                <w:b/>
-                <w:sz w:val="26"/>
-                <w:szCs w:val="26"/>
-              </w:rPr>
-              <w:t>Signature</w:t>
-            </w:r>
-          </w:p>
-        </w:tc>
-      </w:tr>
-      <w:tr>
-        <w:trPr>
-          <w:trHeight w:hRule="exact" w:val="5028"/>
-        </w:trPr>
-        <w:tc>
-          <w:tcPr>
-            <w:tcW w:w="3101" w:type="dxa"/>
-            <w:tcBorders>
-              <w:top w:val="single" w:sz="4" w:space="0" w:color="000000" w:themeColor="text1"/>
-              <w:left w:val="single" w:sz="4" w:space="0" w:color="000000" w:themeColor="text1"/>
-              <w:bottom w:val="single" w:sz="4" w:space="0" w:color="000000" w:themeColor="text1"/>
-            </w:tcBorders>
-            <w:vAlign w:val="center"/>
-          </w:tcPr>
-          <w:p>
-            <w:pPr>
-              <w:spacing w:line="480" w:lineRule="auto"/>
-              <w:jc w:val="center"/>
-              <w:rPr>
-                <w:b/>
-                <w:sz w:val="28"/>
-                <w:szCs w:val="28"/>
-              </w:rPr>
-            </w:pPr>
-            <w:r>
-              <w:rPr>
-                <w:b/>
-                <w:sz w:val="28"/>
-                <w:szCs w:val="28"/>
-              </w:rPr>
-              <w:t>Clark Carpentero</w:t>
-            </w:r>
-          </w:p>
-        </w:tc>
-        <w:tc>
-          <w:tcPr>
-            <w:tcW w:w="2428" w:type="dxa"/>
-            <w:tcBorders>
-              <w:top w:val="single" w:sz="4" w:space="0" w:color="000000" w:themeColor="text1"/>
-              <w:left w:val="single" w:sz="4" w:space="0" w:color="000000" w:themeColor="text1"/>
-              <w:bottom w:val="single" w:sz="4" w:space="0" w:color="000000" w:themeColor="text1"/>
-            </w:tcBorders>
-            <w:vAlign w:val="center"/>
-          </w:tcPr>
-          <w:p>
-            <w:pPr>
-              <w:spacing w:line="480" w:lineRule="auto"/>
-              <w:jc w:val="center"/>
-            </w:pPr>
-            <w:r>
-              <w:t>Software Setup, Software Guide, Error Handling, and Troubleshooting sections; overall document formatting, sequencing, and structural alignment.</w:t>
-            </w:r>
-          </w:p>
-          <w:p>
-            <w:pPr>
-              <w:spacing w:line="480" w:lineRule="auto"/>
-              <w:jc w:val="center"/>
-            </w:pPr>
-            <w:r>
-              <w:t>Percentage:</w:t>
-            </w:r>
-          </w:p>
-        </w:tc>
-        <w:tc>
-          <w:tcPr>
-            <w:tcW w:w="1562" w:type="dxa"/>
-            <w:tcBorders>
-              <w:top w:val="single" w:sz="4" w:space="0" w:color="000000" w:themeColor="text1"/>
-              <w:left w:val="single" w:sz="4" w:space="0" w:color="000000" w:themeColor="text1"/>
-              <w:bottom w:val="single" w:sz="4" w:space="0" w:color="000000" w:themeColor="text1"/>
-            </w:tcBorders>
-            <w:vAlign w:val="center"/>
-          </w:tcPr>
-          <w:p>
-            <w:pPr>
-              <w:spacing w:line="480" w:lineRule="auto"/>
-              <w:jc w:val="center"/>
-            </w:pPr>
-            <w:r>
-              <w:t>11</w:t>
-            </w:r>
-            <w:r>
-              <w:t>/06/2026</w:t>
-            </w:r>
-          </w:p>
-        </w:tc>
-        <w:tc>
-          <w:tcPr>
-            <w:tcW w:w="3541" w:type="dxa"/>
-            <w:tcBorders>
-              <w:top w:val="single" w:sz="4" w:space="0" w:color="000000" w:themeColor="text1"/>
-              <w:left w:val="single" w:sz="4" w:space="0" w:color="000000" w:themeColor="text1"/>
-              <w:bottom w:val="single" w:sz="4" w:space="0" w:color="000000" w:themeColor="text1"/>
-              <w:right w:val="single" w:sz="4" w:space="0" w:color="000000" w:themeColor="text1"/>
-            </w:tcBorders>
-            <w:vAlign w:val="center"/>
-          </w:tcPr>
-          <w:p>
-            <w:pPr>
-              <w:spacing w:line="480" w:lineRule="auto"/>
-              <w:jc w:val="center"/>
-            </w:pPr>
-          </w:p>
-          <w:p>
-            <w:pPr>
-              <w:spacing w:line="480" w:lineRule="auto"/>
-              <w:jc w:val="center"/>
-            </w:pPr>
-          </w:p>
-          <w:p>
-            <w:pPr>
-              <w:spacing w:line="480" w:lineRule="auto"/>
-              <w:jc w:val="center"/>
-            </w:pPr>
-          </w:p>
-          <w:p>
-            <w:pPr>
-              <w:spacing w:line="480" w:lineRule="auto"/>
-              <w:jc w:val="center"/>
-            </w:pPr>
-            <w:r>
-              <w:rPr>
-                <w:rFonts w:ascii="Arial" w:hAnsi="Arial" w:cs="Arial"/>
-                <w:noProof/>
-                <w:sz w:val="24"/>
-                <w:szCs w:val="24"/>
-                <w:lang w:val="en-US" w:eastAsia="zh-CN"/>
-              </w:rPr>
-              <mc:AlternateContent>
-                <mc:Choice Requires="wpi">
-                  <w:drawing>
-                    <wp:anchor distT="0" distB="0" distL="114300" distR="114300" simplePos="0" relativeHeight="251658256" behindDoc="0" locked="0" layoutInCell="1" allowOverlap="1" wp14:anchorId="15622322" wp14:editId="54D052BB">
-                      <wp:simplePos x="0" y="0"/>
-                      <wp:positionH relativeFrom="column">
-                        <wp:posOffset>304800</wp:posOffset>
-                      </wp:positionH>
-                      <wp:positionV relativeFrom="paragraph">
-                        <wp:posOffset>-6350</wp:posOffset>
-                      </wp:positionV>
-                      <wp:extent cx="1522095" cy="302260"/>
-                      <wp:effectExtent l="38100" t="38100" r="0" b="40640"/>
-                      <wp:wrapNone/>
-                      <wp:docPr id="544304408" name="Ink 1"/>
-                      <wp:cNvGraphicFramePr/>
-                      <a:graphic xmlns:a="http://schemas.openxmlformats.org/drawingml/2006/main">
-                        <a:graphicData uri="http://schemas.microsoft.com/office/word/2010/wordprocessingInk">
-                          <w14:contentPart bwMode="auto" r:id="rId26">
-                            <w14:nvContentPartPr>
-                              <w14:cNvContentPartPr/>
-                            </w14:nvContentPartPr>
-                            <w14:xfrm>
-                              <a:off x="0" y="0"/>
-                              <a:ext cx="1522095" cy="302260"/>
-                            </w14:xfrm>
-                          </w14:contentPart>
-                        </a:graphicData>
-                      </a:graphic>
-                      <wp14:sizeRelH relativeFrom="margin">
-                        <wp14:pctWidth>0</wp14:pctWidth>
-                      </wp14:sizeRelH>
-                      <wp14:sizeRelV relativeFrom="margin">
-                        <wp14:pctHeight>0</wp14:pctHeight>
-                      </wp14:sizeRelV>
-                    </wp:anchor>
-                  </w:drawing>
-                </mc:Choice>
-                <mc:Fallback xmlns:arto="http://schemas.microsoft.com/office/word/2006/arto" xmlns:a16="http://schemas.microsoft.com/office/drawing/2014/main" xmlns:a14="http://schemas.microsoft.com/office/drawing/2010/main" xmlns:pic="http://schemas.openxmlformats.org/drawingml/2006/picture" xmlns:a="http://schemas.openxmlformats.org/drawingml/2006/main">
-                  <w:pict w14:anchorId="611C46CA">
-                    <v:shapetype id="_x0000_t75" coordsize="21600,21600" filled="f" stroked="f" o:spt="75" o:preferrelative="t" path="m@4@5l@4@11@9@11@9@5xe" w14:anchorId="20E01DA2">
-                      <v:stroke joinstyle="miter"/>
-                      <v:formulas>
-                        <v:f eqn="if lineDrawn pixelLineWidth 0"/>
-                        <v:f eqn="sum @0 1 0"/>
-                        <v:f eqn="sum 0 0 @1"/>
-                        <v:f eqn="prod @2 1 2"/>
-                        <v:f eqn="prod @3 21600 pixelWidth"/>
-                        <v:f eqn="prod @3 21600 pixelHeight"/>
-                        <v:f eqn="sum @0 0 1"/>
-                        <v:f eqn="prod @6 1 2"/>
-                        <v:f eqn="prod @7 21600 pixelWidth"/>
-                        <v:f eqn="sum @8 21600 0"/>
-                        <v:f eqn="prod @7 21600 pixelHeight"/>
-                        <v:f eqn="sum @10 21600 0"/>
-                      </v:formulas>
-                      <v:path gradientshapeok="t" o:connecttype="rect" o:extrusionok="f"/>
-                      <o:lock v:ext="edit" aspectratio="t"/>
-                    </v:shapetype>
-                    <v:shape id="Ink 1" style="position:absolute;margin-left:23.5pt;margin-top:-1pt;width:120.8pt;height:24.75pt;z-index:251658256;visibility:visible;mso-wrap-style:square;mso-width-percent:0;mso-height-percent:0;mso-wrap-distance-left:9pt;mso-wrap-distance-top:0;mso-wrap-distance-right:9pt;mso-wrap-distance-bottom:0;mso-position-horizontal:absolute;mso-position-horizontal-relative:text;mso-position-vertical:absolute;mso-position-vertical-relative:text;mso-width-percent:0;mso-height-percent:0;mso-width-relative:margin;mso-height-relative:margin" o:spid="_x0000_s1026" type="#_x0000_t75" o:gfxdata="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">
-                      <v:imagedata o:title="" r:id="rId27"/>
-                    </v:shape>
-                  </w:pict>
-                </mc:Fallback>
-              </mc:AlternateContent>
-            </w:r>
-          </w:p>
-          <w:p>
-            <w:pPr>
-              <w:spacing w:line="480" w:lineRule="auto"/>
-              <w:jc w:val="center"/>
-            </w:pPr>
-          </w:p>
-          <w:p>
-            <w:pPr>
-              <w:spacing w:line="480" w:lineRule="auto"/>
-              <w:jc w:val="center"/>
-            </w:pPr>
-          </w:p>
-          <w:p>
-            <w:pPr>
-              <w:spacing w:line="480" w:lineRule="auto"/>
-              <w:jc w:val="center"/>
-            </w:pPr>
-          </w:p>
-        </w:tc>
-      </w:tr>
-      <w:tr>
-        <w:trPr>
-          <w:trHeight w:hRule="exact" w:val="3554"/>
-        </w:trPr>
-        <w:tc>
-          <w:tcPr>
-            <w:tcW w:w="3101" w:type="dxa"/>
-            <w:tcBorders>
-              <w:top w:val="single" w:sz="4" w:space="0" w:color="000000" w:themeColor="text1"/>
-              <w:left w:val="single" w:sz="4" w:space="0" w:color="000000" w:themeColor="text1"/>
-              <w:bottom w:val="single" w:sz="4" w:space="0" w:color="000000" w:themeColor="text1"/>
-            </w:tcBorders>
-            <w:vAlign w:val="center"/>
-          </w:tcPr>
-          <w:p>
-            <w:pPr>
-              <w:spacing w:line="480" w:lineRule="auto"/>
-              <w:jc w:val="center"/>
-              <w:rPr>
-                <w:b/>
-                <w:sz w:val="28"/>
-                <w:szCs w:val="28"/>
-              </w:rPr>
-            </w:pPr>
-            <w:r>
-              <w:rPr>
-                <w:b/>
-                <w:sz w:val="28"/>
-                <w:szCs w:val="28"/>
-              </w:rPr>
-              <w:t>Flynn McAlpine-Monkhouse</w:t>
-            </w:r>
-          </w:p>
-        </w:tc>
-        <w:tc>
-          <w:tcPr>
-            <w:tcW w:w="2428" w:type="dxa"/>
-            <w:tcBorders>
-              <w:top w:val="single" w:sz="4" w:space="0" w:color="000000" w:themeColor="text1"/>
-              <w:left w:val="single" w:sz="4" w:space="0" w:color="000000" w:themeColor="text1"/>
-              <w:bottom w:val="single" w:sz="4" w:space="0" w:color="000000" w:themeColor="text1"/>
-            </w:tcBorders>
-            <w:vAlign w:val="center"/>
-          </w:tcPr>
-          <w:p>
-            <w:pPr>
-              <w:spacing w:line="480" w:lineRule="auto"/>
-              <w:jc w:val="center"/>
-            </w:pPr>
-            <w:r>
-              <w:t>Specification</w:t>
-            </w:r>
-          </w:p>
-          <w:p>
-            <w:pPr>
-              <w:spacing w:line="480" w:lineRule="auto"/>
-              <w:jc w:val="center"/>
-            </w:pPr>
-            <w:r>
-              <w:t>Hardware Guide</w:t>
-            </w:r>
-          </w:p>
-          <w:p>
-            <w:pPr>
-              <w:spacing w:line="480" w:lineRule="auto"/>
-              <w:jc w:val="center"/>
-            </w:pPr>
-            <w:r>
-              <w:t>RTK Types</w:t>
-            </w:r>
-          </w:p>
-          <w:p>
-            <w:pPr>
-              <w:spacing w:line="480" w:lineRule="auto"/>
-              <w:jc w:val="center"/>
-            </w:pPr>
-            <w:r>
-              <w:t>Software Guide</w:t>
-            </w:r>
-          </w:p>
-          <w:p>
-            <w:pPr>
-              <w:spacing w:line="480" w:lineRule="auto"/>
-              <w:jc w:val="center"/>
-            </w:pPr>
-            <w:r>
-              <w:t>Program modes</w:t>
-            </w:r>
-            <w:r>
-              <w:t xml:space="preserve"> </w:t>
-            </w:r>
-            <w:r>
-              <w:t>etc</w:t>
-            </w:r>
-          </w:p>
-          <w:p>
-            <w:pPr>
-              <w:spacing w:line="480" w:lineRule="auto"/>
-              <w:jc w:val="center"/>
-            </w:pPr>
-          </w:p>
-          <w:p>
-            <w:pPr>
-              <w:spacing w:line="480" w:lineRule="auto"/>
-              <w:jc w:val="center"/>
-            </w:pPr>
-            <w:r>
-              <w:t>H</w:t>
-            </w:r>
-          </w:p>
-        </w:tc>
-        <w:tc>
-          <w:tcPr>
-            <w:tcW w:w="1562" w:type="dxa"/>
-            <w:tcBorders>
-              <w:top w:val="single" w:sz="4" w:space="0" w:color="000000" w:themeColor="text1"/>
-              <w:left w:val="single" w:sz="4" w:space="0" w:color="000000" w:themeColor="text1"/>
-              <w:bottom w:val="single" w:sz="4" w:space="0" w:color="000000" w:themeColor="text1"/>
-            </w:tcBorders>
-            <w:vAlign w:val="center"/>
-          </w:tcPr>
-          <w:p>
-            <w:pPr>
-              <w:spacing w:line="480" w:lineRule="auto"/>
-              <w:jc w:val="center"/>
-            </w:pPr>
-            <w:r>
-              <w:t>05/06/2026</w:t>
-            </w:r>
-          </w:p>
-        </w:tc>
-        <w:tc>
-          <w:tcPr>
-            <w:tcW w:w="3541" w:type="dxa"/>
-            <w:tcBorders>
-              <w:top w:val="single" w:sz="4" w:space="0" w:color="000000" w:themeColor="text1"/>
-              <w:left w:val="single" w:sz="4" w:space="0" w:color="000000" w:themeColor="text1"/>
-              <w:bottom w:val="single" w:sz="4" w:space="0" w:color="000000" w:themeColor="text1"/>
-              <w:right w:val="single" w:sz="4" w:space="0" w:color="000000" w:themeColor="text1"/>
-            </w:tcBorders>
-            <w:vAlign w:val="center"/>
-          </w:tcPr>
-          <w:p>
-            <w:pPr>
-              <w:spacing w:line="480" w:lineRule="auto"/>
-              <w:jc w:val="center"/>
-            </w:pPr>
-            <w:r>
-              <w:rPr>
-                <w:noProof/>
-              </w:rPr>
-              <mc:AlternateContent>
-                <mc:Choice Requires="wpi">
-                  <w:drawing>
-                    <wp:inline distT="0" distB="0" distL="114300" distR="114300" wp14:anchorId="524EB449" wp14:editId="49027F34">
-                      <wp:extent cx="1224000" cy="520065"/>
-                      <wp:effectExtent l="38100" t="38100" r="0" b="38735"/>
-                      <wp:docPr id="710414065" name="Ink 6"/>
-                      <wp:cNvGraphicFramePr/>
-                      <a:graphic xmlns:a="http://schemas.openxmlformats.org/drawingml/2006/main">
-                        <a:graphicData uri="http://schemas.microsoft.com/office/word/2010/wordprocessingInk">
-                          <w14:contentPart bwMode="auto" r:id="rId28">
-                            <w14:nvContentPartPr>
-                              <w14:cNvContentPartPr/>
-                            </w14:nvContentPartPr>
-                            <w14:xfrm>
-                              <a:off x="0" y="0"/>
-                              <a:ext cx="1224000" cy="520065"/>
-                            </w14:xfrm>
-                          </w14:contentPart>
-                        </a:graphicData>
-                      </a:graphic>
-                    </wp:inline>
-                  </w:drawing>
-                </mc:Choice>
-                <mc:Fallback xmlns:arto="http://schemas.microsoft.com/office/word/2006/arto" xmlns:a16="http://schemas.microsoft.com/office/drawing/2014/main" xmlns:a14="http://schemas.microsoft.com/office/drawing/2010/main" xmlns:pic="http://schemas.openxmlformats.org/drawingml/2006/picture" xmlns:a="http://schemas.openxmlformats.org/drawingml/2006/main">
-                  <w:pict xmlns:w14="http://schemas.microsoft.com/office/word/2010/wordml" xmlns:w="http://schemas.openxmlformats.org/wordprocessingml/2006/main" w14:anchorId="736E9C54">
-                    <v:shapetype xmlns:o="urn:schemas-microsoft-com:office:office" xmlns:v="urn:schemas-microsoft-com:vml" id="_x0000_t75" coordsize="21600,21600" filled="f" stroked="f" o:spt="75" o:preferrelative="t" path="m@4@5l@4@11@9@11@9@5xe" w14:anchorId="1715968A">
-                      <v:stroke joinstyle="miter"/>
-                      <v:formulas>
-                        <v:f eqn="if lineDrawn pixelLineWidth 0"/>
-                        <v:f eqn="sum @0 1 0"/>
-                        <v:f eqn="sum 0 0 @1"/>
-                        <v:f eqn="prod @2 1 2"/>
-                        <v:f eqn="prod @3 21600 pixelWidth"/>
-                        <v:f eqn="prod @3 21600 pixelHeight"/>
-                        <v:f eqn="sum @0 0 1"/>
-                        <v:f eqn="prod @6 1 2"/>
-                        <v:f eqn="prod @7 21600 pixelWidth"/>
-                        <v:f eqn="sum @8 21600 0"/>
-                        <v:f eqn="prod @7 21600 pixelHeight"/>
-                        <v:f eqn="sum @10 21600 0"/>
-                      </v:formulas>
-                      <v:path gradientshapeok="t" o:connecttype="rect" o:extrusionok="f"/>
-                      <o:lock v:ext="edit" aspectratio="t"/>
-                    </v:shapetype>
-                    <v:shape xmlns:o="urn:schemas-microsoft-com:office:office" xmlns:v="urn:schemas-microsoft-com:vml" id="Ink 6" style="position:absolute;margin-left:14.25pt;margin-top:85.25pt;width:97.4pt;height:41.9pt;z-index:251658259;visibility:visible;mso-wrap-style:square;mso-wrap-distance-left:9pt;mso-wrap-distance-top:0;mso-wrap-distance-right:9pt;mso-wrap-distance-bottom:0;mso-position-horizontal:absolute;mso-position-horizontal-relative:text;mso-position-vertical:absolute;mso-position-vertical-relative:text" o:spid="_x0000_s1026" type="#_x0000_t75" o:gfxdata="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">
-                      <v:imagedata xmlns:r="http://schemas.openxmlformats.org/officeDocument/2006/relationships" o:title="" r:id="rId29"/>
-                    </v:shape>
-                  </w:pict>
-                </mc:Fallback>
-              </mc:AlternateContent>
-            </w:r>
-          </w:p>
-        </w:tc>
-      </w:tr>
-      <w:tr>
-        <w:trPr>
-          <w:trHeight w:hRule="exact" w:val="2698"/>
-        </w:trPr>
-        <w:tc>
-          <w:tcPr>
-            <w:tcW w:w="3101" w:type="dxa"/>
-            <w:tcBorders>
-              <w:top w:val="single" w:sz="4" w:space="0" w:color="000000" w:themeColor="text1"/>
-              <w:left w:val="single" w:sz="4" w:space="0" w:color="000000" w:themeColor="text1"/>
-              <w:bottom w:val="single" w:sz="4" w:space="0" w:color="000000" w:themeColor="text1"/>
-            </w:tcBorders>
-            <w:vAlign w:val="center"/>
-          </w:tcPr>
-          <w:p>
-            <w:pPr>
-              <w:spacing w:line="480" w:lineRule="auto"/>
-              <w:jc w:val="center"/>
-              <w:rPr>
-                <w:b/>
-                <w:sz w:val="28"/>
-                <w:szCs w:val="28"/>
-              </w:rPr>
-            </w:pPr>
-            <w:r>
-              <w:rPr>
-                <w:b/>
-                <w:sz w:val="28"/>
-                <w:szCs w:val="28"/>
-              </w:rPr>
-              <w:t>Aldo Keo</w:t>
-            </w:r>
-          </w:p>
-        </w:tc>
-        <w:tc>
-          <w:tcPr>
-            <w:tcW w:w="2428" w:type="dxa"/>
-            <w:tcBorders>
-              <w:top w:val="single" w:sz="4" w:space="0" w:color="000000" w:themeColor="text1"/>
-              <w:left w:val="single" w:sz="4" w:space="0" w:color="000000" w:themeColor="text1"/>
-              <w:bottom w:val="single" w:sz="4" w:space="0" w:color="000000" w:themeColor="text1"/>
-            </w:tcBorders>
-            <w:vAlign w:val="center"/>
-          </w:tcPr>
-          <w:p>
-            <w:pPr>
-              <w:spacing w:line="480" w:lineRule="auto"/>
-              <w:jc w:val="center"/>
-            </w:pPr>
-            <w:r>
-              <w:t>Document revision, proofreading</w:t>
-            </w:r>
-          </w:p>
-          <w:p>
-            <w:pPr>
-              <w:spacing w:line="480" w:lineRule="auto"/>
-              <w:jc w:val="center"/>
-            </w:pPr>
-            <w:r>
-              <w:t xml:space="preserve">Percentage:  </w:t>
-            </w:r>
-          </w:p>
-        </w:tc>
-        <w:tc>
-          <w:tcPr>
-            <w:tcW w:w="1562" w:type="dxa"/>
-            <w:tcBorders>
-              <w:top w:val="single" w:sz="4" w:space="0" w:color="000000" w:themeColor="text1"/>
-              <w:left w:val="single" w:sz="4" w:space="0" w:color="000000" w:themeColor="text1"/>
-              <w:bottom w:val="single" w:sz="4" w:space="0" w:color="000000" w:themeColor="text1"/>
-            </w:tcBorders>
-            <w:vAlign w:val="center"/>
-          </w:tcPr>
-          <w:p>
-            <w:pPr>
-              <w:spacing w:line="480" w:lineRule="auto"/>
-              <w:jc w:val="center"/>
-            </w:pPr>
-            <w:r>
-              <w:t>05/06/2026</w:t>
-            </w:r>
-          </w:p>
-        </w:tc>
-        <w:tc>
-          <w:tcPr>
-            <w:tcW w:w="3541" w:type="dxa"/>
-            <w:tcBorders>
-              <w:top w:val="single" w:sz="4" w:space="0" w:color="000000" w:themeColor="text1"/>
-              <w:left w:val="single" w:sz="4" w:space="0" w:color="000000" w:themeColor="text1"/>
-              <w:bottom w:val="single" w:sz="4" w:space="0" w:color="000000" w:themeColor="text1"/>
-              <w:right w:val="single" w:sz="4" w:space="0" w:color="000000" w:themeColor="text1"/>
-            </w:tcBorders>
-            <w:vAlign w:val="center"/>
-          </w:tcPr>
-          <w:p>
-            <w:pPr>
-              <w:spacing w:line="480" w:lineRule="auto"/>
-              <w:jc w:val="center"/>
-            </w:pPr>
-            <w:r>
-              <w:rPr>
-                <w:noProof/>
-                <w:lang w:val="en-US" w:eastAsia="zh-CN"/>
-              </w:rPr>
-              <mc:AlternateContent>
-                <mc:Choice Requires="wpi">
-                  <w:drawing>
-                    <wp:anchor distT="0" distB="0" distL="114300" distR="114300" simplePos="0" relativeHeight="251658258" behindDoc="0" locked="0" layoutInCell="1" allowOverlap="1" wp14:anchorId="0B768AEC" wp14:editId="1BFAE8A1">
-                      <wp:simplePos x="0" y="0"/>
-                      <wp:positionH relativeFrom="column">
-                        <wp:posOffset>475615</wp:posOffset>
-                      </wp:positionH>
-                      <wp:positionV relativeFrom="paragraph">
-                        <wp:posOffset>220980</wp:posOffset>
-                      </wp:positionV>
-                      <wp:extent cx="894080" cy="467360"/>
-                      <wp:effectExtent l="38100" t="38100" r="33020" b="40640"/>
-                      <wp:wrapNone/>
-                      <wp:docPr id="1784228724" name="Ink 21"/>
-                      <wp:cNvGraphicFramePr/>
-                      <a:graphic xmlns:a="http://schemas.openxmlformats.org/drawingml/2006/main">
-                        <a:graphicData uri="http://schemas.microsoft.com/office/word/2010/wordprocessingInk">
-                          <w14:contentPart bwMode="auto" r:id="rId30">
-                            <w14:nvContentPartPr>
-                              <w14:cNvContentPartPr/>
-                            </w14:nvContentPartPr>
-                            <w14:xfrm>
-                              <a:off x="0" y="0"/>
-                              <a:ext cx="894080" cy="467360"/>
-                            </w14:xfrm>
-                          </w14:contentPart>
-                        </a:graphicData>
-                      </a:graphic>
-                      <wp14:sizeRelH relativeFrom="margin">
-                        <wp14:pctWidth>0</wp14:pctWidth>
-                      </wp14:sizeRelH>
-                      <wp14:sizeRelV relativeFrom="margin">
-                        <wp14:pctHeight>0</wp14:pctHeight>
-                      </wp14:sizeRelV>
-                    </wp:anchor>
-                  </w:drawing>
-                </mc:Choice>
-                <mc:Fallback xmlns:arto="http://schemas.microsoft.com/office/word/2006/arto" xmlns:a16="http://schemas.microsoft.com/office/drawing/2014/main" xmlns:a14="http://schemas.microsoft.com/office/drawing/2010/main" xmlns:pic="http://schemas.openxmlformats.org/drawingml/2006/picture" xmlns:a="http://schemas.openxmlformats.org/drawingml/2006/main">
-                  <w:pict w14:anchorId="36F12794">
-                    <v:shape id="Ink 21" style="position:absolute;margin-left:36.75pt;margin-top:16.7pt;width:71.8pt;height:38.2pt;z-index:251658258;visibility:visible;mso-wrap-style:square;mso-width-percent:0;mso-height-percent:0;mso-wrap-distance-left:9pt;mso-wrap-distance-top:0;mso-wrap-distance-right:9pt;mso-wrap-distance-bottom:0;mso-position-horizontal:absolute;mso-position-horizontal-relative:text;mso-position-vertical:absolute;mso-position-vertical-relative:text;mso-width-percent:0;mso-height-percent:0;mso-width-relative:margin;mso-height-relative:margin" o:spid="_x0000_s1026" type="#_x0000_t75" o:gfxdata="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" w14:anchorId="15C5A1FE">
-                      <v:imagedata o:title="" r:id="rId31"/>
-                    </v:shape>
-                  </w:pict>
-                </mc:Fallback>
-              </mc:AlternateContent>
-            </w:r>
-          </w:p>
-        </w:tc>
-      </w:tr>
-      <w:tr>
-        <w:trPr>
-          <w:trHeight w:hRule="exact" w:val="2278"/>
-        </w:trPr>
-        <w:tc>
-          <w:tcPr>
-            <w:tcW w:w="3101" w:type="dxa"/>
-            <w:tcBorders>
-              <w:top w:val="single" w:sz="4" w:space="0" w:color="000000" w:themeColor="text1"/>
-              <w:left w:val="single" w:sz="4" w:space="0" w:color="000000" w:themeColor="text1"/>
-              <w:bottom w:val="single" w:sz="4" w:space="0" w:color="000000" w:themeColor="text1"/>
-            </w:tcBorders>
-            <w:vAlign w:val="center"/>
-          </w:tcPr>
-          <w:p>
-            <w:pPr>
-              <w:spacing w:line="480" w:lineRule="auto"/>
-              <w:jc w:val="center"/>
-              <w:rPr>
-                <w:b/>
-                <w:sz w:val="28"/>
-                <w:szCs w:val="28"/>
-              </w:rPr>
-            </w:pPr>
-            <w:r>
-              <w:rPr>
-                <w:b/>
-                <w:sz w:val="28"/>
-                <w:szCs w:val="28"/>
-              </w:rPr>
-              <w:t>Daniel Scott</w:t>
-            </w:r>
-          </w:p>
-        </w:tc>
-        <w:tc>
-          <w:tcPr>
-            <w:tcW w:w="2428" w:type="dxa"/>
-            <w:tcBorders>
-              <w:top w:val="single" w:sz="4" w:space="0" w:color="000000" w:themeColor="text1"/>
-              <w:left w:val="single" w:sz="4" w:space="0" w:color="000000" w:themeColor="text1"/>
-              <w:bottom w:val="single" w:sz="4" w:space="0" w:color="000000" w:themeColor="text1"/>
-            </w:tcBorders>
-            <w:vAlign w:val="center"/>
-          </w:tcPr>
-          <w:p>
-            <w:pPr>
-              <w:spacing w:line="480" w:lineRule="auto"/>
-              <w:jc w:val="center"/>
-            </w:pPr>
-            <w:r>
-              <w:t>0%</w:t>
-            </w:r>
-          </w:p>
-        </w:tc>
-        <w:tc>
-          <w:tcPr>
-            <w:tcW w:w="1562" w:type="dxa"/>
-            <w:tcBorders>
-              <w:top w:val="single" w:sz="4" w:space="0" w:color="000000" w:themeColor="text1"/>
-              <w:left w:val="single" w:sz="4" w:space="0" w:color="000000" w:themeColor="text1"/>
-              <w:bottom w:val="single" w:sz="4" w:space="0" w:color="000000" w:themeColor="text1"/>
-            </w:tcBorders>
-            <w:vAlign w:val="center"/>
-          </w:tcPr>
-          <w:p>
-            <w:pPr>
-              <w:spacing w:line="480" w:lineRule="auto"/>
-              <w:jc w:val="center"/>
-            </w:pPr>
-            <w:r>
-              <w:t>05/06/2026</w:t>
-            </w:r>
-          </w:p>
-        </w:tc>
-        <w:tc>
-          <w:tcPr>
-            <w:tcW w:w="3541" w:type="dxa"/>
-            <w:tcBorders>
-              <w:top w:val="single" w:sz="4" w:space="0" w:color="000000" w:themeColor="text1"/>
-              <w:left w:val="single" w:sz="4" w:space="0" w:color="000000" w:themeColor="text1"/>
-              <w:bottom w:val="single" w:sz="4" w:space="0" w:color="000000" w:themeColor="text1"/>
-              <w:right w:val="single" w:sz="4" w:space="0" w:color="000000" w:themeColor="text1"/>
-            </w:tcBorders>
-            <w:vAlign w:val="center"/>
-          </w:tcPr>
-          <w:p>
-            <w:pPr>
-              <w:spacing w:line="480" w:lineRule="auto"/>
-              <w:jc w:val="center"/>
-            </w:pPr>
-          </w:p>
-        </w:tc>
-      </w:tr>
-      <w:tr>
-        <w:trPr>
-          <w:trHeight w:hRule="exact" w:val="2245"/>
-        </w:trPr>
-        <w:tc>
-          <w:tcPr>
-            <w:tcW w:w="3101" w:type="dxa"/>
-            <w:tcBorders>
-              <w:top w:val="single" w:sz="4" w:space="0" w:color="000000" w:themeColor="text1"/>
-              <w:left w:val="single" w:sz="4" w:space="0" w:color="000000" w:themeColor="text1"/>
-              <w:bottom w:val="single" w:sz="4" w:space="0" w:color="000000" w:themeColor="text1"/>
-            </w:tcBorders>
-            <w:vAlign w:val="center"/>
-          </w:tcPr>
-          <w:p>
-            <w:pPr>
-              <w:spacing w:line="480" w:lineRule="auto"/>
-              <w:jc w:val="center"/>
-              <w:rPr>
-                <w:b/>
-                <w:sz w:val="28"/>
-                <w:szCs w:val="28"/>
-              </w:rPr>
-            </w:pPr>
-            <w:r>
-              <w:rPr>
-                <w:b/>
-                <w:sz w:val="28"/>
-                <w:szCs w:val="28"/>
-              </w:rPr>
-              <w:t>Thu Vo</w:t>
-            </w:r>
-          </w:p>
-        </w:tc>
-        <w:tc>
-          <w:tcPr>
-            <w:tcW w:w="2428" w:type="dxa"/>
-            <w:tcBorders>
-              <w:top w:val="single" w:sz="4" w:space="0" w:color="000000" w:themeColor="text1"/>
-              <w:left w:val="single" w:sz="4" w:space="0" w:color="000000" w:themeColor="text1"/>
-              <w:bottom w:val="single" w:sz="4" w:space="0" w:color="000000" w:themeColor="text1"/>
-            </w:tcBorders>
-            <w:vAlign w:val="center"/>
-          </w:tcPr>
-          <w:p>
-            <w:pPr>
-              <w:spacing w:line="480" w:lineRule="auto"/>
-              <w:jc w:val="center"/>
-            </w:pPr>
-            <w:r>
-              <w:t>0%</w:t>
-            </w:r>
-          </w:p>
-        </w:tc>
-        <w:tc>
-          <w:tcPr>
-            <w:tcW w:w="1562" w:type="dxa"/>
-            <w:tcBorders>
-              <w:top w:val="single" w:sz="4" w:space="0" w:color="000000" w:themeColor="text1"/>
-              <w:left w:val="single" w:sz="4" w:space="0" w:color="000000" w:themeColor="text1"/>
-              <w:bottom w:val="single" w:sz="4" w:space="0" w:color="000000" w:themeColor="text1"/>
-            </w:tcBorders>
-            <w:vAlign w:val="center"/>
-          </w:tcPr>
-          <w:p>
-            <w:pPr>
-              <w:spacing w:line="480" w:lineRule="auto"/>
-              <w:jc w:val="center"/>
-            </w:pPr>
-            <w:r>
-              <w:t>05/06/2026</w:t>
-            </w:r>
-          </w:p>
-        </w:tc>
-        <w:tc>
-          <w:tcPr>
-            <w:tcW w:w="3541" w:type="dxa"/>
-            <w:tcBorders>
-              <w:top w:val="single" w:sz="4" w:space="0" w:color="000000" w:themeColor="text1"/>
-              <w:left w:val="single" w:sz="4" w:space="0" w:color="000000" w:themeColor="text1"/>
-              <w:bottom w:val="single" w:sz="4" w:space="0" w:color="000000" w:themeColor="text1"/>
-              <w:right w:val="single" w:sz="4" w:space="0" w:color="000000" w:themeColor="text1"/>
-            </w:tcBorders>
-            <w:vAlign w:val="center"/>
-          </w:tcPr>
-          <w:p>
-            <w:pPr>
-              <w:spacing w:line="480" w:lineRule="auto"/>
-              <w:jc w:val="center"/>
-            </w:pPr>
-            <w:r>
-              <w:rPr>
-                <w:noProof/>
-              </w:rPr>
-              <mc:AlternateContent>
-                <mc:Choice Requires="wpi">
-                  <w:drawing>
-                    <wp:inline distT="0" distB="0" distL="0" distR="0" wp14:anchorId="624ECAF9" wp14:editId="4098D766">
-                      <wp:extent cx="1854835" cy="1042035"/>
-                      <wp:effectExtent l="57150" t="57150" r="50165" b="62865"/>
-                      <wp:docPr id="152629411" name="Ink 1"/>
-                      <wp:cNvGraphicFramePr/>
-                      <a:graphic xmlns:a="http://schemas.openxmlformats.org/drawingml/2006/main">
-                        <a:graphicData uri="http://schemas.microsoft.com/office/word/2010/wordprocessingInk">
-                          <mc:AlternateContent xmlns:a14="http://schemas.microsoft.com/office/drawing/2010/main">
-                            <mc:Choice Requires="a14">
-                              <w14:contentPart bwMode="auto" r:id="rId32">
-                                <w14:nvContentPartPr>
-                                  <w14:cNvContentPartPr/>
-                                </w14:nvContentPartPr>
-                                <w14:xfrm>
-                                  <a:off x="0" y="0"/>
-                                  <a:ext cx="1854835" cy="1042035"/>
-                                </w14:xfrm>
-                              </w14:contentPart>
-                            </mc:Choice>
-                            <mc:Fallback xmlns:pic="http://schemas.openxmlformats.org/drawingml/2006/picture" xmlns:a16="http://schemas.microsoft.com/office/drawing/2014/main" xmlns="" xmlns:lc="http://schemas.openxmlformats.org/drawingml/2006/lockedCanvas" xmlns:w="http://schemas.openxmlformats.org/wordprocessingml/2006/main" xmlns:w10="urn:schemas-microsoft-com:office:word" xmlns:v="urn:schemas-microsoft-com:vml" xmlns:o="urn:schemas-microsoft-com:office:office" xmlns:arto="http://schemas.microsoft.com/office/word/2006/arto"/>
-                          </mc:AlternateContent>
-                        </a:graphicData>
-                      </a:graphic>
-                    </wp:inline>
-                  </w:drawing>
-                </mc:Choice>
-                <mc:Fallback xmlns:pic="http://schemas.openxmlformats.org/drawingml/2006/picture" xmlns:a16="http://schemas.microsoft.com/office/drawing/2014/main" xmlns:a14="http://schemas.microsoft.com/office/drawing/2010/main" xmlns:a="http://schemas.openxmlformats.org/drawingml/2006/main" xmlns:arto="http://schemas.microsoft.com/office/word/2006/arto"/>
-              </mc:AlternateContent>
-            </w:r>
-          </w:p>
-        </w:tc>
-      </w:tr>
-      <w:tr>
-        <w:trPr>
-          <w:trHeight w:hRule="exact" w:val="1842"/>
-        </w:trPr>
-        <w:tc>
-          <w:tcPr>
-            <w:tcW w:w="3101" w:type="dxa"/>
-            <w:tcBorders>
-              <w:top w:val="single" w:sz="4" w:space="0" w:color="000000" w:themeColor="text1"/>
-              <w:left w:val="single" w:sz="4" w:space="0" w:color="000000" w:themeColor="text1"/>
-              <w:bottom w:val="single" w:sz="4" w:space="0" w:color="000000" w:themeColor="text1"/>
-            </w:tcBorders>
-            <w:vAlign w:val="center"/>
-          </w:tcPr>
-          <w:p>
-            <w:pPr>
-              <w:spacing w:line="480" w:lineRule="auto"/>
-              <w:jc w:val="center"/>
-              <w:rPr>
-                <w:b/>
-                <w:sz w:val="28"/>
-                <w:szCs w:val="28"/>
-              </w:rPr>
-            </w:pPr>
-            <w:r>
-              <w:rPr>
-                <w:b/>
-                <w:sz w:val="28"/>
-                <w:szCs w:val="28"/>
-              </w:rPr>
-              <w:t>Pema Selden</w:t>
-            </w:r>
-          </w:p>
-        </w:tc>
-        <w:tc>
-          <w:tcPr>
-            <w:tcW w:w="2428" w:type="dxa"/>
-            <w:tcBorders>
-              <w:top w:val="single" w:sz="4" w:space="0" w:color="000000" w:themeColor="text1"/>
-              <w:left w:val="single" w:sz="4" w:space="0" w:color="000000" w:themeColor="text1"/>
-              <w:bottom w:val="single" w:sz="4" w:space="0" w:color="000000" w:themeColor="text1"/>
-            </w:tcBorders>
-            <w:vAlign w:val="center"/>
-          </w:tcPr>
-          <w:p>
-            <w:pPr>
-              <w:spacing w:line="480" w:lineRule="auto"/>
-              <w:jc w:val="center"/>
-            </w:pPr>
-          </w:p>
-        </w:tc>
-        <w:tc>
-          <w:tcPr>
-            <w:tcW w:w="1562" w:type="dxa"/>
-            <w:tcBorders>
-              <w:top w:val="single" w:sz="4" w:space="0" w:color="000000" w:themeColor="text1"/>
-              <w:left w:val="single" w:sz="4" w:space="0" w:color="000000" w:themeColor="text1"/>
-              <w:bottom w:val="single" w:sz="4" w:space="0" w:color="000000" w:themeColor="text1"/>
-            </w:tcBorders>
-            <w:vAlign w:val="center"/>
-          </w:tcPr>
-          <w:p>
-            <w:pPr>
-              <w:spacing w:line="480" w:lineRule="auto"/>
-              <w:jc w:val="center"/>
-            </w:pPr>
-            <w:r>
-              <w:t>05/06/2026</w:t>
-            </w:r>
-          </w:p>
-        </w:tc>
-        <w:tc>
-          <w:tcPr>
-            <w:tcW w:w="3541" w:type="dxa"/>
-            <w:tcBorders>
-              <w:top w:val="single" w:sz="4" w:space="0" w:color="000000" w:themeColor="text1"/>
-              <w:left w:val="single" w:sz="4" w:space="0" w:color="000000" w:themeColor="text1"/>
-              <w:bottom w:val="single" w:sz="4" w:space="0" w:color="000000" w:themeColor="text1"/>
-              <w:right w:val="single" w:sz="4" w:space="0" w:color="000000" w:themeColor="text1"/>
-            </w:tcBorders>
-            <w:vAlign w:val="center"/>
-          </w:tcPr>
-          <w:p>
-            <w:pPr>
-              <w:spacing w:line="480" w:lineRule="auto"/>
-              <w:jc w:val="center"/>
-            </w:pPr>
-          </w:p>
-        </w:tc>
-      </w:tr>
-      <w:tr>
-        <w:trPr>
-          <w:trHeight w:hRule="exact" w:val="2853"/>
-        </w:trPr>
-        <w:tc>
-          <w:tcPr>
-            <w:tcW w:w="3101" w:type="dxa"/>
-            <w:tcBorders>
-              <w:top w:val="single" w:sz="4" w:space="0" w:color="000000" w:themeColor="text1"/>
-              <w:left w:val="single" w:sz="4" w:space="0" w:color="000000" w:themeColor="text1"/>
-              <w:bottom w:val="single" w:sz="4" w:space="0" w:color="000000" w:themeColor="text1"/>
-            </w:tcBorders>
-            <w:vAlign w:val="center"/>
-          </w:tcPr>
-          <w:p>
-            <w:pPr>
-              <w:spacing w:line="480" w:lineRule="auto"/>
-              <w:jc w:val="center"/>
-              <w:rPr>
-                <w:b/>
-                <w:sz w:val="28"/>
-                <w:szCs w:val="28"/>
-              </w:rPr>
-            </w:pPr>
-            <w:r>
-              <w:rPr>
-                <w:b/>
-                <w:sz w:val="28"/>
-                <w:szCs w:val="28"/>
-              </w:rPr>
-              <w:t>Tim Fausten</w:t>
-            </w:r>
-          </w:p>
-        </w:tc>
-        <w:tc>
-          <w:tcPr>
-            <w:tcW w:w="2428" w:type="dxa"/>
-            <w:tcBorders>
-              <w:top w:val="single" w:sz="4" w:space="0" w:color="000000" w:themeColor="text1"/>
-              <w:left w:val="single" w:sz="4" w:space="0" w:color="000000" w:themeColor="text1"/>
-              <w:bottom w:val="single" w:sz="4" w:space="0" w:color="000000" w:themeColor="text1"/>
-            </w:tcBorders>
-            <w:vAlign w:val="center"/>
-          </w:tcPr>
-          <w:p>
-            <w:pPr>
-              <w:spacing w:line="480" w:lineRule="auto"/>
-              <w:jc w:val="center"/>
-            </w:pPr>
-            <w:r>
-              <w:t xml:space="preserve">Hardware Setup and </w:t>
-            </w:r>
-            <w:r>
-              <w:t>Software setup</w:t>
-            </w:r>
-            <w:r>
-              <w:t>,</w:t>
-            </w:r>
-            <w:r>
-              <w:t xml:space="preserve"> revision</w:t>
-            </w:r>
-            <w:r>
-              <w:t>, proofreading</w:t>
-            </w:r>
-          </w:p>
-          <w:p>
-            <w:pPr>
-              <w:spacing w:line="480" w:lineRule="auto"/>
-              <w:jc w:val="center"/>
-            </w:pPr>
-            <w:r>
-              <w:t xml:space="preserve">Percentage: </w:t>
-            </w:r>
-          </w:p>
-        </w:tc>
-        <w:tc>
-          <w:tcPr>
-            <w:tcW w:w="1562" w:type="dxa"/>
-            <w:tcBorders>
-              <w:top w:val="single" w:sz="4" w:space="0" w:color="000000" w:themeColor="text1"/>
-              <w:left w:val="single" w:sz="4" w:space="0" w:color="000000" w:themeColor="text1"/>
-              <w:bottom w:val="single" w:sz="4" w:space="0" w:color="000000" w:themeColor="text1"/>
-            </w:tcBorders>
-            <w:vAlign w:val="center"/>
-          </w:tcPr>
-          <w:p>
-            <w:pPr>
-              <w:spacing w:line="480" w:lineRule="auto"/>
-              <w:jc w:val="center"/>
-            </w:pPr>
-            <w:r>
-              <w:t>05/06/2026</w:t>
-            </w:r>
-          </w:p>
-        </w:tc>
-        <w:tc>
-          <w:tcPr>
-            <w:tcW w:w="3541" w:type="dxa"/>
-            <w:tcBorders>
-              <w:top w:val="single" w:sz="4" w:space="0" w:color="000000" w:themeColor="text1"/>
-              <w:left w:val="single" w:sz="4" w:space="0" w:color="000000" w:themeColor="text1"/>
-              <w:bottom w:val="single" w:sz="4" w:space="0" w:color="000000" w:themeColor="text1"/>
-              <w:right w:val="single" w:sz="4" w:space="0" w:color="000000" w:themeColor="text1"/>
-            </w:tcBorders>
-            <w:vAlign w:val="center"/>
-          </w:tcPr>
-          <w:p>
-            <w:pPr>
-              <w:spacing w:line="480" w:lineRule="auto"/>
-              <w:jc w:val="center"/>
-            </w:pPr>
-            <w:r>
-              <w:rPr>
-                <w:noProof/>
-                <w:lang w:val="en-US" w:eastAsia="zh-CN"/>
-              </w:rPr>
-              <mc:AlternateContent>
-                <mc:Choice Requires="wpi">
-                  <w:drawing>
-                    <wp:anchor distT="0" distB="0" distL="114300" distR="114300" simplePos="0" relativeHeight="251658257" behindDoc="0" locked="0" layoutInCell="1" allowOverlap="1" wp14:anchorId="77CDEF1C" wp14:editId="4C59A947">
-                      <wp:simplePos x="0" y="0"/>
-                      <wp:positionH relativeFrom="column">
-                        <wp:posOffset>219710</wp:posOffset>
-                      </wp:positionH>
-                      <wp:positionV relativeFrom="paragraph">
-                        <wp:posOffset>-85725</wp:posOffset>
-                      </wp:positionV>
-                      <wp:extent cx="1546860" cy="388620"/>
-                      <wp:effectExtent l="57150" t="57150" r="34290" b="49530"/>
-                      <wp:wrapNone/>
-                      <wp:docPr id="1569624769" name="Ink 6"/>
-                      <wp:cNvGraphicFramePr/>
-                      <a:graphic xmlns:a="http://schemas.openxmlformats.org/drawingml/2006/main">
-                        <a:graphicData uri="http://schemas.microsoft.com/office/word/2010/wordprocessingInk">
-                          <w14:contentPart bwMode="auto" r:id="rId33">
-                            <w14:nvContentPartPr>
-                              <w14:cNvContentPartPr/>
-                            </w14:nvContentPartPr>
-                            <w14:xfrm>
-                              <a:off x="0" y="0"/>
-                              <a:ext cx="1546860" cy="388620"/>
-                            </w14:xfrm>
-                          </w14:contentPart>
-                        </a:graphicData>
-                      </a:graphic>
-                      <wp14:sizeRelH relativeFrom="margin">
-                        <wp14:pctWidth>0</wp14:pctWidth>
-                      </wp14:sizeRelH>
-                      <wp14:sizeRelV relativeFrom="margin">
-                        <wp14:pctHeight>0</wp14:pctHeight>
-                      </wp14:sizeRelV>
-                    </wp:anchor>
-                  </w:drawing>
-                </mc:Choice>
-                <mc:Fallback xmlns:arto="http://schemas.microsoft.com/office/word/2006/arto" xmlns:a16="http://schemas.microsoft.com/office/drawing/2014/main" xmlns:a14="http://schemas.microsoft.com/office/drawing/2010/main" xmlns:pic="http://schemas.openxmlformats.org/drawingml/2006/picture" xmlns:a="http://schemas.openxmlformats.org/drawingml/2006/main">
-                  <w:pict w14:anchorId="5ECB9DBA">
-                    <v:shapetype id="_x0000_t75" coordsize="21600,21600" filled="f" stroked="f" o:spt="75" o:preferrelative="t" path="m@4@5l@4@11@9@11@9@5xe" w14:anchorId="1F8379A1">
-                      <v:stroke joinstyle="miter"/>
-                      <v:formulas>
-                        <v:f eqn="if lineDrawn pixelLineWidth 0"/>
-                        <v:f eqn="sum @0 1 0"/>
-                        <v:f eqn="sum 0 0 @1"/>
-                        <v:f eqn="prod @2 1 2"/>
-                        <v:f eqn="prod @3 21600 pixelWidth"/>
-                        <v:f eqn="prod @3 21600 pixelHeight"/>
-                        <v:f eqn="sum @0 0 1"/>
-                        <v:f eqn="prod @6 1 2"/>
-                        <v:f eqn="prod @7 21600 pixelWidth"/>
-                        <v:f eqn="sum @8 21600 0"/>
-                        <v:f eqn="prod @7 21600 pixelHeight"/>
-                        <v:f eqn="sum @10 21600 0"/>
-                      </v:formulas>
-                      <v:path gradientshapeok="t" o:connecttype="rect" o:extrusionok="f"/>
-                      <o:lock v:ext="edit" aspectratio="t"/>
-                    </v:shapetype>
-                    <v:shape id="Ink 6" style="position:absolute;margin-left:16.45pt;margin-top:-7.6pt;width:123.5pt;height:32.25pt;z-index:251658257;visibility:visible;mso-wrap-style:square;mso-width-percent:0;mso-height-percent:0;mso-wrap-distance-left:9pt;mso-wrap-distance-top:0;mso-wrap-distance-right:9pt;mso-wrap-distance-bottom:0;mso-position-horizontal:absolute;mso-position-horizontal-relative:text;mso-position-vertical:absolute;mso-position-vertical-relative:text;mso-width-percent:0;mso-height-percent:0;mso-width-relative:margin;mso-height-relative:margin" o:spid="_x0000_s1026" type="#_x0000_t75" o:gfxdata="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">
-                      <v:imagedata o:title="" r:id="rId34"/>
-                    </v:shape>
-                  </w:pict>
-                </mc:Fallback>
-              </mc:AlternateContent>
-            </w:r>
-          </w:p>
-        </w:tc>
-      </w:tr>
-    </w:tbl>
-    <w:p>
-      <w:pPr>
-        <w:spacing w:line="480" w:lineRule="auto"/>
-      </w:pPr>
-    </w:p>
-    <w:p>
-      <w:pPr>
-        <w:spacing w:line="480" w:lineRule="auto"/>
-      </w:pPr>
-      <w:r>
-        <w:br w:type="page"/>
-      </w:r>
-    </w:p>
-    <w:p>
-      <w:pPr>
-        <w:pStyle w:val="Heading2"/>
-        <w:spacing w:line="480" w:lineRule="auto"/>
-        <w:rPr>
-          <w:rFonts w:ascii="Arial" w:hAnsi="Arial" w:cs="Arial"/>
-        </w:rPr>
-      </w:pPr>
-      <w:bookmarkStart w:id="51" w:name="_Toc232003205"/>
-      <w:commentRangeStart w:id="52"/>
-      <w:r>
-        <w:rPr>
-          <w:rFonts w:ascii="Arial" w:hAnsi="Arial" w:cs="Arial"/>
-        </w:rPr>
-        <w:t xml:space="preserve">Appendix </w:t>
-      </w:r>
-      <w:r>
-        <w:rPr>
-          <w:rFonts w:ascii="Arial" w:hAnsi="Arial" w:cs="Arial"/>
-        </w:rPr>
-        <w:t xml:space="preserve">B </w:t>
-      </w:r>
-      <w:r>
-        <w:rPr>
-          <w:rFonts w:ascii="Arial" w:hAnsi="Arial" w:cs="Arial"/>
-        </w:rPr>
-        <w:t>— NMEA Input Format</w:t>
-      </w:r>
-      <w:bookmarkEnd w:id="51"/>
-      <w:commentRangeEnd w:id="52"/>
+      <w:commentRangeEnd w:id="49"/>
       <w:r>
         <w:rPr>
           <w:rStyle w:val="CommentReference"/>
@@ -21743,7 +20383,7 @@
           <w:sz w:val="32"/>
           <w:szCs w:val="32"/>
         </w:rPr>
-        <w:commentReference w:id="52"/>
+        <w:commentReference w:id="49"/>
       </w:r>
     </w:p>
     <w:p>
@@ -22090,7 +20730,16 @@
           <w:sz w:val="24"/>
           <w:szCs w:val="28"/>
         </w:rPr>
-        <w:t>) indicates to the application that carrier phase ambiguity has been successfully resolved and that centimetre-level pass-to-pass accuracy has been achieved.</w:t>
+        <w:t xml:space="preserve">) </w:t>
+      </w:r>
+      <w:r>
+        <w:rPr>
+          <w:rFonts w:ascii="Arial" w:hAnsi="Arial" w:cs="Arial"/>
+          <w:sz w:val="24"/>
+          <w:szCs w:val="28"/>
+        </w:rPr>
+        <w:lastRenderedPageBreak/>
+        <w:t>indicates to the application that carrier phase ambiguity has been successfully resolved and that centimetre-level pass-to-pass accuracy has been achieved.</w:t>
       </w:r>
     </w:p>
     <w:p>
@@ -22106,7 +20755,7 @@
           <w:rFonts w:ascii="Arial" w:hAnsi="Arial" w:cs="Arial"/>
         </w:rPr>
       </w:pPr>
-      <w:bookmarkStart w:id="53" w:name="_Toc232003206"/>
+      <w:bookmarkStart w:id="50" w:name="_Toc232003206"/>
       <w:r>
         <w:rPr>
           <w:rFonts w:ascii="Arial" w:hAnsi="Arial" w:cs="Arial"/>
@@ -22117,7 +20766,7 @@
         <w:rPr>
           <w:rFonts w:ascii="Arial" w:hAnsi="Arial" w:cs="Arial"/>
         </w:rPr>
-        <w:t>C</w:t>
+        <w:t>B</w:t>
       </w:r>
       <w:r>
         <w:rPr>
@@ -22125,17 +20774,7 @@
         </w:rPr>
         <w:t xml:space="preserve"> — CSV Output Format</w:t>
       </w:r>
-      <w:bookmarkEnd w:id="53"/>
-    </w:p>
-    <w:p>
-      <w:pPr>
-        <w:spacing w:line="480" w:lineRule="auto"/>
-        <w:rPr>
-          <w:rFonts w:ascii="Arial" w:hAnsi="Arial" w:cs="Arial"/>
-          <w:sz w:val="24"/>
-          <w:szCs w:val="24"/>
-        </w:rPr>
-      </w:pPr>
+      <w:bookmarkEnd w:id="50"/>
     </w:p>
     <w:p>
       <w:pPr>
@@ -22354,7 +20993,7 @@
                     <pic:cNvPicPr/>
                   </pic:nvPicPr>
                   <pic:blipFill>
-                    <a:blip r:embed="rId35"/>
+                    <a:blip r:embed="rId26"/>
                     <a:stretch>
                       <a:fillRect/>
                     </a:stretch>
@@ -22375,25 +21014,12 @@
         </w:drawing>
       </w:r>
     </w:p>
-    <w:p>
-      <w:pPr>
-        <w:spacing w:line="480" w:lineRule="auto"/>
-        <w:rPr>
-          <w:rFonts w:ascii="Arial" w:hAnsi="Arial" w:cs="Arial"/>
-        </w:rPr>
-      </w:pPr>
-    </w:p>
-    <w:p>
-      <w:pPr>
-        <w:spacing w:line="480" w:lineRule="auto"/>
-      </w:pPr>
-    </w:p>
     <w:sectPr>
-      <w:headerReference w:type="default" r:id="rId36"/>
-      <w:footerReference w:type="even" r:id="rId37"/>
-      <w:footerReference w:type="default" r:id="rId38"/>
-      <w:headerReference w:type="first" r:id="rId39"/>
-      <w:footerReference w:type="first" r:id="rId40"/>
+      <w:headerReference w:type="default" r:id="rId27"/>
+      <w:footerReference w:type="even" r:id="rId28"/>
+      <w:footerReference w:type="default" r:id="rId29"/>
+      <w:headerReference w:type="first" r:id="rId30"/>
+      <w:footerReference w:type="first" r:id="rId31"/>
       <w:pgSz w:w="11906" w:h="16838"/>
       <w:pgMar w:top="1712" w:right="1440" w:bottom="1667" w:left="1440" w:header="708" w:footer="708" w:gutter="0"/>
       <w:cols w:space="708"/>
@@ -22423,7 +21049,7 @@
       </w:r>
     </w:p>
   </w:comment>
-  <w:comment w:id="52" w:author="Tim Fausten" w:date="2026-06-07T21:25:00Z" w:initials="TF">
+  <w:comment w:id="49" w:author="Tim Fausten" w:date="2026-06-07T21:25:00Z" w:initials="TF">
     <w:p>
       <w:pPr>
         <w:pStyle w:val="CommentText"/>
@@ -22571,7 +21197,7 @@
             </wp:anchor>
           </w:drawing>
         </mc:Choice>
-        <mc:Fallback xmlns:arto="http://schemas.microsoft.com/office/word/2006/arto" xmlns:aclsh="http://schemas.microsoft.com/office/drawing/2020/classificationShape" xmlns:a="http://schemas.openxmlformats.org/drawingml/2006/main">
+        <mc:Fallback xmlns:a="http://schemas.openxmlformats.org/drawingml/2006/main" xmlns:aclsh="http://schemas.microsoft.com/office/drawing/2020/classificationShape" xmlns:arto="http://schemas.microsoft.com/office/word/2006/arto">
           <w:pict w14:anchorId="6DF2CF9C">
             <v:shapetype id="_x0000_t202" coordsize="21600,21600" o:spt="202" path="m,l,21600r21600,l21600,xe" w14:anchorId="5091D5A6">
               <v:stroke joinstyle="miter"/>
@@ -22694,7 +21320,7 @@
             </wp:anchor>
           </w:drawing>
         </mc:Choice>
-        <mc:Fallback xmlns:arto="http://schemas.microsoft.com/office/word/2006/arto" xmlns:aclsh="http://schemas.microsoft.com/office/drawing/2020/classificationShape" xmlns:a="http://schemas.openxmlformats.org/drawingml/2006/main">
+        <mc:Fallback xmlns:a="http://schemas.openxmlformats.org/drawingml/2006/main" xmlns:aclsh="http://schemas.microsoft.com/office/drawing/2020/classificationShape" xmlns:arto="http://schemas.microsoft.com/office/word/2006/arto">
           <w:pict w14:anchorId="7F24194C">
             <v:shapetype id="_x0000_t202" coordsize="21600,21600" o:spt="202" path="m,l,21600r21600,l21600,xe" w14:anchorId="1D5C9B5E">
               <v:stroke joinstyle="miter"/>
@@ -22878,7 +21504,7 @@
                   </wp:anchor>
                 </w:drawing>
               </mc:Choice>
-              <mc:Fallback xmlns:arto="http://schemas.microsoft.com/office/word/2006/arto" xmlns:aclsh="http://schemas.microsoft.com/office/drawing/2020/classificationShape" xmlns:a="http://schemas.openxmlformats.org/drawingml/2006/main">
+              <mc:Fallback xmlns:a="http://schemas.openxmlformats.org/drawingml/2006/main" xmlns:aclsh="http://schemas.microsoft.com/office/drawing/2020/classificationShape" xmlns:arto="http://schemas.microsoft.com/office/word/2006/arto">
                 <w:pict w14:anchorId="65136920">
                   <v:shapetype id="_x0000_t202" coordsize="21600,21600" o:spt="202" path="m,l,21600r21600,l21600,xe" w14:anchorId="74D7CB33">
                     <v:stroke joinstyle="miter"/>
@@ -29098,153 +27724,6 @@
 </w:styles>
 </file>
 
-<file path=word/ink/ink1.xml><?xml version="1.0" encoding="utf-8"?>
-<inkml:ink xmlns:inkml="http://www.w3.org/2003/InkML">
-  <inkml:definitions>
-    <inkml:context xml:id="ctx0">
-      <inkml:inkSource xml:id="inkSrc0">
-        <inkml:traceFormat>
-          <inkml:channel name="X" type="integer" min="-2.14748E9" max="2.14748E9" units="cm"/>
-          <inkml:channel name="Y" type="integer" min="-2.14748E9" max="2.14748E9" units="cm"/>
-          <inkml:channel name="F" type="integer" max="32767" units="dev"/>
-        </inkml:traceFormat>
-        <inkml:channelProperties>
-          <inkml:channelProperty channel="X" name="resolution" value="1000" units="1/cm"/>
-          <inkml:channelProperty channel="Y" name="resolution" value="1000" units="1/cm"/>
-          <inkml:channelProperty channel="F" name="resolution" value="0" units="1/dev"/>
-        </inkml:channelProperties>
-      </inkml:inkSource>
-      <inkml:timestamp xml:id="ts0" timeString="2026-03-21T11:43:13.548"/>
-    </inkml:context>
-    <inkml:brush xml:id="br0">
-      <inkml:brushProperty name="width" value="0.035" units="cm"/>
-      <inkml:brushProperty name="height" value="0.035" units="cm"/>
-    </inkml:brush>
-  </inkml:definitions>
-  <inkml:trace contextRef="#ctx0" brushRef="#br0">505 76 3176,'0'0'0,"0"-2"1064,0 1-1064,0 0 657,0-3-257,-3-3-88,1 5-56,1 0-256,0 1 168,-2-1-32,1-1-88,0 1 8,2 1-56,0-1 64,-2 0-24,1-1 24,-1 2-24,0-1-40,1 1 24,-3-1 16,1 2-8,-1-1 8,2 0-40,1 0 56,-2-1-16,0 1-8,-1-1 8,4 1-40,-2 1 0,-2-2 16,0 0 0,-5 0-32,6 2 16,2 0 0,-9 0-8,6 0 24,-5 0 16,8-1-32,-1 0 48,-8 0 8,4 1-16,-5 0 32,7 0-72,-1 0 80,-5 0 16,-1 0 32,-1 0-24,6 0-104,1 0 112,-7 0-8,-2 0 8,2 3-16,5-3-96,1 0 96,-6 2-24,1 1-16,-2-1 0,6 3-56,1-2 56,-5-1-16,-1 5 24,3-4-16,4 3-48,1-2 48,-5 4 8,-2 0-16,0 1 0,4-5-40,3 0 48,-5 5 0,0 0 8,-2 1 8,5-4-64,1-1 40,-5 6 24,1 0-16,-1 1 16,1 1-8,4 0-8,-6-1 24,8 2-32,-2-7-40,0-1 64,2 7-16,-7 2-7,6 0 15,-2-6-56,3-3 24,0 10 0,0-1-8,-1 2-16,3-9 0,0-2 0,0 7 0,0 0-8,1-1 8,0-4 0,0-3-8,0 5-8,2 1 16,1-2-24,3-3 24,-2-3-8,-2 5-8,8-6 0,-7 8 0,4-9 16,-2 0-33,4 1 33,-6 0-16,11 0 0,-12-2 16,-1 0-8,13 0-16,-10 0 8,10 0 16,-9 0 0,-1 0-16,0 0 24,9-1 16,-10-2 32,5 1-56,-2 2 81,3-4 7,1 2 8,-2-2-16,-2 1-80,-2 2 96,5-7-8,0 5 8,1-5-8,-5 6-88,-2 1 80,1-8 8,9 7-32,-10-6-8,4 7-48,-2 0 40,-1-3-16,6 1 16,-8-1 8,0 2-48,0 0 48,1-6-16,1 7-16,5-2-24,-8 1 8,0 0 0,2-1 0,1 1 8,-1-1 16,-2 2-24,2 0 8,0 0 0,-1-2 0,1 2-16,-1-1 8,-1 1 8,1 0-40,-2 1-24,0 0-56,1 0 112,0 0-128,-1 0-72,0 0-24,0 0-16,0 0 240,0 0-321,0 0-7,0 0 977,0 0-1658,0 0-159,0 0 704,0 0-56,0 0 3681,0 0-6842,0 0 3089,0 0 8,0 0-41,0 0 6107,0 1-11532,0-1 5618,0 2 128,0 0 104,0-2 200,0 0-2624,0 0 2624</inkml:trace>
-  <inkml:trace contextRef="#ctx0" brushRef="#br0" timeOffset="1649">91 749 4432,'0'0'0,"0"-1"729,0-2-337,0-2-392,0 2 144,0 1-56,0-6-48,2 3-32,1 0-8,-3 2 8,4-5-24,-1 1 0,8-3 8,-9 5 8,-1 1-16,10-5 24,-8-1 0,12-1 16,-14 3-24,1 5 48,12-7 104,-5 0 40,2-4 32,-4 6-224,-3 4 248,7-9-56,3-3 8,1 0-8,-6 6-192,-4 4 160,12-11-16,-3 0-24,4-2-32,-1 1-24,-2 1 0,1 0-8,1-2 0,-8 9-56,-2 2 24,9-10 8,-1 0 8,0-1 0,-5 7-40,-4 5 48,8-10-8,0-2-40,0 3 16,-5 4-16,-4 6 24,6-10 16,-1 1-8,1 1-32,-9 7 0,-1 2 16,11-6-24,-9 0 24,7 1 0,-8 4-16,-1 3 8,8-7 0,-9 2 0,2 5 24,1-3-32,-2 4 8,1-2-16,0-3 8,0 4-16,-2 2 16,0 0 32,0 0 16,3 0 8,-3 0 8,0 0-64,0 1 40,0-1 48,0 1-48,0 0 16,0 0-56,0 0 72,-1 2-16,-1-1-40,1 1-40,0 0 8,1 1-40,-1-1 24,0-1-24,0 0 56,1 0-80,-1 2-8,-3 0 8,1-1 8,0 0 72,2-1-80,-1 2 32,0 3-24,-1-4 48,0 3 24,2-2-40,-4-2-16,0 7 32,2-6-16,1 2 40,0-1-24,-2-1 48,1 6-64,0-6 16,1 2 24,0-1 8,-2-1-72,0 1 40,1 5 16,0-7 8,3-1-48,-4 7 40,1-4-8,-1 5-24,3-7 40,0 0 0,-3 6 8,1-4 8,0 4-16,0-6 0,2 0 0,-4 8 16,-4-6-24,5 5-8,1-6 16,2-2-16,-4 9 24,2-7 24,0 9-16,0-9-16,2-1 24,-1 9-24,-1-8-8,1 7 24,1-8-16,-1 0 0,0 7-8,1-5 24,1 5-16,-1-6 0,0-1-16,1 7 24,0-6-24,0 1-8,2-2 24,-2 0 0,3 6 0,-1-7 0,-2 2 8,1-1-8,0 0-8,3-1 0,-1 2 8,7-2-8,-8 0 8,0 0 8,10 0 0,-9 0-16,8-1 48,-11-1-40,1 2 24,9-2 16,-6 0-24,6 0 0,-8 2-16,0-1 24,10-2-32,-2-1 32,-7 2-32,4-3 8,-3 2-8,0 1 8,9-6-8,-10 6 8,5-2 0,-3 1 8,-1-1 0,7-4 0,-8 5 0,4 1-8,-3 0 16,-2-1 0,7 0-16,-9-1 16,3 2-16,-2 0 16,2 0-16,0-1 40,-2 3-16,-1 0-24,0-1 32,3 0 32,-3 1-8,0 0 16,0 0-72,0 0 72,0 0 16,0 2 48,0 1-16,0-1-120,0-2 192,-1 3-40,-1 0-8,2 5 41,-1-6-185,1-1 120,-2 9 56,1-4-56,0 2 16,0-3-136,0-2 64,-3 5-16,1 0 72,-1-1-56,4-1-64,0-4 72,-4 1-72,4 6-24,-1-6-16,-1 2 40,1-3-8,0 0 48,-1 5-24,2-6-24,0-1 8,0 0 24,0 3 8,0-2-56,2-1 32,-2 1-8,0 0-48,2-1-8,1 0 56,-1 0 8,0 0-8,-2 0 8,4-1-32,-1 0 0,7-1-32,-9 0 56,-1 1-64,4-1 16,6 0-32,-6-6 8,3 7 72,-3 0-24,-1-3-8,8-3-16,-7 4 16,3-2 32,-3 3-88,-2-1 56,8 0-24,-7-5 0,4 6 56,-4 2 16,-1-3-88,7-1 40,-6 1 8,-1 0 24,0 2 8,6-3 16,-5 1-16,0 0 40,-2 1-48,-1 1-32,3 1 32,-1-1 48,0 1-32,-2 0-16,0 0 8,4 0 16,-4 0-24,0 0 16,0 0 8,0 1-16,0 2 32,0-2-40,0 0 40,0 2 24,0 5-56,0-6 48,0 3-56,0-3 56,0 0-32,0 5 0,0-4-8,-2 2-16,2-2-16,0-1-24,0 5 48,0-6-48,0 2 40,0-3-24,0 3 80,0 0-64,2-1 0,-2 0 8,0-1-8,3 1-56,-1-2 48,1 0 24,0 0-8,-2 0 0,2 0 8,0 0-32,7 0 48,-8-1-24,-2 1 40,10-3-40,-7 1 40,9-2-64,-9-2 24,-2 4-72,12-1 56,-2-5-16,0 1-8,-4 2 40,-3 3 8,7-7 16,0 1 8,2 0 16,-4 0-48,-5 5 16,9-5-32,-1 0 0,0-1-8,-4 2 24,-4 4 0,8-6 8,-2 1-16,0-1-16,-3 3 24,-3 4-8,7-7-16,1 1 16,-1-1 40,-3 3-32,-5 3 40,7-6-48,-1-1 72,1 0-64,-2 2 0,-5 5 72,8-6-8,-1-2-56,1 2 48,-3 2-56,-5 4-56,8-8 128,0 2-32,0 0-48,-4 2 8,-4 4 112,1-6-48,8 0-32,-9 0 80,7 3-112,-6 3 24,0-5 24,9 4-24,-11-4-24,0 5 0,-1 3 0,2-8 48,0 7 48,0-1 32,-3 0-128,0 1 152,0 0-96,0 0 32,0 1 0,-2 0-88,2 0 72,-2 0-16,0 0 8,-2 2-48,2-1-16,2 0-16,-4 2 8,1 0-72,-1-2 40,-3 0 40,4 0-32,0 2-64,-3 4 80,2-6-40,-2 4 56,3-2-56,-1-2 40,0 2-56,0 5 8,-3-6 64,3-2-24,1 3-8,0 5 40,-1-6-8,2 3 0,1-3-56,0 0 32,0 1 40,-2 0-72,2 1 56,0-2 40,-1 0-8,0 1-24,-1 0 32,1 2-40,2-2-32,-3-1-8,-1 5 64,0-6-40,2 4 16,1-2 80,-3-1 8,1 6-104,-1-5 40,-2 3-24,4-3 8,-2 0-8,0 7 24,0-7 40,0 5-64,3-4 16,-3 4 56,1 0 24,-1-1-80,3-2-16,-1-1 8,-1 4 8,-2 0 16,1 0 40,1-3-72,2-1 104,-2 5-128,-1-1 48,1 0-24,0-3 0,2-2-16,-2 5 96,-1-1-96,1 0 48,0-2-32,2-3-8,-2 1-8,2 7 16,-1-8-8,1 4 8,0-4 8,0 0 16,-1 5 16,0-7-40,2 2 0,0-2-32,0 3 8,0-2-40,0 1 56,0-2 8,0 0 24,0 0-48,0 0 16,0 2 16,0-2-8,0 0 32,0 0-8,0 0-80,0 0 152,0 0-88,0 0 24,0 0 16,0 0-232,0-1 352,0 0-176,2 0 56,0 0-64,0 0 16,-2 1 8,3-4-8,-1 2-56,1-2 8,0 2 48,-2 0-72,1-4 32,-2 3-24,3 0 64,-1-2 0,-1 3 16,3 0 8,4-2-80,-5-3 0,-2 5 56,0 2-40,1-8-16,2 6 112,-1-6-40,5 7-16,-5-1-32,0-5 0,5 4 8,-5-1 16,-1-1 8,-1 3-48,9-1-16,-8-1 24,2-2-56,3 5 96,-4 0 16,-1-2-16,8-1 8,-8 2 32,0 0-40,-1 1-24,8-2 0,-6 1-56,-1-1 16,4 2 64,-2-1-16,-2 1 24,8-1 32,-7 1 8,4 0-48,-4 1 16,-1-1-64,2 1 32,-1-1-8,-1 1 24,0 0-64,1 0 72,1 0-72,-2 0 32,0 1 32,-2 0-8,2-1-16,1 2 16,0-2-16,-3 2 24,0-2 8,0 3 16,0-1 0,0 0-24,0 3 0,0-2 88,-2-1-80,-1 5-16,1-5 48,2 3-40,-1-4-72,0 3 96,0 5 40,-3-7-56,2 5-8,0-4 16,1 0-8,-3 7-16,-1-7 48,3 2-40,1-1 56,-3 3-24,1-5-72,2 8 56,1-8-16,0-1-56,0 9 80,0-7-24,0-1-40,2 3 40,-1-3 16,-1 1-72,1-1 56,3 5-72,4-7 72,-4 0-160,-1 2-80,10 1-48,-9-1-104,6-2 392,-6 0-489,5 0-79,4 0-168,-2 0-104,-2 0 840,-6 0-888,11-2-48,0 0 15,1-1 153,-5 1 768,-6 1-552,12 0 144,0-2-2184,-16 3 2592</inkml:trace>
-  <inkml:trace contextRef="#ctx0" brushRef="#br0" timeOffset="3952">1664 124 5225,'0'0'0,"0"0"1264,-1 0-552,0-2-712,1 2 224,-1-3-160,-1 1-96,2 0-16,0 2 48,0 0-88,0-1-8,0 1-24,0-1 24,2 0 96,-2 1-32,2-1-24,1 0 96,0-2-72,0 1 32,-2 2-72,2-1-16,0-1-96,6 1-8,-6-2-48,1-1-48,6 1 0,-6 1 8,4 0 280,-5 1-264,0-7 56,6 6 23,-5-1 41,6-4 144,-7 6-88,0-2 8,9-5 48,-8 5-8,3 1 40,-4 1-56,-1-7 40,7 6 8,-6-1-8,4-4 16,-6 6 80,2 0-16,0-2 8,0-1 16,-1 1-88,-2 2 48,3-2 24,-3 0 41,0 1 15,0 1-128,0 0 152,0 0 40,0-1-8,0 2 0,-2 0-184,2 0 160,-1-1-48,-1 1-48,-1 0-8,1 0-56,1 0 32,-3 0-24,1 1 8,0 1-16,0 0 0,2-1 0,-3-1 0,-1 1 48,0 1-32,-3 0-16,5-2-64,0 8 8,-8-7-8,7 2-8,-3-1 72,5-1 0,-2 7 8,0-6-16,-8 5 0,8-5 8,4-1-16,-10 8-8,0-2-16,1 0 32,2-4 8,4-3 32,-1 11-24,-7-4 32,6 0 8,-4 0-48,6-5 80,-8 7 80,1 1 64,0 0 48,1-2-272,8-6 280,-10 10 8,0-1-24,-1 0 8,3 0-272,6-9 232,-7 9-16,0 1-56,-1-1-16,4-2-144,5-8 112,-2 9-32,0-1 0,0-1-72,1-1-8,2-6 8,0 2-16,-2 7-8,2-8 24,1 4-8,0-5 8,0 1-8,0-1-8,2 1 8,1 0 0,-3-2-24,10 0 8,-10 0 0,3 0-8,6 0 24,-8 0 8,2 0-8,7-3 8,-7 2-8,6-2 0,-8 3 0,3-3-16,9 0-48,-4 2 32,-1-2 32,-7 3-24,3-3 8,9-4 32,-3 4-40,-2 1 24,-7 2-16,8-4 8,-6-3 16,11 4 0,-11 0-8,-3 2 8,11-2 8,-7-1 0,6 1-16,-8 2 0,-1 0 24,2-2-8,1 2 16,6-1 40,-10 1-72,0 1 32,2 0 16,1 0 8,-1 0-48,-2 0-8,0 0 24,0 0 16,0 1 16,0 1 56,0 1-112,0-3 120,0 3 40,-1 5-31,0-6-57,-1 7-72,2-9 72,-1 8-32,1-1-24,-2 2 40,1-2-56,1-6 48,-2 9-16,-2-1 16,1 1-32,-1-1-16,4-9-8,-3 9 16,0-2-24,0-4 8,2 5 8,1-7 8,-2 1-24,1 5 24,1-5-16,0 0 8,0-1-40,0 1-32,0 1 16,0-1-24,0-1 80,0-1-64,1 0 16,-1 0-16,3 0 56,-1 0 8,-1 0 0,2-3 8,0 2 0,1-2-8,5 1 0,-8 2-8,1-3-9,2 0 1,9-4 8,-11 6 8,-1 0-8,12-6 0,-9 4-8,8 0-8,-9-5 24,-3 7-24,14-1-8,-11-2 32,8 1 0,-7-4 0,-4 6 0,9-1 8,-7-2-16,7 1 24,-7 2-16,-1 0 8,8 0-8,-9-1 24,3 1-8,-3 1-16,0 0 48,2 0 33,-2 0 23,0 2 8,0 0-112,0-2 160,0 2 0,-1 0 0,-3 1 24,1 3-184,3-5 136,-3 1-16,1 9 8,-1-4-32,1 0-96,1-6 80,-3 7 24,0 1-40,1-1 0,-1 0-64,4-7 40,-3 8-24,2-1 0,-1 0-32,1-6 16,1-2 8,0 9-8,-2-7-8,0 5 24,2-7-16,0 0-48,0 3 16,0-1 8,4-2-8,-3 0 32,-1 0-16,4 0-8,-1 0 16,7-2 16,-9 0-8,0 1 8,10-2-8,-7-5-24,8 5-24,-2-5 48,-9 7-16,10-7-24,1 0 8,0-3-8,0 1 40,-10 8-56,14-10-8,-1-3-8,2 2 16,-4-1 56,-10 13-8,12-14 0,1-2 32,-2 4-16,-3 0-8,-10 12-32,12-13 16,0 1-16,-2 2 8,0 1 24,-10 8-16,10-9 0,-1 1 16,-1-1-32,-6 2 32,-2 7-16,9-7-56,-8 1 56,1 0 32,6 1-16,-8 6-16,-1-6 64,4 4-32,-1-6-16,-1 7 0,-2 2 24,0-3 24,0 0-16,0-1 24,0 3-56,0 1 72,-1-2-24,-1 2 8,0 0-8,-2 0-48,4 0-16,-3 3 8,0 6-24,-8-7-40,9 0 72,1-2-16,-9 8-8,5-5 24,-8 5 24,9-2-24,4-5 32,-13 7-8,8 0 0,-5-1 24,6 0-48,4-6 24,-11 6 24,8 2-32,-2-2 0,-3-1-16,7-5 32,-2 7-16,0 0 0,1 0 16,1-2-32,0-6 24,1 8 24,-2 0-24,2 0 0,0-1-24,0-6 8,2 7-32,2 0 16,6-1 0,-9 0 8,-1-5-8,11 7 8,-8 1-32,12 0 24,-3-2 8,-11-7-40,13 8 24,-1 0 24,1 0-32,1-1 24,-12-7 24,14 8-24,-1-1-24,1-1 24,1 1 0,-16-7 8,15 7-32,3-1 40,-1-4-56,-3 6 40,-14-8-56,16 1 8,-2 9 24,2-8 24,-4 4 0,-14-6 48,15 1-8,-4 5-16,1-4 24,-2-1-48,-9-2 32,10 9 32,-1-8 16,-7 7-32,9-7-48,-10-1 72,0 8-24,1-5-8,0 0 32,-1 3-72,-2-5 64,2 1 32,-2 1 16,0 5 64,0-6-176,0-2 184,-1 9 16,-1-7 48,-2 8-32,-4-7-216,8-3 208,-4 10 16,-7-7-56,2 7-16,-2-8-152,10-2 152,-11 10-56,-3-3-40,-4 2 16,0-3-72,18-4-8,-22 5 40,0 1-8,0 0-40,1-2 16,19-5 24,-21 2-72,1 5-8,0-6 8,1 5 48,20-6-56,-20-1-24,4 2-32,-4 0-48,4 0 160,16-2-160,-17 0 8,0 0 48,3 0-88,3-1 192,11 1-192,-14-1 32,2-1 24,0-1 112,3 1 24,10 1-16,-10-3-8,2-3-64,-2 4 8,7-5 80,3 8-48,-9-3-8,8-7 24,-1 7-48,-1-6 80,4 7-160,-3-4-8,1 1-24,2-5 24,0 2 168,0 8-120,0-10-24,0 1 32,4 0 8,7-1 104,-10 9-112,2-10 40,9 1 32,-3-1 0,0 1 40,-8 9-48,12-10 16,1-1-8,1 0 56,-1 3-16,-13 8 56,15-9-16,1 0 32,-2 1-64,2 1-8,-16 7 32,15-8 48,1 1 8,-2 4 64,1-4-152,-15 7 152,13-3 8,1-4 16,-2 5 0,-2-3-176,-10 4 224,12 1 0,-1-2 8,-1-4-16,1 6-216,-11 1 240,11-3-32,0 1-24,-2-1 40,1 0-224,-10 3 184,8-2-32,2 1 16,-1-1-64,-7 1-104,-3 1 40,12-1 48,-8 1-40,6 0-24,-8 0-24,-1 0 40,2 0-56,0 0 40,0 0 8,0 1-32,-3 0 49,2 1-9,-2-2-32,0 1 0,0 1-8,0-2-16,3 2 40,-3 1 0,0-1-16,0 1-8,0-3 8,0 7-24,0-5-16,0 0-41,0 0 73,0-2-96,-1 3 16,-1 0-8,2-1 32,0-2 56,0 0-40,0 2-32,2-2 8,0 0-8,-2 0 72,0 0-48,3 0 32,-3 0 0,2 0 0,-2 0 16,0 0-40,1 0 0,3 0-16,-2-2 8,0 2 48,-1 0-48,9-1-48,-8-1-8,1 0 16,6-1 88,-7 3-88,0-3 56,9 0 16,-7-1 8,9-3 8,-12 6-8,8-2-16,-6-1 16,13-5-8,-8 7 16,-8 2 16,11-8-16,-8 5 0,9-1-8,-9 1 8,-2 3-16,11-4 48,-9 0 16,7 2 32,-7 0-80,-3 2 96,3-2 40,1 1 16,-1 1 16,1 0-168,-4 0 160,3 0-32,-1 0 0,1 2 32,-1 0-160,-2-2 161,0 2 31,0 1 24,0 4-48,0-5-168,0-2 184,0 8-8,0 0-24,0-1-40,-1 0-112,0-6 88,0 6-24,-2 1-56,2 0-16,0-3 8,0-3-56,0 0 24,1 9 56,-3-8 8,1 4-32,1-6 16,1 1-88,0 0-80,0 0-24,2-1 176,-2-1-208,2 2-8,0-2-16,1 0 0,-1 0 232,-2 0-225,3 0-39,8 0-88,-8 0-48,5-1 400,-8 1-512,3-1-104,8 0-48,-7-3-96,9 3 760,-12 1-808,9-3-65,0 0-119,0-4-64,0 4 1056,-9 3-1144,11-8 47,0 5 217,0-6 240,0 6 640,-11 2-384,14-8-2080,-15 9 2464</inkml:trace>
-  <inkml:trace contextRef="#ctx0" brushRef="#br0" timeOffset="3953">3193 2 4897,'0'0'0,"-3"0"1264,-1 0-384,-9-1-544,4 0-336,9 1 96,-10 0-8,0 0 40,-2 0 56,2 2-184,9-2 208,-10 2 64,-2 1 72,2 0 64,-2 5-408,13-8 465,-11 2-9,-3 6-16,4-6-96,1 5-344,8-6 320,-12 1-24,0 9-56,1-3-40,-3 0-8,1 0 24,-1 1-48,2 1 104,1 1-272,10-11 320,-12 12 24,1 1 88,-2 1 9,0-1-441,15-12 392,-17 16-8,2-2 56,0 2-48,2 1-392,13-17 496,-12 16-96,-1 0-72,0 1-48,1 1-280,11-19 128,-8 19 40,-1-2-96,7-1-56,-7-2-16,9-13 72,0 12-152,-2 1 8,2-2 24,-1-1 48,2-11-88,0 10 88,0-2-24,4-5 48,6 4-24,-10-6-48,4 0-24,6 1 72,0-2-16,0 0 16,-9 0-56,11 0-24,2-2-88,2-5-56,0 4 224,-15 2-128,19-8-72,0 6 56,1-6-8,0 1 152,-20 8-272,22-9 136,2-1-40,0-1 56,2-1 96,1 2-80,-1-1-24,0 0-16,-2 3 144,-24 8-104,24-7 32,0-1 64,0 5-32,-4-5 40,-20 7-24,22-2-32,-1 1-16,-1-1 48,-3 2 24,-17 1-56,16 0 48,-1 0-8,0 0-16,-2 2 32,-13-2-8,11 8 24,0-7 0,0 7 24,-2-6-40,-10-2 8,4 10-72,7-2 24,-8 0 0,-1 0 40,-1-8 16,2 9 16,1 2-24,-2 0 32,0 0-128,-2 1 112,0 1-32,0 0-32,0 1 40,0-14 48,-2 14-8,-1 1 40,-1 1-40,-5 0-40,9-15 48,-2 16-72,-2 2-8,-6-2 96,0 2-64,10-19 88,-12 19-48,-1-1 32,-1 0-8,2-3-64,10-12 96,-13 14 96,-1-1 64,-2-1 72,0 0-328,18-14 336,-19 13 40,-2 1 32,2-2-56,0-2-352,19-11 344,-21 10-48,-1 1-32,2-2-80,0-1-184,19-8 217,-19 9-105,2-2-32,-2-4 0,2 6-80,17-9 16,-16 3 32,0 4-24,-1-4 0,3-2-88,15-1 64,-14 2-48,-2-2-8,4 0-64,1-1 120,11 1-153,-10-2-7,1-6-80,5 5 24,-5-8 216,9 11-296,-2-8 32,1-3-8,1 0 56,0-1 216,0 12-80,3-16-24,7 0 96,-7-1-8,11-2 16,-14 19-56,13-21 136,1-1-72,3-1 72,4-1-80,-21 24 88,21-25-48,2-2 72,2 0-96,1 0-16,-26 26 48,27-26-24,1-1-56,3-2 40,-2 3-8,-28 26-24,30-27-104,0-2-16,1-1-96,0 2-32,-1 0-40,2-1 80,-2 2 80,-3 3 152,-26 23-32,30-22 48,-1 0-40,-1 2 24,-2 5 0,-27 16 8,25-16 80,-1 5 104,-2 1-8,-2 3-48,-4 6 64,-1-1-56,-4 3 48,-2 0 56,-7 1-40,1 2 24,-1 6-8,-3-2-224,0-7 240,0 8 24,-3-1-16,-6 0-16,6 0-232,3-6 169,-12 6-89,2 2 0,4 1-64,-5 1-16,11-11 56,-11 11 8,-1 1-40,-1 0 40,1 0-64,12-12 48,-14 12-32,1 2 48,-1 0-72,1-1 8,11-12 0,-12 14 40,-1-1-32,2 1-16,-1-1-8,13-14 16,-12 14 8,2 0-32,0-2 16,0 0 8,11-11-104,-10 10-48,5 1-48,-5-2-33,7-1 233,3-9-240,-3 8-32,1-6 96,1 5 8,1-7 168,0 0-128,0 2 48,1 1-48,3-1-24,5-2 152,-9 0-88,3 0 0,0 0-24,7-2 32,-6 0 80,-4 2-48,11-3-72,-2 1 56,1-1-16,0 0 80,-10 3-120,12-2 48,2-6-8,-1 6 32,2-5-16,-15 7 64,14-2-56,1-6 32,0 5-16,1-5-8,-16 8 48,16-3 16,-4 0-16,0-5 32,1 5-32,-13 3 56,10-3-8,0-1 56,-1 1 16,1 2 40,-10 1-160,3-2 104,8 1 48,-10 1-80,2 0 56,-2 0-128,1 0 112,1 0-56,-1 2 56,-2 0-96,0-2-16,0 1 80,0 1-64,-1 0 72,0 2-56,1-4-32,-2 2 56,1 6 8,-1-7-104,-2 6 40,4-7 24,-1 3-16,-2 5-16,2-5 8,-1 4 0,2-7-56,0 2-88,-1 7-24,-1-6-48,1 4 216,1-7-248,-3 0-24,0 2-16,2 0 0,-1-1 288,2-1-264,0 0 48,0 0 16,0 0 24,0 0 176,0 0-120,0 0 8,0 0 8,2-1 48,1-1 56,-3 2-24,2-2 8,7 0 56,-6 1-40,0-2-32,-3 3 32,12-4-16,-10 0-40,10-3 32,-9 6 24,-3 1-16,11-3 16,-8 0 56,8 0-8,-8 1-48,-3 1 40,9 0 8,-7-2-64,1 2 56,8 0 32,-11 0 0,3 0 16,0 1-8,1-1-80,-4 1 0,3 0-8,-1 0-16,1 0 24,-1 0 0,-2 0 32,2 1 16,-2-1-48,2 0 0,1 0 40,-3 2-40,0-2-56,0 0 56,0 2 8,0-2-16,2 2-32,-2 0 56,0-1-16,2 1-32,-2 1 48,0 0-32,0 0 0,0-3 16,0 2-40,0 5-8,0-7 32,0 3-32,0 4 56,0-7-24,3 8 16,-3-7-16,0-1 16,0 3 8,2-1 0,-2 0 16,0 0 16,0-2-40,2 2 48,1-2 64,0 0 40,0 0 40,-3 0-192,10 0 296,-7 0-64,0 0 8,7 0-32,-10 0-208,3-1 88,8 0 8,-2-3-64,3-2-24,-12 6-8,12-3 16,4-7-24,-4 6 40,1-5-72,-12 9 40,12-7-216,0-1-112,1 1-104,1-3 0,-14 10 432,16-9-432,3-2-96,1 0-297,-2-1-343,-19 12 1168,19-10-1416,0-2-128,-2 1-1,-2 0 1545,-15 11-1520,15-9 72,-1-1 223,-2 3 321,-1 0 320,-11 7 584,11-8-2184,-11 8 2184</inkml:trace>
-</inkml:ink>
-</file>
-
-<file path=word/ink/ink2.xml><?xml version="1.0" encoding="utf-8"?>
-<inkml:ink xmlns:inkml="http://www.w3.org/2003/InkML">
-  <inkml:definitions>
-    <inkml:context xml:id="ctx0">
-      <inkml:inkSource xml:id="inkSrc0">
-        <inkml:traceFormat>
-          <inkml:channel name="X" type="integer" min="-2.14748E9" max="2.14748E9" units="cm"/>
-          <inkml:channel name="Y" type="integer" min="-2.14748E9" max="2.14748E9" units="cm"/>
-          <inkml:channel name="F" type="integer" max="32767" units="dev"/>
-        </inkml:traceFormat>
-        <inkml:channelProperties>
-          <inkml:channelProperty channel="X" name="resolution" value="1000" units="1/cm"/>
-          <inkml:channelProperty channel="Y" name="resolution" value="1000" units="1/cm"/>
-          <inkml:channelProperty channel="F" name="resolution" value="0" units="1/dev"/>
-        </inkml:channelProperties>
-      </inkml:inkSource>
-      <inkml:timestamp xml:id="ts0" timeString="2026-06-12T03:38:17.290"/>
-    </inkml:context>
-    <inkml:brush xml:id="br0">
-      <inkml:brushProperty name="width" value="0.03513" units="cm"/>
-      <inkml:brushProperty name="height" value="0.03513" units="cm"/>
-    </inkml:brush>
-  </inkml:definitions>
-  <inkml:trace contextRef="#ctx0" brushRef="#br0">25 1354 24575,'70'-38'0,"3"-27"0,-34 22 0,0-6 0,4-11 0,0-4 0,-1-2 0,0-2 0,3-5 0,0 0 0,-6 3 0,-1 1 0,-5 2 0,-2 1 0,-6 9 0,-3 2 0,-4 2 0,-2 3 0,1-28 0,-8 18 0,-7 8 0,-2 31 0,-11 2 0,-6 15 0,-6 4 0,-2 4 0,-1 18 0,0 16 0,2 12 0,3 14 0,2-2 0,6-7 0,6-5 0,3-11 0,2-7 0,2-10 0,0-9 0,2 2 0,2 7 0,12 2 0,14 2 0,11-8 0,19-5 0,8-6 0,18-7 0,-6-26 0,5-16 0,-8-18 0,-41 22 0,-3-1 0,21-25 0,-20 8 0,-8 10 0,-14 12 0,0 7 0,-4 6 0,-2 5 0,-6-1 0,0 7 0,0 1 0,0 1 0,-10 1 0,-11 3 0,-13 23 0,-22 20 0,-4 21 0,-3 13 0,31-33 0,-1 2 0,-2 1 0,1 0 0,4-2 0,1 0 0,-1 0 0,0 0 0,-29 37 0,4-1 0,-7-4 0,2-1 0,-2 5 0,30-36 0,0 0 0,-33 33 0,1-10 0,22-13 0,7-12 0,27-18 0,23-15 0,33-23 0,13-33 0,-23 8 0,1-6 0,2-8 0,0-4 0,2-10 0,0-5 0,3-6 0,1-2-152,-16 24 0,1-2 1,-1 2-1,13-23 0,0 3 152,-3 6 0,-1 4 0,-7 11 0,0 5 0,22-19 0,-10 22 0,-15 33 0,-6 8 0,-17 12 0,-3 14 0,-24 17 0,-10 22 0,-12 11 0,-1 18 0,-10-1 253,27-34 0,1-1 0,-24 33-253,7 4 0,13-21 0,8-17 0,11-16 0,10-19 0,20-9 0,14-8 0,14-16 0,12-14 0,13-17 0,-35 18 0,1-3 0,4-1 0,-1-3 0,1-4 0,0-2 0,0 2 0,1 0 0,-1 1 0,-1 1 0,-1 3 0,-2 2 0,30-27 0,-20 24 0,-19 19 0,-14 22 0,-27 26 0,-15 20 0,-20 19 0,-9 11 0,25-30 0,-1 3 0,-5 0 0,-1 2 0,-1 6 0,-1 0 0,-10 1 0,0 1 0,4 1 0,3 0 0,-2-2 0,2 1 0,7 0 0,3 0 0,3 0 0,2 0 0,7-6 0,2-1 0,-3 28 0,8-26 0,13-42 0,18-40 0,12-28 0,13-31 0,-16 32 0,2-3 0,-1-2 0,2 0 0,1-3 0,2 0 0,4-2 0,0 1 0,2 1 0,-1 0 0,0 0 0,0 0 0,-1 1 0,-2 2 0,-6 8 0,0 4 0,26-26 0,-18 23 0,-7 29 0,-9 8 0,-13 30 0,-3 23 0,-5 28 0,-1-20 0,-2 4 0,-3 9 0,-1 2 0,0-1 0,-1 0 0,-7 3 0,0-2 0,4-8 0,2-4 0,-4 26 0,6-22 0,7-29 0,13-19 0,8-24 0,20-36 0,-13 9 0,0-6 0,0-1 0,-1-2 0,1-3 0,0 1 0,-2 5 0,-1 2 0,22-34 0,2 17 0,-6 26 0,-6 11 0,-7 19 0,-1 4 0,-3 5 0,8 0 0,-4 0 0,9-3 0,8-6 0,10-24 0,11-22 0,-2 2 0,-11 2 0,-12 12 0,-17 18 0,-6-3 0,-7 4 0</inkml:trace>
-  <inkml:trace contextRef="#ctx0" brushRef="#br0" timeOffset="733">1 725 24575,'15'-8'0,"39"-2"0,14 5 0,10-2 0,1-6 0,1-3 0,8-9 0,0-1 0,-1 3 0,0 0-361,2-1 1,1 1 0,-2 7 0,0 2 360,-7 2 0,0 3 0,1 3 0,0 2 0,-5 1 0,0 2 0,0 0 0,1 0 0,3 1 0,1 0 0,2 0 0,1-1 0,1-1 0,-1-1 0,5-3 0,0-3 0,-4-5 0,-1-2 0,-5 1 0,-2-2 0,-2-2 0,-2 0 0,-9 5 0,-2 2 156,-8 5 0,-3 1 1,32-1-157,-24 7 0,-17 0 119,-9 0 0,-11 6-119,-6 3 0,-3 2 0,-7 2 183,-1 0 1,-17 11-1,-4 3 1</inkml:trace>
-</inkml:ink>
-</file>
-
-<file path=word/ink/ink3.xml><?xml version="1.0" encoding="utf-8"?>
-<inkml:ink xmlns:inkml="http://www.w3.org/2003/InkML">
-  <inkml:definitions>
-    <inkml:context xml:id="ctx0">
-      <inkml:inkSource xml:id="inkSrc0">
-        <inkml:traceFormat>
-          <inkml:channel name="X" type="integer" min="-2.14748E9" max="2.14748E9" units="cm"/>
-          <inkml:channel name="Y" type="integer" min="-2.14748E9" max="2.14748E9" units="cm"/>
-          <inkml:channel name="F" type="integer" max="32767" units="dev"/>
-        </inkml:traceFormat>
-        <inkml:channelProperties>
-          <inkml:channelProperty channel="X" name="resolution" value="1000" units="1/cm"/>
-          <inkml:channelProperty channel="Y" name="resolution" value="1000" units="1/cm"/>
-          <inkml:channelProperty channel="F" name="resolution" value="0" units="1/dev"/>
-        </inkml:channelProperties>
-      </inkml:inkSource>
-      <inkml:timestamp xml:id="ts0" timeString="2026-04-07T12:13:40.949"/>
-    </inkml:context>
-    <inkml:brush xml:id="br0">
-      <inkml:brushProperty name="width" value="0.05" units="cm"/>
-      <inkml:brushProperty name="height" value="0.05" units="cm"/>
-    </inkml:brush>
-  </inkml:definitions>
-  <inkml:trace contextRef="#ctx0" brushRef="#br0">278 8 24575,'-24'23'0,"-10"8"0,-27 27 0,13-13 0,-6 11 0,27-19 0,9-3 0,6 0 0,17-1 0,22-3 0,25 3 0,28 1 0,-29-16 0,2 1 0,2-1 0,0 1 0,-3 1 0,-1 0 0,34 19 0,-26-7 0,-22-6 0,-18-5 0,-20-2 0,-56 17 0,-4-13 0,6-8 0,-3-5 0,-30-12 0,17-13 0,19-9 0,25-5 0,9-10 0,8-13 0,12-10 0,19-9 0,21 1 0,17 6 0,12 8 0,2 10 0,-2 11 0,-6 7 0,-15 7 0,-10 4 0,-10 0 0,-8 0 0,-6-3 0,-5-3 0,-5-1 0,-3 2 0,-1 4 0,-1 5 0,0 8 0,1 19 0,-1 37 0,1 46 0,-3-32 0,0 1 0,-2 1 0,-1-2 0,0-10 0,-1-3 0,-3 16 0,4-31 0,3-18 0,3-11 0,1-5 0,2-4 0,1-2 0,1-1 0,-1-1 0,0 1 0,-1-2 0,1-4 0,5-10 0,8-12 0,10-17 0,9-12 0,4-4 0,-1 3 0,-4 12 0,-9 14 0,-10 14 0,-6 11 0,-6 5 0,-4 4 0,-5 0 0,-5 1 0,-7 1 0,-4 1 0,-3 2 0,3 4 0,2 5 0,4 6 0,4 5 0,3 2 0,3-2 0,2-1 0,5-1 0,9 2 0,9 2 0,9-3 0,6-2 0,0-6 0,-5-4 0,-6-5 0,-7-2 0,-8-1 0,-2-1 0,-3 0 0,0-1 0,-1 1 0,8 3 0,6 1 0,4 2 0,1-2 0,-4-3 0,0-2 0,1 0 0,5-1 0,5-4 0,0-6 0,0-7 0,-5-10 0,-5-11 0,-5-9 0,-5-3 0,-5 3 0,-3 8 0,-6 7 0,-8 4 0,-9 6 0,-12 6 0,-7 6 0,-6 7 0,2 8 0,5 11 0,10 11 0,12 14 0,15 11 0,17 4 0,14-1 0,19-5 0,8-8 0,8-8 0,3-8 0,-6-9 0,-9-7 0,-11-8 0,-11-7 0,-9-7 0,-4-6 0,-6-4 0,-4-2 0,-2 0 0,-1 0 0,0 1 0,-2 0 0,0 4 0,-1 6 0,-1 5 0,0 2 0,0 2 0,-1 1 0,0 1 0,0-1 0,-1 0 0,-2-2 0,-3-1 0,-4 2 0,-2 1 0,-4 2 0,1 1 0,1 1 0,2 2 0,3 2 0,2 6 0,2 7 0,1 6 0,3 5 0,3 6 0,5 4 0,4 1 0,3-2 0,5-6 0,5-7 0,5-7 0,7-7 0,4-6 0,5-5 0,4-6 0,-2-4 0,-4-5 0,-9-2 0,-7-4 0,-7-5 0,-8-9 0,-3-7 0,-5-4 0,-3 1 0,-4 7 0,-5 10 0,-10 10 0,-13 9 0,-24 14 0,-23 18 0,-12 17 0,44-16 0,1 2 0,-32 21 0,21-13 0,20-11 0,18-10 0,11-5 0,13-4 0,25-4 0,39-6 0,-19 0 0,5-1 0,6-2 0,1-1 0,4-2 0,0-1 0,-8 1 0,-3-1 0,-7 1 0,-2-1 0,33-11 0,-30 8 0,-13 7 0,-16 16 0,-26 49 0,-17 5 0,-11 10 0,-3 2 0,-7 7 0,-3 2 0,4-10 0,-2 3 0,-1-1 0,3-5 0,0-1 0,2-6 0,2-2 0,-9 12 0,1-1 0</inkml:trace>
-</inkml:ink>
-</file>
-
-<file path=word/ink/ink4.xml><?xml version="1.0" encoding="utf-8"?>
-<inkml:ink xmlns:inkml="http://www.w3.org/2003/InkML">
-  <inkml:definitions>
-    <inkml:context xml:id="ctx0">
-      <inkml:inkSource xml:id="inkSrc0">
-        <inkml:traceFormat>
-          <inkml:channel name="X" type="integer" min="-2.14748E9" max="2.14748E9" units="cm"/>
-          <inkml:channel name="Y" type="integer" min="-2.14748E9" max="2.14748E9" units="cm"/>
-          <inkml:channel name="F" type="integer" max="32767" units="dev"/>
-          <inkml:channel name="OA" type="integer" max="360" units="deg"/>
-          <inkml:channel name="OE" type="integer" max="90" units="deg"/>
-        </inkml:traceFormat>
-        <inkml:channelProperties>
-          <inkml:channelProperty channel="X" name="resolution" value="1000" units="1/cm"/>
-          <inkml:channelProperty channel="Y" name="resolution" value="1000" units="1/cm"/>
-          <inkml:channelProperty channel="F" name="resolution" value="0" units="1/dev"/>
-          <inkml:channelProperty channel="OA" name="resolution" value="1000" units="1/deg"/>
-          <inkml:channelProperty channel="OE" name="resolution" value="1000" units="1/deg"/>
-        </inkml:channelProperties>
-      </inkml:inkSource>
-      <inkml:timestamp xml:id="ts0" timeString="2026-06-11T04:41:40.446"/>
-    </inkml:context>
-    <inkml:brush xml:id="br0">
-      <inkml:brushProperty name="width" value="0.1" units="cm"/>
-      <inkml:brushProperty name="height" value="0.1" units="cm"/>
-    </inkml:brush>
-  </inkml:definitions>
-  <inkml:trace contextRef="#ctx0" brushRef="#br0">45 2399 2621 0 0,'0'-2'0'0'0,"0"-2"0"0"0,0-3 0 0 0,0-4 0 0 0,-2-3 0 0 0,-1-4 0 0 0,-1-2 0 0 0,-2-3 551 0 0,0-3-288 0 0,0-4 64 0 0,0-3-558 0 0,2-2 204 0 0,7 55-856 0 0,5 20 883 0 0,0 2 0 0 0,-1-11 0 0 0,-3-12 0 0 0,-3-15 0 0 0,-4-11 0 0 0,-1-10 551 0 0,-2-8-288 0 0,-1-6 64 0 0,1-3-558 0 0,1-3 204 0 0,1-1 0 0 0,2-3-263 0 0,1-3 199 0 0,0-2 25 0 0,1 30 513 0 0,0 13-737 0 0,1-4 199 0 0,-1-9 25 0 0,1-11 172 0 0,2-9-306 0 0,2-9 287 0 0,0-7 0 0 0,-3 34-61 0 0,-2 12-226 0 0,2-3 287 0 0,0-11 0 0 0,5-13-207 0 0,3-14 17 0 0,3-10 166 0 0,5-10-257 0 0,-12 45 428 0 0,-5 14-337 0 0,2-4 166 0 0,4-13-257 0 0,8-15-80 0 0,4-13 400 0 0,6-12-100 0 0,6-9-301 0 0,-21 49 398 0 0,-7 16 3 0 0,2-5-100 0 0,8-13-301 0 0,6-15 280 0 0,6-11-33 0 0,5-7 26 0 0,3-3-181 0 0,-21 41 396 0 0,-8 13-241 0 0,2-3 26 0 0,6-9-181 0 0,8-9 171 0 0,5-9-28 0 0,5-2 23 0 0,1 3-48 0 0,-21 23 187 0 0,-5 8-162 0 0,1-1 23 0 0,5-3-48 0 0,4-3 41 0 0,5-2-21 0 0,3 2 53 0 0,2 1-52 0 0,-15 8 125 0 0,-7 3-126 0 0,1-1 53 0 0,5 1-52 0 0,5 0 14 0 0,3 3-7 0 0,2 4 224 0 0,1 4 16 0 0,-13-6-556 0 0,-4-4 316 0 0,0 3 224 0 0,4 4 16 0 0,2 7-219 0 0,3 9 467 0 0,1 8-218 0 0,1 8 46 0 0,-9-27-1242 0 0,-3-7 1414 0 0,1 3-218 0 0,2 9 46 0 0,1 10-251 0 0,1 12 456 0 0,2 10-205 0 0,1 9 107 0 0,-7-38-1535 0 0,-2-13 1633 0 0,1 4-205 0 0,1 13 107 0 0,2 13-180 0 0,1 13 96 0 0,0 11 74 0 0,3 10-227 0 0,-7-47-976 0 0,0-15 1129 0 0,-1 4 74 0 0,2 15-227 0 0,2 16-127 0 0,1 20 240 0 0,1 13-29 0 0,2 11-59 0 0,-6-60-843 0 0,-2-15 931 0 0,1 5-29 0 0,1 15-59 0 0,2 19-426 0 0,2 18 199 0 0,4 12 0 0 0,0 11-399 0 0,-7-60 1010 0 0,-3-20-611 0 0,1 4 0 0 0,3 17-399 0 0,3 16 221 0 0,3 12-1 0 0,1 5 176 0 0,3 0-168 0 0,-10-42 736 0 0,-4-13-744 0 0,1 2 176 0 0,4 7-168 0 0,5 7-88 0 0,4 5 318 0 0,5 1-148 0 0,2-4 101 0 0,-15-18 218 0 0,-3-4-171 0 0,0-2-148 0 0,5 2 101 0 0,5 0-50 0 0,6 0 50 0 0,6-2 206 0 0,3-5-9 0 0,-19 1-436 0 0,-7 1 239 0 0,3-2 206 0 0,5-2-9 0 0,7-4-184 0 0,4-7 311 0 0,6-8-276 0 0,2-8-21 0 0,-20 21-262 0 0,-7 7 559 0 0,3-5-276 0 0,5-7-21 0 0,7-12 79 0 0,6-14 273 0 0,5-12-271 0 0,3-9-40 0 0,-22 41-459 0 0,-5 12 770 0 0,1-4-271 0 0,6-14-40 0 0,6-16 67 0 0,6-17 39 0 0,6-16-45 0 0,4-13-20 0 0,-22 58-357 0 0,-8 20 422 0 0,2-6-45 0 0,7-19-20 0 0,6-21 36 0 0,5-19-243 0 0,3-17-3 0 0,3-13 192 0 0,-20 69 181 0 0,-6 22-370 0 0,1-5-3 0 0,5-22 192 0 0,3-23-669 0 0,3-25 313 0 0,1-15 131 0 0,-1-11-1 0 0,-11 76 833 0 0,-2 21-963 0 0,1-5 131 0 0,0-18-1 0 0,2-22-306 0 0,1-17 214 0 0,2-15 28 0 0,-1-8-326 0 0,-5 67 1640 0 0,-2 22-1342 0 0,1-6 28 0 0,1-17-326 0 0,0-16 165 0 0,1-10-1 0 0,0-7 62 0 0,1-1 537 0 0,-4 45 348 0 0,-1 14-947 0 0,1-3 62 0 0,1-8 537 0 0,0-7-79 0 0,1-6-341 0 0,-1 0-44 0 0,0 5 944 0 0,-1 18-864 0 0,0 5-36 0 0,-1 0-44 0 0,0 1 944 0 0,1-1-377 0 0,1 2 1018 0 0,-1 2-2636 0 0,0 1 2636 0 0,1 4-1019 0 0,-2 6 0 0 0,0 6-31 0 0,-1 10-1 0 0,0-18-1101 0 0,1-5 1133 0 0,1 3-31 0 0,-2 8-1 0 0,-2 12 71 0 0,-1 11 2 0 0,-2 13 110 0 0,0 11-305 0 0,4-40-1080 0 0,1-13 1275 0 0,0 4 110 0 0,-2 14-305 0 0,0 18 115 0 0,-3 16 79 0 0,0 17 96 0 0,-1 10-250 0 0,5-57-1144 0 0,1-18 1298 0 0,0 7 96 0 0,-2 15-250 0 0,0 17 28 0 0,-3 16-225 0 0,1 16-10 0 0,0 12 203 0 0,3-63-328 0 0,1-19 135 0 0,0 5-10 0 0,0 20 203 0 0,-1 24 36 0 0,1 23-668 0 0,0 16 279 0 0,0 12 0 0 0,1-72 967 0 0,-1-24-1246 0 0,1 5 279 0 0,0 21 0 0 0,2 19-560 0 0,1 18 397 0 0,3 11 140 0 0,3 2-10 0 0,-7-59 940 0 0,-1-18-1070 0 0,1 5 140 0 0,2 10-10 0 0,1 12-154 0 0,3 4 169 0 0,2 3-60 0 0,0-4 60 0 0,-6-26 820 0 0,-3-10-820 0 0,1 0-60 0 0,2 4 60 0 0,1 4-44 0 0,2 2 134 0 0,1-4-164 0 0,-1-3 452 0 0,-4-5-12 0 0,-2-3-276 0 0,0 0-164 0 0,2-3 452 0 0,2-1-27 0 0,1-3-266 0 0,3-6 290 0 0,1-4 19 0 0,-7 10-488 0 0,-1 4 179 0 0,-1-2 290 0 0,3-6 19 0 0,2-7-194 0 0,2-10-68 0 0,1-10 346 0 0,1-11-1 0 0,-7 32-804 0 0,-1 11 459 0 0,0-6 346 0 0,1-10-1 0 0,3-17-217 0 0,3-14 19 0 0,1-12-138 0 0,1-9 65 0 0,-7 47-72 0 0,-3 15 145 0 0,1-4-138 0 0,2-14 65 0 0,3-15 43 0 0,3-14-391 0 0,2-15 164 0 0,2-9-14 0 0,-9 54 864 0 0,-4 17-1014 0 0,1-6 164 0 0,4-15-14 0 0,4-15 182 0 0,2-13-256 0 0,4-9 203 0 0,5-5 28 0 0,-15 47 359 0 0,-4 15-590 0 0,1-4 203 0 0,5-10 28 0 0,5-14-79 0 0,4-8 284 0 0,2-3-1 0 0,2 1-270 0 0,-13 29-177 0 0,-5 10 448 0 0,1 0-1 0 0,3-5-270 0 0,5-5 397 0 0,3-4 0 0 0,2-2-294 0 0,1 2 225 0 0,-12 15-792 0 0,-3 4 861 0 0,1-2-294 0 0,1 0 225 0 0,2 1 0 0 0,0 1-132 0 0,0 2-60 0 0,-1 4-17 0 0,-3-1-206 0 0,-1-2 283 0 0,-2 1-60 0 0,1 2-17 0 0,2 6 49 0 0,0 7 61 0 0,1 7-65 0 0,-1 12 224 0 0,-1-25-805 0 0,-2-7 646 0 0,2 3-65 0 0,-1 11 224 0 0,-1 12-1 0 0,1 14-203 0 0,-1 13 369 0 0,1 9-176 0 0,-1-43-1127 0 0,0-14 934 0 0,0 5 369 0 0,0 14-176 0 0,0 14-1 0 0,0 12-129 0 0,-1 9-46 0 0,-1 6-231 0 0,2-44-24 0 0,0-14 301 0 0,0 4-46 0 0,-2 10-231 0 0,1 16 288 0 0,-1 10-844 0 0,0 6 383 0 0,0 1 188 0 0,2-34 1183 0 0,-1-13-1754 0 0,1 2 383 0 0,-1 7 188 0 0,1 3 0 0 0,0 2-303 0 0,1-1 236 0 0,1-4 2 0 0,-1-11 924 0 0,-2-2-1162 0 0,2-1 236 0 0,1-1 2 0 0,1 0 1 0 0,3-4-792 0 0,2-3 431 0 0,2-7 41 0 0,-7 9 2473 0 0,-2 2-2945 0 0,0-2 431 0 0,4-4 41 0 0,1-8 136 0 0,4-5-77 0 0,2-8 0 0 0,2-8 45 0 0,-9 23 1634 0 0,-3 10-1679 0 0,0-4 0 0 0,4-9 45 0 0,3-12 536 0 0,3-13-196 0 0,5-11-53 0 0,0-9-71 0 0,-11 40 485 0 0,-4 14-361 0 0,2-6-53 0 0,2-12-71 0 0,4-14 328 0 0,5-13-125 0 0,1-12 0 0 0,2-8 219 0 0,-12 47-570 0 0,-3 15 351 0 0,0-4 0 0 0,3-13 219 0 0,4-16-211 0 0,2-12 126 0 0,2-6-260 0 0,3-3 364 0 0,-12 40-616 0 0,-3 13 512 0 0,0-2-260 0 0,4-9 364 0 0,2-9-1 0 0,1-6-220 0 0,2-5-99 0 0,2-1 812 0 0,-9 27-1527 0 0,-3 9 814 0 0,1-3-99 0 0,3-4 812 0 0,3-3-369 0 0,1-4-110 0 0,0 2 506 0 0,2 0-270 0 0,-7 12-2114 0 0,-2 2 1878 0 0,-1 1 506 0 0,2-1-270 0 0,2-1-166 0 0,2 2 74 0 0,0 0-257 0 0,0 1 105 0 0,-4 1-1151 0 0,-2 1 1303 0 0,0 0-257 0 0,2 0 105 0 0,0 2-83 0 0,4 4-242 0 0,1 6 47 0 0,0 4 221 0 0,-6-11-387 0 0,0-4 119 0 0,-1 2 47 0 0,2 5 221 0 0,3 9-25 0 0,1 5-253 0 0,1 10 235 0 0,-1 7-100 0 0,-4-27-269 0 0,-1-8 134 0 0,-1 2 235 0 0,1 11-100 0 0,1 12-161 0 0,-1 10 43 0 0,0 10 0 0 0,0 7 35 0 0,-1-37 98 0 0,-1-11-133 0 0,0 2 0 0 0,0 10 35 0 0,-1 13-517 0 0,-2 10 246 0 0,-3 11 177 0 0,-3 6-96 0 0,6-40 773 0 0,2-13-854 0 0,0 5 177 0 0,-4 10-96 0 0,-4 11-535 0 0,-7 10 303 0 0,-6 6 195 0 0,-6 4-53 0 0,20-34 1237 0 0,6-11-1379 0 0,-3 1 195 0 0,-7 10-53 0 0,-9 13-23 0 0,-11 11 92 0 0,-8 9 106 0 0,-11 7 186 0 0,34-39 182 0 0,12-12-474 0 0,-4 2 106 0 0,-11 12 186 0 0,-17 14-201 0 0,-15 13-70 0 0,-15 14 22 0 0,-11 10 302 0 0,53-49 118 0 0,16-16-442 0 0,-5 6 22 0 0,-16 14 302 0 0,-18 17-258 0 0,-16 16 58 0 0,-15 11-310 0 0,-9 6 342 0 0,59-51 538 0 0,18-16-570 0 0,-6 4-310 0 0,-16 13 342 0 0,-17 16-88 0 0,-13 11 247 0 0,-10 8 0 0 0,-5 5-180 0 0,49-44-112 0 0,18-14 292 0 0,-3 2 0 0 0,-12 11-180 0 0,-15 10-21 0 0,-9 9 296 0 0,-6 5-315 0 0,1 1 25 0 0,34-31 43 0 0,12-9 247 0 0,-3 2-315 0 0,-4 5 25 0 0,-5 5-2 0 0,0 4 685 0 0,0 0-319 0 0,4-1-130 0 0,10-14-1207 0 0,3-5 1656 0 0,0 1-319 0 0,1 1-130 0 0,4 0 516 0 0,5-1-449 0 0,9-2 0 0 0,-12-2-901 0 0,-4 1 906 0 0,3-2-5 0 0,8 0 0 0 0,10-5 41 0 0,13-5 134 0 0,14-9-140 0 0,13-7-135 0 0,-42 18-906 0 0,-13 7 1181 0 0,6-3-140 0 0,15-9-135 0 0,18-12 511 0 0,21-12-235 0 0,17-14-46 0 0,16-12 581 0 0,-66 44-2624 0 0,-21 13 2089 0 0,7-6-46 0 0,20-13 581 0 0,29-21-248 0 0,26-19-252 0 0,24-17 65 0 0,22-17 805 0 0,-93 67-3545 0 0,-30 21 2675 0 0,8-6 65 0 0,30-22 805 0 0,39-30-522 0 0,39-29-260 0 0,36-26 385 0 0,21-13-356 0 0,-128 91-2535 0 0,-38 29 2506 0 0,15-12 385 0 0,34-22-356 0 0,37-25 0 0 0,33-19-290 0 0,26-11 0 0 0,16-4 0 0 0,-122 70-1048 0 0,-37 23 1048 0 0,9-4 0 0 0,31-15 0 0 0,37-16 66 0 0,25-12-3039 0 0,19-7 1470 0 0,4 1 749 0 0,-95 44 4936 0 0,-31 14-7155 0 0,5-2 1470 0 0,20-7 749 0 0,24-7 140 0 0,19-4-3226 0 0,11-2 1357 0 0,-1 4 1029 0 0,-65 17 8183 0 0,-20 8-10569 0 0,4-1 1357 0 0,11-2 1029 0 0,11 2 1192 0 0</inkml:trace>
-</inkml:ink>
-</file>
-
-<file path=word/ink/ink5.xml><?xml version="1.0" encoding="utf-8"?>
-<inkml:ink xmlns:inkml="http://www.w3.org/2003/InkML">
-  <inkml:definitions>
-    <inkml:context xml:id="ctx0">
-      <inkml:inkSource xml:id="inkSrc0">
-        <inkml:traceFormat>
-          <inkml:channel name="X" type="integer" min="-2.14748E9" max="2.14748E9" units="cm"/>
-          <inkml:channel name="Y" type="integer" min="-2.14748E9" max="2.14748E9" units="cm"/>
-          <inkml:channel name="F" type="integer" max="32767" units="dev"/>
-        </inkml:traceFormat>
-        <inkml:channelProperties>
-          <inkml:channelProperty channel="X" name="resolution" value="1000" units="1/cm"/>
-          <inkml:channelProperty channel="Y" name="resolution" value="1000" units="1/cm"/>
-          <inkml:channelProperty channel="F" name="resolution" value="0" units="1/dev"/>
-        </inkml:channelProperties>
-      </inkml:inkSource>
-      <inkml:timestamp xml:id="ts0" timeString="2026-04-07T12:13:12.287"/>
-    </inkml:context>
-    <inkml:brush xml:id="br0">
-      <inkml:brushProperty name="width" value="0.06004" units="cm"/>
-      <inkml:brushProperty name="height" value="0.06004" units="cm"/>
-    </inkml:brush>
-  </inkml:definitions>
-  <inkml:trace contextRef="#ctx0" brushRef="#br0">473 268 7816,'0'-12'0,"0"2"310,0-1 1,0-1 0,0 2-1,0-2 1,0 1 0,0 1-1,0-2 1836,0 0-2114,0 7 0,0 0 1,0 10-8,0 2 0,0 3 0,0 2 1,0-1 14,0 4 1,1-1 0,2 5 0,2 0 33,-3 3 1,-1-1-1,-1 3 1,0-1 40,0 3 0,0-2 0,0 7 0,0-1-12,0 2 1,0-1 0,0-1 0,0 2-27,0 0 1,0 3 0,0-8 0,0 1-38,0-1 1,0-2 0,0-6 0,0-5-92,0-1 0,0-6-161,0 1 1,0-7 196,0-1 1,0-6 0,0-4 0,0-1 20,0-1 0,0-3 1,0-1-1,-1-1-159,-3-3 1,3 0 0,-4-4 0,4 3 81,1-3 0,0 3 0,0-1 1,0 0-47,0 3 1,0-1-1,0 1 1,0-2-82,0-1 1,0 0 0,0-1 0,0 1 25,0-1 0,0-3 1,0 1-1,0-1 117,0 3 1,0 1-1,0-1 1,0 1 81,0 1 1,0 3 0,0 2 240,0 5 2,0 5 1,0 6-1,0 9-193,0 4 0,0-2 0,0 7 0,0-4-53,0 1 1,0 3-1,0-3 1,0-1-19,0 4 0,0-7 1,0 4-1,0-2-29,0-1 1,0-2 0,0 1 0,0 1 5,0-2 1,0 2 0,0-1-117,0 1 1,0-2-1027,0 2-765,0-1 1924,0-1 0,6-8 0,0-4 0</inkml:trace>
-  <inkml:trace contextRef="#ctx0" brushRef="#br0" timeOffset="1">124 132 7837,'-18'17'-218,"0"-4"1,0-3 231,3-2 0,2-3 0,1 4 2131,0 0-845,2-8-1029,2 5 0,10-6 0,8 0 97,4 0 1,12 0 0,-2 0 0,6 0 4,5 0 1,6-1 0,6-2-1,0-2-194,-2-2 0,2 4 0,2-4 1,-2 0-395,0 0 1,1-2-1,-8 6 1,-4 0-632,0 2 1,2 2 0,-3 3 0,-6 4 845,-6 2 0,-13 35 0,-4 10 0</inkml:trace>
-  <inkml:trace contextRef="#ctx0" brushRef="#br0" timeOffset="2">765 711 7852,'-10'22'70,"2"0"273,4-3 1,4-5-53,4-7 0,2-1 0,6-7 1,1-4-454,-3-2 0,7-3 1,-2-2 161,-1-4 0,14-30 0,4-13 0</inkml:trace>
-  <inkml:trace contextRef="#ctx0" brushRef="#br0" timeOffset="3">1090 268 7837,'0'6'933,"-5"-2"1,4-1-1,-2 0-925,1 4 0,2 5 0,0 2 1,0 4-118,0 2 0,0 2 0,0 7 1,0 1-140,0 3 1,0 4-1,0 0 1,2 0-63,1-3 0,-2 0 0,4-3 0,-1 0-20,-1-5 1,3-4 0,-3-3-412,1-5 731,5-7 0,-8-10 1,2-10-1,-4-3 189,-4-4 1,-6-2-1,2-4 1,-7-3 18,-2 2 1,-1-9 0,0 2-1,-1 0 171,-1-1 1,3 1 0,-1 1 0,1 0 157,0-2 1,6 3 0,-2 2-1,7 1-140,2 1 1,1-1 0,5 2 0,4-1-224,2 1 1,8 5-1,5 3 1,3-1-215,4 0 0,-1 2 1,6 5-1,-1 3-435,3 3 0,1 4 0,-4-2 1,0 4-354,-4 1 0,-3 6 0,-5 2 1,-4 6 196,-5 4 1,-5 4-1,-10 4 641,-7 0 0,-26 19 0,-10 3 0</inkml:trace>
-  <inkml:trace contextRef="#ctx0" brushRef="#br0" timeOffset="4">1090 348 7826,'-23'33'0,"0"-1"60,5-2 0,5-4 1,6-7-1,1-4 217,5-2 0,1-3 0,7 0-216,4-3 0,9-1 1,1-6-1,5 0-169,6 0 1,2 0-1,4-1 1,2-2-18,1-2 0,4-3 0,2 2 0,-4-1-108,-1-1 0,-10 4 0,4-2 0,-1 2-36,-2 1 0,4 2 0,-8 1 0,-1 0 237,1 0 0,-3 0 1,-6 0-1,-5 0 1525,-3 0-336,0 0 1,-6 0-704,-6 0 0,-6 0 1,-6 0-1,-3-2-286,0-1 1,-5 2 0,3-5 0,-1 3-304,-3-1 1,1 1-1,-1 3 1,1 0-13,-1 0 1,4 4 0,-1 3 0,0 4 91,4 0 1,2 1-1,3 2 1,3 2 15,1 2 0,5 0 1,10 3-1,2-1 15,7-1 0,3-8 0,8 2 0,3-5 20,1-4 0,2-1 0,2-6 0,0-6 9,0 1 0,-3-8 0,-4 0 0,-5 0-54,-6 0 1,1 1-1,-6 4 1,-1-1-17,-5 2 0,-3 3 0,-3 5-19,0 4 0,2 9 0,-5 10 0,0 3 167,0 5 0,-5 13 0,1 2 0,-3 2 16,-2 1 1,3-4-1,-3 2 1,0-2 63,0-2 0,-3-8 0,0-7 0,1-7 176,4-3 1,-3-7-331,7-5 1,-1-7 0,4-11 0,1-7-165,2-3 1,5-5 0,3-7-1,2-3-23,2-1 1,1-6-1,2-6 1,0-2 31,0-2 0,2 1 1,6-3-1,2-3 146,3-3 0,-1-2 0,6 8 0,1 1 108,-2 3 1,1 14 0,-9 4 0,-1 13-52,-6 11 0,-5 6 0,-6 12 0,-1 8-209,-4 7 0,1 15 0,-7 4 0,-2 10-26,-4 0 1,-2 7-1,-1-3 1,-3-2 143,-1-2 1,0-5-1,-3-4 1,-2-2 61,2-3 1,0-4 0,4-10 0,2-3 198,1-5-199,2-7 0,3-8 1,3-9-1,5-5-67,1-2 0,4 4 0,-1-3 0,-1 0-11,1 2 0,3 1 117,-1 5 1,2 4 0,1 8-1,1 8 98,0 5 0,-1 6 1,1 2-1,1 5-69,3 2 1,-3-1 0,7-4 0,1-2-111,0-5 0,4-5 0,-1-5 0,2-4 97,1-5 0,2-8 0,-2-3 0,3-8-75,5-3 1,-1-5 0,-3-2 0,0 0-70,-3-3 1,0 3 0,-6 3-1,1 2-154,-5 4 0,-4 3 239,-6 5 1,-5 11 0,0 4 0,-2 9 64,-1 5 1,-3 5-1,-1 3 1,1 1 89,3 2 1,0-1-1,0-8 1,0 1-33,4-3 1,7-5-1,5-2 1,4-6-185,4-3 0,1-9 1,8-4-1,3-7-135,5-7 1,6-8 0,3-4 0,3 1 2,0 1 1,2 4 0,-8 2-1,-6 7 138,-3 6 1,-8 9 0,-3 10 0,-4 10 508,-3 11 0,1 12 0,-4 6 0,1 5 306,2 1 1,7 2-1,0-3 1,5-5-506,4-2 0,1-8 0,5-6 0,1-4-801,-1-3 0,4-5 0,-3-6 0,6-4 522,6-3 0,28-21 0,8-5 0</inkml:trace>
-</inkml:ink>
-</file>
-
 <file path=word/theme/theme1.xml><?xml version="1.0" encoding="utf-8"?>
 <a:theme xmlns:a="http://schemas.openxmlformats.org/drawingml/2006/main" name="Office Theme">
   <a:themeElements>

--- a/User and Installation Manuals/User Manual - IT01 - Farm Dog - v2.2.docx
+++ b/User and Installation Manuals/User Manual - IT01 - Farm Dog - v2.2.docx
@@ -152,7 +152,7 @@
                   </wp:anchor>
                 </w:drawing>
               </mc:Choice>
-              <mc:Fallback xmlns:a="http://schemas.openxmlformats.org/drawingml/2006/main" xmlns:pic="http://schemas.openxmlformats.org/drawingml/2006/picture" xmlns:a14="http://schemas.microsoft.com/office/drawing/2010/main" xmlns:a16="http://schemas.microsoft.com/office/drawing/2014/main" xmlns:arto="http://schemas.microsoft.com/office/word/2006/arto">
+              <mc:Fallback xmlns:arto="http://schemas.microsoft.com/office/word/2006/arto" xmlns:a16="http://schemas.microsoft.com/office/drawing/2014/main" xmlns:a14="http://schemas.microsoft.com/office/drawing/2010/main" xmlns:pic="http://schemas.openxmlformats.org/drawingml/2006/picture" xmlns:a="http://schemas.openxmlformats.org/drawingml/2006/main">
                 <w:pict w14:anchorId="44CB2A3F">
                   <v:shapetype id="_x0000_t202" coordsize="21600,21600" o:spt="202" path="m,l,21600r21600,l21600,xe" w14:anchorId="66515886">
                     <v:stroke joinstyle="miter"/>
@@ -484,7 +484,7 @@
                   </wp:anchor>
                 </w:drawing>
               </mc:Choice>
-              <mc:Fallback xmlns:a="http://schemas.openxmlformats.org/drawingml/2006/main" xmlns:pic="http://schemas.openxmlformats.org/drawingml/2006/picture" xmlns:a14="http://schemas.microsoft.com/office/drawing/2010/main" xmlns:a16="http://schemas.microsoft.com/office/drawing/2014/main" xmlns:arto="http://schemas.microsoft.com/office/word/2006/arto">
+              <mc:Fallback xmlns:arto="http://schemas.microsoft.com/office/word/2006/arto" xmlns:a16="http://schemas.microsoft.com/office/drawing/2014/main" xmlns:a14="http://schemas.microsoft.com/office/drawing/2010/main" xmlns:pic="http://schemas.openxmlformats.org/drawingml/2006/picture" xmlns:a="http://schemas.openxmlformats.org/drawingml/2006/main">
                 <w:pict w14:anchorId="7E175A18">
                   <v:group id="Group 157" style="position:absolute;margin-left:17.7pt;margin-top:19.2pt;width:8in;height:95.7pt;z-index:251662336;mso-width-percent:941;mso-height-percent:121;mso-position-horizontal-relative:page;mso-position-vertical-relative:page;mso-width-percent:941;mso-height-percent:121" coordsize="73152,12161" coordorigin="" o:spid="_x0000_s1026" w14:anchorId="1907A462" o:gfxdata="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">
                     <v:shape id="Rectangle 51" style="position:absolute;width:73152;height:11303;visibility:visible;mso-wrap-style:square;v-text-anchor:middle" coordsize="7312660,1129665" o:spid="_x0000_s1027" fillcolor="#156082 [3204]" stroked="f" strokeweight="1pt" path="m,l7312660,r,1129665l3619500,733425,,1091565,,xe" o:gfxdata="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">
@@ -622,7 +622,7 @@
                   </wp:anchor>
                 </w:drawing>
               </mc:Choice>
-              <mc:Fallback xmlns:a="http://schemas.openxmlformats.org/drawingml/2006/main" xmlns:pic="http://schemas.openxmlformats.org/drawingml/2006/picture" xmlns:a14="http://schemas.microsoft.com/office/drawing/2010/main" xmlns:a16="http://schemas.microsoft.com/office/drawing/2014/main" xmlns:arto="http://schemas.microsoft.com/office/word/2006/arto">
+              <mc:Fallback xmlns:arto="http://schemas.microsoft.com/office/word/2006/arto" xmlns:a16="http://schemas.microsoft.com/office/drawing/2014/main" xmlns:a14="http://schemas.microsoft.com/office/drawing/2010/main" xmlns:pic="http://schemas.openxmlformats.org/drawingml/2006/picture" xmlns:a="http://schemas.openxmlformats.org/drawingml/2006/main">
                 <w:pict w14:anchorId="70E092F7">
                   <v:shape id="Text Box 159" style="position:absolute;margin-left:0;margin-top:0;width:8in;height:1in;z-index:251658241;visibility:visible;mso-wrap-style:square;mso-width-percent:941;mso-height-percent:92;mso-top-percent:818;mso-wrap-distance-left:9pt;mso-wrap-distance-top:0;mso-wrap-distance-right:9pt;mso-wrap-distance-bottom:0;mso-position-horizontal:center;mso-position-horizontal-relative:page;mso-position-vertical-relative:page;mso-width-percent:941;mso-height-percent:92;mso-top-percent:818;mso-width-relative:page;mso-height-relative:page;v-text-anchor:bottom" o:spid="_x0000_s1027" filled="f" stroked="f" strokeweight=".5pt" type="#_x0000_t202" o:gfxdata="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" w14:anchorId="127508D9">
                     <v:textbox inset="126pt,0,54pt,0">
@@ -815,7 +815,7 @@
                   </wp:anchor>
                 </w:drawing>
               </mc:Choice>
-              <mc:Fallback xmlns:a="http://schemas.openxmlformats.org/drawingml/2006/main" xmlns:pic="http://schemas.openxmlformats.org/drawingml/2006/picture" xmlns:a14="http://schemas.microsoft.com/office/drawing/2010/main" xmlns:a16="http://schemas.microsoft.com/office/drawing/2014/main" xmlns:arto="http://schemas.microsoft.com/office/word/2006/arto">
+              <mc:Fallback xmlns:arto="http://schemas.microsoft.com/office/word/2006/arto" xmlns:a16="http://schemas.microsoft.com/office/drawing/2014/main" xmlns:a14="http://schemas.microsoft.com/office/drawing/2010/main" xmlns:pic="http://schemas.openxmlformats.org/drawingml/2006/picture" xmlns:a="http://schemas.openxmlformats.org/drawingml/2006/main">
                 <w:pict w14:anchorId="55A64385">
                   <v:shape id="Text Box 163" style="position:absolute;margin-left:0;margin-top:0;width:8in;height:286.5pt;z-index:251658240;visibility:visible;mso-wrap-style:square;mso-width-percent:941;mso-height-percent:363;mso-top-percent:300;mso-wrap-distance-left:9pt;mso-wrap-distance-top:0;mso-wrap-distance-right:9pt;mso-wrap-distance-bottom:0;mso-position-horizontal:center;mso-position-horizontal-relative:page;mso-position-vertical-relative:page;mso-width-percent:941;mso-height-percent:363;mso-top-percent:300;mso-width-relative:page;mso-height-relative:page;v-text-anchor:bottom" o:spid="_x0000_s1028" filled="f" stroked="f" strokeweight=".5pt" type="#_x0000_t202" o:gfxdata="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" w14:anchorId="0F42159F">
                     <v:textbox inset="126pt,0,54pt,0">
@@ -965,8 +965,13 @@
                                   <w:jc w:val="right"/>
                                 </w:pPr>
                                 <w:r>
-                                  <w:t>Client: Terry Koziniec</w:t>
+                                  <w:t xml:space="preserve">Client: Terry </w:t>
                                 </w:r>
+                                <w:proofErr w:type="spellStart"/>
+                                <w:r>
+                                  <w:t>Koziniec</w:t>
+                                </w:r>
+                                <w:proofErr w:type="spellEnd"/>
                               </w:p>
                               <w:p>
                                 <w:pPr>
@@ -995,7 +1000,7 @@
                   </wp:anchor>
                 </w:drawing>
               </mc:Choice>
-              <mc:Fallback xmlns:a="http://schemas.openxmlformats.org/drawingml/2006/main" xmlns:pic="http://schemas.openxmlformats.org/drawingml/2006/picture" xmlns:a14="http://schemas.microsoft.com/office/drawing/2010/main" xmlns:a16="http://schemas.microsoft.com/office/drawing/2014/main" xmlns:arto="http://schemas.microsoft.com/office/word/2006/arto">
+              <mc:Fallback xmlns:arto="http://schemas.microsoft.com/office/word/2006/arto" xmlns:a16="http://schemas.microsoft.com/office/drawing/2014/main" xmlns:a14="http://schemas.microsoft.com/office/drawing/2010/main" xmlns:pic="http://schemas.openxmlformats.org/drawingml/2006/picture" xmlns:a="http://schemas.openxmlformats.org/drawingml/2006/main">
                 <w:pict w14:anchorId="01FC5062">
                   <v:shape id="_x0000_s1029" style="position:absolute;margin-left:150.8pt;margin-top:64.7pt;width:308.25pt;height:110.6pt;z-index:251658245;visibility:visible;mso-wrap-style:square;mso-width-percent:0;mso-height-percent:200;mso-wrap-distance-left:9pt;mso-wrap-distance-top:3.6pt;mso-wrap-distance-right:9pt;mso-wrap-distance-bottom:3.6pt;mso-position-horizontal:absolute;mso-position-horizontal-relative:margin;mso-position-vertical:absolute;mso-position-vertical-relative:text;mso-width-percent:0;mso-height-percent:200;mso-width-relative:margin;mso-height-relative:margin;v-text-anchor:top" stroked="f" type="#_x0000_t202" o:gfxdata="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" w14:anchorId="5527028B">
                     <v:textbox style="mso-fit-shape-to-text:t">
@@ -1190,7 +1195,7 @@
                   </wp:anchor>
                 </w:drawing>
               </mc:Choice>
-              <mc:Fallback xmlns:a="http://schemas.openxmlformats.org/drawingml/2006/main" xmlns:pic="http://schemas.openxmlformats.org/drawingml/2006/picture" xmlns:a14="http://schemas.microsoft.com/office/drawing/2010/main" xmlns:a16="http://schemas.microsoft.com/office/drawing/2014/main" xmlns:arto="http://schemas.microsoft.com/office/word/2006/arto">
+              <mc:Fallback xmlns:arto="http://schemas.microsoft.com/office/word/2006/arto" xmlns:a16="http://schemas.microsoft.com/office/drawing/2014/main" xmlns:a14="http://schemas.microsoft.com/office/drawing/2010/main" xmlns:pic="http://schemas.openxmlformats.org/drawingml/2006/picture" xmlns:a="http://schemas.openxmlformats.org/drawingml/2006/main">
                 <w:pict w14:anchorId="59BF4E34">
                   <v:shape id="Text Box 161" style="position:absolute;margin-left:17.55pt;margin-top:603.4pt;width:8in;height:79.5pt;z-index:251658242;visibility:visible;mso-wrap-style:square;mso-width-percent:941;mso-height-percent:100;mso-wrap-distance-left:9pt;mso-wrap-distance-top:0;mso-wrap-distance-right:9pt;mso-wrap-distance-bottom:0;mso-position-horizontal:absolute;mso-position-horizontal-relative:page;mso-position-vertical:absolute;mso-position-vertical-relative:page;mso-width-percent:941;mso-height-percent:100;mso-width-relative:page;mso-height-relative:page;v-text-anchor:top" o:spid="_x0000_s1030" filled="f" stroked="f" strokeweight=".5pt" type="#_x0000_t202" o:gfxdata="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" w14:anchorId="1E21A773">
                     <v:textbox style="mso-fit-shape-to-text:t" inset="126pt,0,54pt,0">
@@ -1330,7 +1335,7 @@
                   <w:noProof/>
                   <w:sz w:val="24"/>
                   <w:szCs w:val="24"/>
-                  <w:lang w:eastAsia="en-GB"/>
+                  <w:lang w:eastAsia="en-AU"/>
                 </w:rPr>
               </w:pPr>
               <w:r>
@@ -1342,7 +1347,7 @@
               <w:r>
                 <w:fldChar w:fldCharType="separate"/>
               </w:r>
-              <w:hyperlink w:anchor="_Toc232003157" w:history="1">
+              <w:hyperlink w:anchor="_Toc232163453" w:history="1">
                 <w:r>
                   <w:rPr>
                     <w:rStyle w:val="Hyperlink"/>
@@ -1356,7 +1361,7 @@
                     <w:noProof/>
                     <w:sz w:val="24"/>
                     <w:szCs w:val="24"/>
-                    <w:lang w:eastAsia="en-GB"/>
+                    <w:lang w:eastAsia="en-AU"/>
                   </w:rPr>
                   <w:tab/>
                 </w:r>
@@ -1386,7 +1391,7 @@
                     <w:noProof/>
                     <w:webHidden/>
                   </w:rPr>
-                  <w:instrText xml:space="preserve"> PAGEREF _Toc232003157 \h </w:instrText>
+                  <w:instrText xml:space="preserve"> PAGEREF _Toc232163453 \h </w:instrText>
                 </w:r>
                 <w:r>
                   <w:rPr>
@@ -1429,10 +1434,10 @@
                   <w:noProof/>
                   <w:sz w:val="24"/>
                   <w:szCs w:val="24"/>
-                  <w:lang w:eastAsia="en-GB"/>
+                  <w:lang w:eastAsia="en-AU"/>
                 </w:rPr>
               </w:pPr>
-              <w:hyperlink w:anchor="_Toc232003158" w:history="1">
+              <w:hyperlink w:anchor="_Toc232163454" w:history="1">
                 <w:r>
                   <w:rPr>
                     <w:rStyle w:val="Hyperlink"/>
@@ -1446,7 +1451,7 @@
                     <w:noProof/>
                     <w:sz w:val="24"/>
                     <w:szCs w:val="24"/>
-                    <w:lang w:eastAsia="en-GB"/>
+                    <w:lang w:eastAsia="en-AU"/>
                   </w:rPr>
                   <w:tab/>
                 </w:r>
@@ -1477,7 +1482,7 @@
                     <w:noProof/>
                     <w:webHidden/>
                   </w:rPr>
-                  <w:instrText xml:space="preserve"> PAGEREF _Toc232003158 \h </w:instrText>
+                  <w:instrText xml:space="preserve"> PAGEREF _Toc232163454 \h </w:instrText>
                 </w:r>
                 <w:r>
                   <w:rPr>
@@ -1520,10 +1525,10 @@
                   <w:noProof/>
                   <w:sz w:val="24"/>
                   <w:szCs w:val="24"/>
-                  <w:lang w:eastAsia="en-GB"/>
+                  <w:lang w:eastAsia="en-AU"/>
                 </w:rPr>
               </w:pPr>
-              <w:hyperlink w:anchor="_Toc232003159" w:history="1">
+              <w:hyperlink w:anchor="_Toc232163455" w:history="1">
                 <w:r>
                   <w:rPr>
                     <w:rStyle w:val="Hyperlink"/>
@@ -1537,7 +1542,7 @@
                     <w:noProof/>
                     <w:sz w:val="24"/>
                     <w:szCs w:val="24"/>
-                    <w:lang w:eastAsia="en-GB"/>
+                    <w:lang w:eastAsia="en-AU"/>
                   </w:rPr>
                   <w:tab/>
                 </w:r>
@@ -1567,7 +1572,7 @@
                     <w:noProof/>
                     <w:webHidden/>
                   </w:rPr>
-                  <w:instrText xml:space="preserve"> PAGEREF _Toc232003159 \h </w:instrText>
+                  <w:instrText xml:space="preserve"> PAGEREF _Toc232163455 \h </w:instrText>
                 </w:r>
                 <w:r>
                   <w:rPr>
@@ -1610,10 +1615,10 @@
                   <w:noProof/>
                   <w:sz w:val="24"/>
                   <w:szCs w:val="24"/>
-                  <w:lang w:eastAsia="en-GB"/>
+                  <w:lang w:eastAsia="en-AU"/>
                 </w:rPr>
               </w:pPr>
-              <w:hyperlink w:anchor="_Toc232003160" w:history="1">
+              <w:hyperlink w:anchor="_Toc232163456" w:history="1">
                 <w:r>
                   <w:rPr>
                     <w:rStyle w:val="Hyperlink"/>
@@ -1627,7 +1632,7 @@
                     <w:noProof/>
                     <w:sz w:val="24"/>
                     <w:szCs w:val="24"/>
-                    <w:lang w:eastAsia="en-GB"/>
+                    <w:lang w:eastAsia="en-AU"/>
                   </w:rPr>
                   <w:tab/>
                 </w:r>
@@ -1657,7 +1662,7 @@
                     <w:noProof/>
                     <w:webHidden/>
                   </w:rPr>
-                  <w:instrText xml:space="preserve"> PAGEREF _Toc232003160 \h </w:instrText>
+                  <w:instrText xml:space="preserve"> PAGEREF _Toc232163456 \h </w:instrText>
                 </w:r>
                 <w:r>
                   <w:rPr>
@@ -1700,10 +1705,10 @@
                   <w:noProof/>
                   <w:sz w:val="24"/>
                   <w:szCs w:val="24"/>
-                  <w:lang w:eastAsia="en-GB"/>
+                  <w:lang w:eastAsia="en-AU"/>
                 </w:rPr>
               </w:pPr>
-              <w:hyperlink w:anchor="_Toc232003161" w:history="1">
+              <w:hyperlink w:anchor="_Toc232163457" w:history="1">
                 <w:r>
                   <w:rPr>
                     <w:rStyle w:val="Hyperlink"/>
@@ -1717,7 +1722,7 @@
                     <w:noProof/>
                     <w:sz w:val="24"/>
                     <w:szCs w:val="24"/>
-                    <w:lang w:eastAsia="en-GB"/>
+                    <w:lang w:eastAsia="en-AU"/>
                   </w:rPr>
                   <w:tab/>
                 </w:r>
@@ -1747,7 +1752,7 @@
                     <w:noProof/>
                     <w:webHidden/>
                   </w:rPr>
-                  <w:instrText xml:space="preserve"> PAGEREF _Toc232003161 \h </w:instrText>
+                  <w:instrText xml:space="preserve"> PAGEREF _Toc232163457 \h </w:instrText>
                 </w:r>
                 <w:r>
                   <w:rPr>
@@ -1790,10 +1795,10 @@
                   <w:noProof/>
                   <w:sz w:val="24"/>
                   <w:szCs w:val="24"/>
-                  <w:lang w:eastAsia="en-GB"/>
+                  <w:lang w:eastAsia="en-AU"/>
                 </w:rPr>
               </w:pPr>
-              <w:hyperlink w:anchor="_Toc232003162" w:history="1">
+              <w:hyperlink w:anchor="_Toc232163458" w:history="1">
                 <w:r>
                   <w:rPr>
                     <w:rStyle w:val="Hyperlink"/>
@@ -1807,7 +1812,7 @@
                     <w:noProof/>
                     <w:sz w:val="24"/>
                     <w:szCs w:val="24"/>
-                    <w:lang w:eastAsia="en-GB"/>
+                    <w:lang w:eastAsia="en-AU"/>
                   </w:rPr>
                   <w:tab/>
                 </w:r>
@@ -1837,7 +1842,7 @@
                     <w:noProof/>
                     <w:webHidden/>
                   </w:rPr>
-                  <w:instrText xml:space="preserve"> PAGEREF _Toc232003162 \h </w:instrText>
+                  <w:instrText xml:space="preserve"> PAGEREF _Toc232163458 \h </w:instrText>
                 </w:r>
                 <w:r>
                   <w:rPr>
@@ -1880,10 +1885,10 @@
                   <w:noProof/>
                   <w:sz w:val="24"/>
                   <w:szCs w:val="24"/>
-                  <w:lang w:eastAsia="en-GB"/>
+                  <w:lang w:eastAsia="en-AU"/>
                 </w:rPr>
               </w:pPr>
-              <w:hyperlink w:anchor="_Toc232003163" w:history="1">
+              <w:hyperlink w:anchor="_Toc232163459" w:history="1">
                 <w:r>
                   <w:rPr>
                     <w:rStyle w:val="Hyperlink"/>
@@ -1897,7 +1902,7 @@
                     <w:noProof/>
                     <w:sz w:val="24"/>
                     <w:szCs w:val="24"/>
-                    <w:lang w:eastAsia="en-GB"/>
+                    <w:lang w:eastAsia="en-AU"/>
                   </w:rPr>
                   <w:tab/>
                 </w:r>
@@ -1927,7 +1932,7 @@
                     <w:noProof/>
                     <w:webHidden/>
                   </w:rPr>
-                  <w:instrText xml:space="preserve"> PAGEREF _Toc232003163 \h </w:instrText>
+                  <w:instrText xml:space="preserve"> PAGEREF _Toc232163459 \h </w:instrText>
                 </w:r>
                 <w:r>
                   <w:rPr>
@@ -1970,10 +1975,10 @@
                   <w:noProof/>
                   <w:sz w:val="24"/>
                   <w:szCs w:val="24"/>
-                  <w:lang w:eastAsia="en-GB"/>
+                  <w:lang w:eastAsia="en-AU"/>
                 </w:rPr>
               </w:pPr>
-              <w:hyperlink w:anchor="_Toc232003164" w:history="1">
+              <w:hyperlink w:anchor="_Toc232163460" w:history="1">
                 <w:r>
                   <w:rPr>
                     <w:rStyle w:val="Hyperlink"/>
@@ -1988,7 +1993,7 @@
                     <w:noProof/>
                     <w:sz w:val="24"/>
                     <w:szCs w:val="24"/>
-                    <w:lang w:eastAsia="en-GB"/>
+                    <w:lang w:eastAsia="en-AU"/>
                   </w:rPr>
                   <w:tab/>
                 </w:r>
@@ -2019,7 +2024,7 @@
                     <w:noProof/>
                     <w:webHidden/>
                   </w:rPr>
-                  <w:instrText xml:space="preserve"> PAGEREF _Toc232003164 \h </w:instrText>
+                  <w:instrText xml:space="preserve"> PAGEREF _Toc232163460 \h </w:instrText>
                 </w:r>
                 <w:r>
                   <w:rPr>
@@ -2062,10 +2067,10 @@
                   <w:noProof/>
                   <w:sz w:val="24"/>
                   <w:szCs w:val="24"/>
-                  <w:lang w:eastAsia="en-GB"/>
+                  <w:lang w:eastAsia="en-AU"/>
                 </w:rPr>
               </w:pPr>
-              <w:hyperlink w:anchor="_Toc232003165" w:history="1">
+              <w:hyperlink w:anchor="_Toc232163461" w:history="1">
                 <w:r>
                   <w:rPr>
                     <w:rStyle w:val="Hyperlink"/>
@@ -2079,7 +2084,7 @@
                     <w:noProof/>
                     <w:sz w:val="24"/>
                     <w:szCs w:val="24"/>
-                    <w:lang w:eastAsia="en-GB"/>
+                    <w:lang w:eastAsia="en-AU"/>
                   </w:rPr>
                   <w:tab/>
                 </w:r>
@@ -2109,7 +2114,7 @@
                     <w:noProof/>
                     <w:webHidden/>
                   </w:rPr>
-                  <w:instrText xml:space="preserve"> PAGEREF _Toc232003165 \h </w:instrText>
+                  <w:instrText xml:space="preserve"> PAGEREF _Toc232163461 \h </w:instrText>
                 </w:r>
                 <w:r>
                   <w:rPr>
@@ -2152,10 +2157,10 @@
                   <w:noProof/>
                   <w:sz w:val="24"/>
                   <w:szCs w:val="24"/>
-                  <w:lang w:eastAsia="en-GB"/>
+                  <w:lang w:eastAsia="en-AU"/>
                 </w:rPr>
               </w:pPr>
-              <w:hyperlink w:anchor="_Toc232003166" w:history="1">
+              <w:hyperlink w:anchor="_Toc232163462" w:history="1">
                 <w:r>
                   <w:rPr>
                     <w:rStyle w:val="Hyperlink"/>
@@ -2169,7 +2174,7 @@
                     <w:noProof/>
                     <w:sz w:val="24"/>
                     <w:szCs w:val="24"/>
-                    <w:lang w:eastAsia="en-GB"/>
+                    <w:lang w:eastAsia="en-AU"/>
                   </w:rPr>
                   <w:tab/>
                 </w:r>
@@ -2199,7 +2204,7 @@
                     <w:noProof/>
                     <w:webHidden/>
                   </w:rPr>
-                  <w:instrText xml:space="preserve"> PAGEREF _Toc232003166 \h </w:instrText>
+                  <w:instrText xml:space="preserve"> PAGEREF _Toc232163462 \h </w:instrText>
                 </w:r>
                 <w:r>
                   <w:rPr>
@@ -2242,10 +2247,10 @@
                   <w:noProof/>
                   <w:sz w:val="24"/>
                   <w:szCs w:val="24"/>
-                  <w:lang w:eastAsia="en-GB"/>
+                  <w:lang w:eastAsia="en-AU"/>
                 </w:rPr>
               </w:pPr>
-              <w:hyperlink w:anchor="_Toc232003167" w:history="1">
+              <w:hyperlink w:anchor="_Toc232163463" w:history="1">
                 <w:r>
                   <w:rPr>
                     <w:rStyle w:val="Hyperlink"/>
@@ -2259,7 +2264,7 @@
                     <w:noProof/>
                     <w:sz w:val="24"/>
                     <w:szCs w:val="24"/>
-                    <w:lang w:eastAsia="en-GB"/>
+                    <w:lang w:eastAsia="en-AU"/>
                   </w:rPr>
                   <w:tab/>
                 </w:r>
@@ -2289,7 +2294,7 @@
                     <w:noProof/>
                     <w:webHidden/>
                   </w:rPr>
-                  <w:instrText xml:space="preserve"> PAGEREF _Toc232003167 \h </w:instrText>
+                  <w:instrText xml:space="preserve"> PAGEREF _Toc232163463 \h </w:instrText>
                 </w:r>
                 <w:r>
                   <w:rPr>
@@ -2332,10 +2337,10 @@
                   <w:noProof/>
                   <w:sz w:val="24"/>
                   <w:szCs w:val="24"/>
-                  <w:lang w:eastAsia="en-GB"/>
+                  <w:lang w:eastAsia="en-AU"/>
                 </w:rPr>
               </w:pPr>
-              <w:hyperlink w:anchor="_Toc232003168" w:history="1">
+              <w:hyperlink w:anchor="_Toc232163464" w:history="1">
                 <w:r>
                   <w:rPr>
                     <w:rStyle w:val="Hyperlink"/>
@@ -2349,7 +2354,7 @@
                     <w:noProof/>
                     <w:sz w:val="24"/>
                     <w:szCs w:val="24"/>
-                    <w:lang w:eastAsia="en-GB"/>
+                    <w:lang w:eastAsia="en-AU"/>
                   </w:rPr>
                   <w:tab/>
                 </w:r>
@@ -2379,7 +2384,7 @@
                     <w:noProof/>
                     <w:webHidden/>
                   </w:rPr>
-                  <w:instrText xml:space="preserve"> PAGEREF _Toc232003168 \h </w:instrText>
+                  <w:instrText xml:space="preserve"> PAGEREF _Toc232163464 \h </w:instrText>
                 </w:r>
                 <w:r>
                   <w:rPr>
@@ -2422,10 +2427,10 @@
                   <w:noProof/>
                   <w:sz w:val="24"/>
                   <w:szCs w:val="24"/>
-                  <w:lang w:eastAsia="en-GB"/>
+                  <w:lang w:eastAsia="en-AU"/>
                 </w:rPr>
               </w:pPr>
-              <w:hyperlink w:anchor="_Toc232003169" w:history="1">
+              <w:hyperlink w:anchor="_Toc232163465" w:history="1">
                 <w:r>
                   <w:rPr>
                     <w:rStyle w:val="Hyperlink"/>
@@ -2439,7 +2444,7 @@
                     <w:noProof/>
                     <w:sz w:val="24"/>
                     <w:szCs w:val="24"/>
-                    <w:lang w:eastAsia="en-GB"/>
+                    <w:lang w:eastAsia="en-AU"/>
                   </w:rPr>
                   <w:tab/>
                 </w:r>
@@ -2469,7 +2474,7 @@
                     <w:noProof/>
                     <w:webHidden/>
                   </w:rPr>
-                  <w:instrText xml:space="preserve"> PAGEREF _Toc232003169 \h </w:instrText>
+                  <w:instrText xml:space="preserve"> PAGEREF _Toc232163465 \h </w:instrText>
                 </w:r>
                 <w:r>
                   <w:rPr>
@@ -2512,10 +2517,10 @@
                   <w:noProof/>
                   <w:sz w:val="24"/>
                   <w:szCs w:val="24"/>
-                  <w:lang w:eastAsia="en-GB"/>
+                  <w:lang w:eastAsia="en-AU"/>
                 </w:rPr>
               </w:pPr>
-              <w:hyperlink w:anchor="_Toc232003170" w:history="1">
+              <w:hyperlink w:anchor="_Toc232163466" w:history="1">
                 <w:r>
                   <w:rPr>
                     <w:rStyle w:val="Hyperlink"/>
@@ -2529,7 +2534,7 @@
                     <w:noProof/>
                     <w:sz w:val="24"/>
                     <w:szCs w:val="24"/>
-                    <w:lang w:eastAsia="en-GB"/>
+                    <w:lang w:eastAsia="en-AU"/>
                   </w:rPr>
                   <w:tab/>
                 </w:r>
@@ -2559,7 +2564,7 @@
                     <w:noProof/>
                     <w:webHidden/>
                   </w:rPr>
-                  <w:instrText xml:space="preserve"> PAGEREF _Toc232003170 \h </w:instrText>
+                  <w:instrText xml:space="preserve"> PAGEREF _Toc232163466 \h </w:instrText>
                 </w:r>
                 <w:r>
                   <w:rPr>
@@ -2602,10 +2607,10 @@
                   <w:noProof/>
                   <w:sz w:val="24"/>
                   <w:szCs w:val="24"/>
-                  <w:lang w:eastAsia="en-GB"/>
+                  <w:lang w:eastAsia="en-AU"/>
                 </w:rPr>
               </w:pPr>
-              <w:hyperlink w:anchor="_Toc232003171" w:history="1">
+              <w:hyperlink w:anchor="_Toc232163467" w:history="1">
                 <w:r>
                   <w:rPr>
                     <w:rStyle w:val="Hyperlink"/>
@@ -2619,7 +2624,7 @@
                     <w:noProof/>
                     <w:sz w:val="24"/>
                     <w:szCs w:val="24"/>
-                    <w:lang w:eastAsia="en-GB"/>
+                    <w:lang w:eastAsia="en-AU"/>
                   </w:rPr>
                   <w:tab/>
                 </w:r>
@@ -2649,7 +2654,7 @@
                     <w:noProof/>
                     <w:webHidden/>
                   </w:rPr>
-                  <w:instrText xml:space="preserve"> PAGEREF _Toc232003171 \h </w:instrText>
+                  <w:instrText xml:space="preserve"> PAGEREF _Toc232163467 \h </w:instrText>
                 </w:r>
                 <w:r>
                   <w:rPr>
@@ -2692,10 +2697,10 @@
                   <w:noProof/>
                   <w:sz w:val="24"/>
                   <w:szCs w:val="24"/>
-                  <w:lang w:eastAsia="en-GB"/>
+                  <w:lang w:eastAsia="en-AU"/>
                 </w:rPr>
               </w:pPr>
-              <w:hyperlink w:anchor="_Toc232003172" w:history="1">
+              <w:hyperlink w:anchor="_Toc232163468" w:history="1">
                 <w:r>
                   <w:rPr>
                     <w:rStyle w:val="Hyperlink"/>
@@ -2709,7 +2714,7 @@
                     <w:noProof/>
                     <w:sz w:val="24"/>
                     <w:szCs w:val="24"/>
-                    <w:lang w:eastAsia="en-GB"/>
+                    <w:lang w:eastAsia="en-AU"/>
                   </w:rPr>
                   <w:tab/>
                 </w:r>
@@ -2739,7 +2744,7 @@
                     <w:noProof/>
                     <w:webHidden/>
                   </w:rPr>
-                  <w:instrText xml:space="preserve"> PAGEREF _Toc232003172 \h </w:instrText>
+                  <w:instrText xml:space="preserve"> PAGEREF _Toc232163468 \h </w:instrText>
                 </w:r>
                 <w:r>
                   <w:rPr>
@@ -2782,10 +2787,10 @@
                   <w:noProof/>
                   <w:sz w:val="24"/>
                   <w:szCs w:val="24"/>
-                  <w:lang w:eastAsia="en-GB"/>
+                  <w:lang w:eastAsia="en-AU"/>
                 </w:rPr>
               </w:pPr>
-              <w:hyperlink w:anchor="_Toc232003173" w:history="1">
+              <w:hyperlink w:anchor="_Toc232163469" w:history="1">
                 <w:r>
                   <w:rPr>
                     <w:rStyle w:val="Hyperlink"/>
@@ -2799,7 +2804,7 @@
                     <w:noProof/>
                     <w:sz w:val="24"/>
                     <w:szCs w:val="24"/>
-                    <w:lang w:eastAsia="en-GB"/>
+                    <w:lang w:eastAsia="en-AU"/>
                   </w:rPr>
                   <w:tab/>
                 </w:r>
@@ -2829,7 +2834,7 @@
                     <w:noProof/>
                     <w:webHidden/>
                   </w:rPr>
-                  <w:instrText xml:space="preserve"> PAGEREF _Toc232003173 \h </w:instrText>
+                  <w:instrText xml:space="preserve"> PAGEREF _Toc232163469 \h </w:instrText>
                 </w:r>
                 <w:r>
                   <w:rPr>
@@ -2872,10 +2877,10 @@
                   <w:noProof/>
                   <w:sz w:val="24"/>
                   <w:szCs w:val="24"/>
-                  <w:lang w:eastAsia="en-GB"/>
+                  <w:lang w:eastAsia="en-AU"/>
                 </w:rPr>
               </w:pPr>
-              <w:hyperlink w:anchor="_Toc232003174" w:history="1">
+              <w:hyperlink w:anchor="_Toc232163470" w:history="1">
                 <w:r>
                   <w:rPr>
                     <w:rStyle w:val="Hyperlink"/>
@@ -2889,7 +2894,7 @@
                     <w:noProof/>
                     <w:sz w:val="24"/>
                     <w:szCs w:val="24"/>
-                    <w:lang w:eastAsia="en-GB"/>
+                    <w:lang w:eastAsia="en-AU"/>
                   </w:rPr>
                   <w:tab/>
                 </w:r>
@@ -2919,7 +2924,7 @@
                     <w:noProof/>
                     <w:webHidden/>
                   </w:rPr>
-                  <w:instrText xml:space="preserve"> PAGEREF _Toc232003174 \h </w:instrText>
+                  <w:instrText xml:space="preserve"> PAGEREF _Toc232163470 \h </w:instrText>
                 </w:r>
                 <w:r>
                   <w:rPr>
@@ -2962,10 +2967,10 @@
                   <w:noProof/>
                   <w:sz w:val="24"/>
                   <w:szCs w:val="24"/>
-                  <w:lang w:eastAsia="en-GB"/>
+                  <w:lang w:eastAsia="en-AU"/>
                 </w:rPr>
               </w:pPr>
-              <w:hyperlink w:anchor="_Toc232003175" w:history="1">
+              <w:hyperlink w:anchor="_Toc232163471" w:history="1">
                 <w:r>
                   <w:rPr>
                     <w:rStyle w:val="Hyperlink"/>
@@ -2979,7 +2984,7 @@
                     <w:noProof/>
                     <w:sz w:val="24"/>
                     <w:szCs w:val="24"/>
-                    <w:lang w:eastAsia="en-GB"/>
+                    <w:lang w:eastAsia="en-AU"/>
                   </w:rPr>
                   <w:tab/>
                 </w:r>
@@ -3009,7 +3014,7 @@
                     <w:noProof/>
                     <w:webHidden/>
                   </w:rPr>
-                  <w:instrText xml:space="preserve"> PAGEREF _Toc232003175 \h </w:instrText>
+                  <w:instrText xml:space="preserve"> PAGEREF _Toc232163471 \h </w:instrText>
                 </w:r>
                 <w:r>
                   <w:rPr>
@@ -3052,10 +3057,10 @@
                   <w:noProof/>
                   <w:sz w:val="24"/>
                   <w:szCs w:val="24"/>
-                  <w:lang w:eastAsia="en-GB"/>
+                  <w:lang w:eastAsia="en-AU"/>
                 </w:rPr>
               </w:pPr>
-              <w:hyperlink w:anchor="_Toc232003176" w:history="1">
+              <w:hyperlink w:anchor="_Toc232163472" w:history="1">
                 <w:r>
                   <w:rPr>
                     <w:rStyle w:val="Hyperlink"/>
@@ -3069,7 +3074,7 @@
                     <w:noProof/>
                     <w:sz w:val="24"/>
                     <w:szCs w:val="24"/>
-                    <w:lang w:eastAsia="en-GB"/>
+                    <w:lang w:eastAsia="en-AU"/>
                   </w:rPr>
                   <w:tab/>
                 </w:r>
@@ -3099,7 +3104,7 @@
                     <w:noProof/>
                     <w:webHidden/>
                   </w:rPr>
-                  <w:instrText xml:space="preserve"> PAGEREF _Toc232003176 \h </w:instrText>
+                  <w:instrText xml:space="preserve"> PAGEREF _Toc232163472 \h </w:instrText>
                 </w:r>
                 <w:r>
                   <w:rPr>
@@ -3142,10 +3147,10 @@
                   <w:noProof/>
                   <w:sz w:val="24"/>
                   <w:szCs w:val="24"/>
-                  <w:lang w:eastAsia="en-GB"/>
+                  <w:lang w:eastAsia="en-AU"/>
                 </w:rPr>
               </w:pPr>
-              <w:hyperlink w:anchor="_Toc232003177" w:history="1">
+              <w:hyperlink w:anchor="_Toc232163473" w:history="1">
                 <w:r>
                   <w:rPr>
                     <w:rStyle w:val="Hyperlink"/>
@@ -3159,7 +3164,7 @@
                     <w:noProof/>
                     <w:sz w:val="24"/>
                     <w:szCs w:val="24"/>
-                    <w:lang w:eastAsia="en-GB"/>
+                    <w:lang w:eastAsia="en-AU"/>
                   </w:rPr>
                   <w:tab/>
                 </w:r>
@@ -3189,7 +3194,7 @@
                     <w:noProof/>
                     <w:webHidden/>
                   </w:rPr>
-                  <w:instrText xml:space="preserve"> PAGEREF _Toc232003177 \h </w:instrText>
+                  <w:instrText xml:space="preserve"> PAGEREF _Toc232163473 \h </w:instrText>
                 </w:r>
                 <w:r>
                   <w:rPr>
@@ -3232,10 +3237,10 @@
                   <w:noProof/>
                   <w:sz w:val="24"/>
                   <w:szCs w:val="24"/>
-                  <w:lang w:eastAsia="en-GB"/>
+                  <w:lang w:eastAsia="en-AU"/>
                 </w:rPr>
               </w:pPr>
-              <w:hyperlink w:anchor="_Toc232003178" w:history="1">
+              <w:hyperlink w:anchor="_Toc232163474" w:history="1">
                 <w:r>
                   <w:rPr>
                     <w:rStyle w:val="Hyperlink"/>
@@ -3249,7 +3254,7 @@
                     <w:noProof/>
                     <w:sz w:val="24"/>
                     <w:szCs w:val="24"/>
-                    <w:lang w:eastAsia="en-GB"/>
+                    <w:lang w:eastAsia="en-AU"/>
                   </w:rPr>
                   <w:tab/>
                 </w:r>
@@ -3279,7 +3284,7 @@
                     <w:noProof/>
                     <w:webHidden/>
                   </w:rPr>
-                  <w:instrText xml:space="preserve"> PAGEREF _Toc232003178 \h </w:instrText>
+                  <w:instrText xml:space="preserve"> PAGEREF _Toc232163474 \h </w:instrText>
                 </w:r>
                 <w:r>
                   <w:rPr>
@@ -3322,10 +3327,10 @@
                   <w:noProof/>
                   <w:sz w:val="24"/>
                   <w:szCs w:val="24"/>
-                  <w:lang w:eastAsia="en-GB"/>
+                  <w:lang w:eastAsia="en-AU"/>
                 </w:rPr>
               </w:pPr>
-              <w:hyperlink w:anchor="_Toc232003179" w:history="1">
+              <w:hyperlink w:anchor="_Toc232163475" w:history="1">
                 <w:r>
                   <w:rPr>
                     <w:rStyle w:val="Hyperlink"/>
@@ -3339,7 +3344,7 @@
                     <w:noProof/>
                     <w:sz w:val="24"/>
                     <w:szCs w:val="24"/>
-                    <w:lang w:eastAsia="en-GB"/>
+                    <w:lang w:eastAsia="en-AU"/>
                   </w:rPr>
                   <w:tab/>
                 </w:r>
@@ -3369,7 +3374,7 @@
                     <w:noProof/>
                     <w:webHidden/>
                   </w:rPr>
-                  <w:instrText xml:space="preserve"> PAGEREF _Toc232003179 \h </w:instrText>
+                  <w:instrText xml:space="preserve"> PAGEREF _Toc232163475 \h </w:instrText>
                 </w:r>
                 <w:r>
                   <w:rPr>
@@ -3412,10 +3417,10 @@
                   <w:noProof/>
                   <w:sz w:val="24"/>
                   <w:szCs w:val="24"/>
-                  <w:lang w:eastAsia="en-GB"/>
+                  <w:lang w:eastAsia="en-AU"/>
                 </w:rPr>
               </w:pPr>
-              <w:hyperlink w:anchor="_Toc232003180" w:history="1">
+              <w:hyperlink w:anchor="_Toc232163476" w:history="1">
                 <w:r>
                   <w:rPr>
                     <w:rStyle w:val="Hyperlink"/>
@@ -3429,7 +3434,7 @@
                     <w:noProof/>
                     <w:sz w:val="24"/>
                     <w:szCs w:val="24"/>
-                    <w:lang w:eastAsia="en-GB"/>
+                    <w:lang w:eastAsia="en-AU"/>
                   </w:rPr>
                   <w:tab/>
                 </w:r>
@@ -3459,7 +3464,7 @@
                     <w:noProof/>
                     <w:webHidden/>
                   </w:rPr>
-                  <w:instrText xml:space="preserve"> PAGEREF _Toc232003180 \h </w:instrText>
+                  <w:instrText xml:space="preserve"> PAGEREF _Toc232163476 \h </w:instrText>
                 </w:r>
                 <w:r>
                   <w:rPr>
@@ -3502,10 +3507,10 @@
                   <w:noProof/>
                   <w:sz w:val="24"/>
                   <w:szCs w:val="24"/>
-                  <w:lang w:eastAsia="en-GB"/>
+                  <w:lang w:eastAsia="en-AU"/>
                 </w:rPr>
               </w:pPr>
-              <w:hyperlink w:anchor="_Toc232003181" w:history="1">
+              <w:hyperlink w:anchor="_Toc232163477" w:history="1">
                 <w:r>
                   <w:rPr>
                     <w:rStyle w:val="Hyperlink"/>
@@ -3519,7 +3524,7 @@
                     <w:noProof/>
                     <w:sz w:val="24"/>
                     <w:szCs w:val="24"/>
-                    <w:lang w:eastAsia="en-GB"/>
+                    <w:lang w:eastAsia="en-AU"/>
                   </w:rPr>
                   <w:tab/>
                 </w:r>
@@ -3549,7 +3554,7 @@
                     <w:noProof/>
                     <w:webHidden/>
                   </w:rPr>
-                  <w:instrText xml:space="preserve"> PAGEREF _Toc232003181 \h </w:instrText>
+                  <w:instrText xml:space="preserve"> PAGEREF _Toc232163477 \h </w:instrText>
                 </w:r>
                 <w:r>
                   <w:rPr>
@@ -3592,10 +3597,10 @@
                   <w:noProof/>
                   <w:sz w:val="24"/>
                   <w:szCs w:val="24"/>
-                  <w:lang w:eastAsia="en-GB"/>
+                  <w:lang w:eastAsia="en-AU"/>
                 </w:rPr>
               </w:pPr>
-              <w:hyperlink w:anchor="_Toc232003182" w:history="1">
+              <w:hyperlink w:anchor="_Toc232163478" w:history="1">
                 <w:r>
                   <w:rPr>
                     <w:rStyle w:val="Hyperlink"/>
@@ -3609,7 +3614,7 @@
                     <w:noProof/>
                     <w:sz w:val="24"/>
                     <w:szCs w:val="24"/>
-                    <w:lang w:eastAsia="en-GB"/>
+                    <w:lang w:eastAsia="en-AU"/>
                   </w:rPr>
                   <w:tab/>
                 </w:r>
@@ -3639,7 +3644,7 @@
                     <w:noProof/>
                     <w:webHidden/>
                   </w:rPr>
-                  <w:instrText xml:space="preserve"> PAGEREF _Toc232003182 \h </w:instrText>
+                  <w:instrText xml:space="preserve"> PAGEREF _Toc232163478 \h </w:instrText>
                 </w:r>
                 <w:r>
                   <w:rPr>
@@ -3682,10 +3687,10 @@
                   <w:noProof/>
                   <w:sz w:val="24"/>
                   <w:szCs w:val="24"/>
-                  <w:lang w:eastAsia="en-GB"/>
+                  <w:lang w:eastAsia="en-AU"/>
                 </w:rPr>
               </w:pPr>
-              <w:hyperlink w:anchor="_Toc232003183" w:history="1">
+              <w:hyperlink w:anchor="_Toc232163479" w:history="1">
                 <w:r>
                   <w:rPr>
                     <w:rStyle w:val="Hyperlink"/>
@@ -3699,7 +3704,7 @@
                     <w:noProof/>
                     <w:sz w:val="24"/>
                     <w:szCs w:val="24"/>
-                    <w:lang w:eastAsia="en-GB"/>
+                    <w:lang w:eastAsia="en-AU"/>
                   </w:rPr>
                   <w:tab/>
                 </w:r>
@@ -3729,7 +3734,7 @@
                     <w:noProof/>
                     <w:webHidden/>
                   </w:rPr>
-                  <w:instrText xml:space="preserve"> PAGEREF _Toc232003183 \h </w:instrText>
+                  <w:instrText xml:space="preserve"> PAGEREF _Toc232163479 \h </w:instrText>
                 </w:r>
                 <w:r>
                   <w:rPr>
@@ -3772,10 +3777,10 @@
                   <w:noProof/>
                   <w:sz w:val="24"/>
                   <w:szCs w:val="24"/>
-                  <w:lang w:eastAsia="en-GB"/>
+                  <w:lang w:eastAsia="en-AU"/>
                 </w:rPr>
               </w:pPr>
-              <w:hyperlink w:anchor="_Toc232003184" w:history="1">
+              <w:hyperlink w:anchor="_Toc232163480" w:history="1">
                 <w:r>
                   <w:rPr>
                     <w:rStyle w:val="Hyperlink"/>
@@ -3789,7 +3794,7 @@
                     <w:noProof/>
                     <w:sz w:val="24"/>
                     <w:szCs w:val="24"/>
-                    <w:lang w:eastAsia="en-GB"/>
+                    <w:lang w:eastAsia="en-AU"/>
                   </w:rPr>
                   <w:tab/>
                 </w:r>
@@ -3819,7 +3824,7 @@
                     <w:noProof/>
                     <w:webHidden/>
                   </w:rPr>
-                  <w:instrText xml:space="preserve"> PAGEREF _Toc232003184 \h </w:instrText>
+                  <w:instrText xml:space="preserve"> PAGEREF _Toc232163480 \h </w:instrText>
                 </w:r>
                 <w:r>
                   <w:rPr>
@@ -3862,10 +3867,10 @@
                   <w:noProof/>
                   <w:sz w:val="24"/>
                   <w:szCs w:val="24"/>
-                  <w:lang w:eastAsia="en-GB"/>
+                  <w:lang w:eastAsia="en-AU"/>
                 </w:rPr>
               </w:pPr>
-              <w:hyperlink w:anchor="_Toc232003185" w:history="1">
+              <w:hyperlink w:anchor="_Toc232163481" w:history="1">
                 <w:r>
                   <w:rPr>
                     <w:rStyle w:val="Hyperlink"/>
@@ -3879,7 +3884,7 @@
                     <w:noProof/>
                     <w:sz w:val="24"/>
                     <w:szCs w:val="24"/>
-                    <w:lang w:eastAsia="en-GB"/>
+                    <w:lang w:eastAsia="en-AU"/>
                   </w:rPr>
                   <w:tab/>
                 </w:r>
@@ -3909,7 +3914,7 @@
                     <w:noProof/>
                     <w:webHidden/>
                   </w:rPr>
-                  <w:instrText xml:space="preserve"> PAGEREF _Toc232003185 \h </w:instrText>
+                  <w:instrText xml:space="preserve"> PAGEREF _Toc232163481 \h </w:instrText>
                 </w:r>
                 <w:r>
                   <w:rPr>
@@ -3952,10 +3957,10 @@
                   <w:noProof/>
                   <w:sz w:val="24"/>
                   <w:szCs w:val="24"/>
-                  <w:lang w:eastAsia="en-GB"/>
+                  <w:lang w:eastAsia="en-AU"/>
                 </w:rPr>
               </w:pPr>
-              <w:hyperlink w:anchor="_Toc232003186" w:history="1">
+              <w:hyperlink w:anchor="_Toc232163482" w:history="1">
                 <w:r>
                   <w:rPr>
                     <w:rStyle w:val="Hyperlink"/>
@@ -3969,7 +3974,7 @@
                     <w:noProof/>
                     <w:sz w:val="24"/>
                     <w:szCs w:val="24"/>
-                    <w:lang w:eastAsia="en-GB"/>
+                    <w:lang w:eastAsia="en-AU"/>
                   </w:rPr>
                   <w:tab/>
                 </w:r>
@@ -3999,7 +4004,7 @@
                     <w:noProof/>
                     <w:webHidden/>
                   </w:rPr>
-                  <w:instrText xml:space="preserve"> PAGEREF _Toc232003186 \h </w:instrText>
+                  <w:instrText xml:space="preserve"> PAGEREF _Toc232163482 \h </w:instrText>
                 </w:r>
                 <w:r>
                   <w:rPr>
@@ -4042,10 +4047,10 @@
                   <w:noProof/>
                   <w:sz w:val="24"/>
                   <w:szCs w:val="24"/>
-                  <w:lang w:eastAsia="en-GB"/>
+                  <w:lang w:eastAsia="en-AU"/>
                 </w:rPr>
               </w:pPr>
-              <w:hyperlink w:anchor="_Toc232003187" w:history="1">
+              <w:hyperlink w:anchor="_Toc232163483" w:history="1">
                 <w:r>
                   <w:rPr>
                     <w:rStyle w:val="Hyperlink"/>
@@ -4060,7 +4065,7 @@
                     <w:noProof/>
                     <w:sz w:val="24"/>
                     <w:szCs w:val="24"/>
-                    <w:lang w:eastAsia="en-GB"/>
+                    <w:lang w:eastAsia="en-AU"/>
                   </w:rPr>
                   <w:tab/>
                 </w:r>
@@ -4091,7 +4096,7 @@
                     <w:noProof/>
                     <w:webHidden/>
                   </w:rPr>
-                  <w:instrText xml:space="preserve"> PAGEREF _Toc232003187 \h </w:instrText>
+                  <w:instrText xml:space="preserve"> PAGEREF _Toc232163483 \h </w:instrText>
                 </w:r>
                 <w:r>
                   <w:rPr>
@@ -4134,10 +4139,10 @@
                   <w:noProof/>
                   <w:sz w:val="24"/>
                   <w:szCs w:val="24"/>
-                  <w:lang w:eastAsia="en-GB"/>
+                  <w:lang w:eastAsia="en-AU"/>
                 </w:rPr>
               </w:pPr>
-              <w:hyperlink w:anchor="_Toc232003188" w:history="1">
+              <w:hyperlink w:anchor="_Toc232163484" w:history="1">
                 <w:r>
                   <w:rPr>
                     <w:rStyle w:val="Hyperlink"/>
@@ -4151,7 +4156,7 @@
                     <w:noProof/>
                     <w:sz w:val="24"/>
                     <w:szCs w:val="24"/>
-                    <w:lang w:eastAsia="en-GB"/>
+                    <w:lang w:eastAsia="en-AU"/>
                   </w:rPr>
                   <w:tab/>
                 </w:r>
@@ -4181,7 +4186,7 @@
                     <w:noProof/>
                     <w:webHidden/>
                   </w:rPr>
-                  <w:instrText xml:space="preserve"> PAGEREF _Toc232003188 \h </w:instrText>
+                  <w:instrText xml:space="preserve"> PAGEREF _Toc232163484 \h </w:instrText>
                 </w:r>
                 <w:r>
                   <w:rPr>
@@ -4224,10 +4229,10 @@
                   <w:noProof/>
                   <w:sz w:val="24"/>
                   <w:szCs w:val="24"/>
-                  <w:lang w:eastAsia="en-GB"/>
+                  <w:lang w:eastAsia="en-AU"/>
                 </w:rPr>
               </w:pPr>
-              <w:hyperlink w:anchor="_Toc232003189" w:history="1">
+              <w:hyperlink w:anchor="_Toc232163485" w:history="1">
                 <w:r>
                   <w:rPr>
                     <w:rStyle w:val="Hyperlink"/>
@@ -4241,7 +4246,7 @@
                     <w:noProof/>
                     <w:sz w:val="24"/>
                     <w:szCs w:val="24"/>
-                    <w:lang w:eastAsia="en-GB"/>
+                    <w:lang w:eastAsia="en-AU"/>
                   </w:rPr>
                   <w:tab/>
                 </w:r>
@@ -4271,7 +4276,7 @@
                     <w:noProof/>
                     <w:webHidden/>
                   </w:rPr>
-                  <w:instrText xml:space="preserve"> PAGEREF _Toc232003189 \h </w:instrText>
+                  <w:instrText xml:space="preserve"> PAGEREF _Toc232163485 \h </w:instrText>
                 </w:r>
                 <w:r>
                   <w:rPr>
@@ -4314,10 +4319,10 @@
                   <w:noProof/>
                   <w:sz w:val="24"/>
                   <w:szCs w:val="24"/>
-                  <w:lang w:eastAsia="en-GB"/>
+                  <w:lang w:eastAsia="en-AU"/>
                 </w:rPr>
               </w:pPr>
-              <w:hyperlink w:anchor="_Toc232003190" w:history="1">
+              <w:hyperlink w:anchor="_Toc232163486" w:history="1">
                 <w:r>
                   <w:rPr>
                     <w:rStyle w:val="Hyperlink"/>
@@ -4332,7 +4337,7 @@
                     <w:noProof/>
                     <w:sz w:val="24"/>
                     <w:szCs w:val="24"/>
-                    <w:lang w:eastAsia="en-GB"/>
+                    <w:lang w:eastAsia="en-AU"/>
                   </w:rPr>
                   <w:tab/>
                 </w:r>
@@ -4363,7 +4368,7 @@
                     <w:noProof/>
                     <w:webHidden/>
                   </w:rPr>
-                  <w:instrText xml:space="preserve"> PAGEREF _Toc232003190 \h </w:instrText>
+                  <w:instrText xml:space="preserve"> PAGEREF _Toc232163486 \h </w:instrText>
                 </w:r>
                 <w:r>
                   <w:rPr>
@@ -4406,10 +4411,10 @@
                   <w:noProof/>
                   <w:sz w:val="24"/>
                   <w:szCs w:val="24"/>
-                  <w:lang w:eastAsia="en-GB"/>
+                  <w:lang w:eastAsia="en-AU"/>
                 </w:rPr>
               </w:pPr>
-              <w:hyperlink w:anchor="_Toc232003191" w:history="1">
+              <w:hyperlink w:anchor="_Toc232163487" w:history="1">
                 <w:r>
                   <w:rPr>
                     <w:rStyle w:val="Hyperlink"/>
@@ -4423,7 +4428,7 @@
                     <w:noProof/>
                     <w:sz w:val="24"/>
                     <w:szCs w:val="24"/>
-                    <w:lang w:eastAsia="en-GB"/>
+                    <w:lang w:eastAsia="en-AU"/>
                   </w:rPr>
                   <w:tab/>
                 </w:r>
@@ -4453,7 +4458,7 @@
                     <w:noProof/>
                     <w:webHidden/>
                   </w:rPr>
-                  <w:instrText xml:space="preserve"> PAGEREF _Toc232003191 \h </w:instrText>
+                  <w:instrText xml:space="preserve"> PAGEREF _Toc232163487 \h </w:instrText>
                 </w:r>
                 <w:r>
                   <w:rPr>
@@ -4496,10 +4501,10 @@
                   <w:noProof/>
                   <w:sz w:val="24"/>
                   <w:szCs w:val="24"/>
-                  <w:lang w:eastAsia="en-GB"/>
+                  <w:lang w:eastAsia="en-AU"/>
                 </w:rPr>
               </w:pPr>
-              <w:hyperlink w:anchor="_Toc232003192" w:history="1">
+              <w:hyperlink w:anchor="_Toc232163488" w:history="1">
                 <w:r>
                   <w:rPr>
                     <w:rStyle w:val="Hyperlink"/>
@@ -4513,7 +4518,7 @@
                     <w:noProof/>
                     <w:sz w:val="24"/>
                     <w:szCs w:val="24"/>
-                    <w:lang w:eastAsia="en-GB"/>
+                    <w:lang w:eastAsia="en-AU"/>
                   </w:rPr>
                   <w:tab/>
                 </w:r>
@@ -4543,7 +4548,7 @@
                     <w:noProof/>
                     <w:webHidden/>
                   </w:rPr>
-                  <w:instrText xml:space="preserve"> PAGEREF _Toc232003192 \h </w:instrText>
+                  <w:instrText xml:space="preserve"> PAGEREF _Toc232163488 \h </w:instrText>
                 </w:r>
                 <w:r>
                   <w:rPr>
@@ -4586,10 +4591,10 @@
                   <w:noProof/>
                   <w:sz w:val="24"/>
                   <w:szCs w:val="24"/>
-                  <w:lang w:eastAsia="en-GB"/>
+                  <w:lang w:eastAsia="en-AU"/>
                 </w:rPr>
               </w:pPr>
-              <w:hyperlink w:anchor="_Toc232003193" w:history="1">
+              <w:hyperlink w:anchor="_Toc232163489" w:history="1">
                 <w:r>
                   <w:rPr>
                     <w:rStyle w:val="Hyperlink"/>
@@ -4604,7 +4609,7 @@
                     <w:noProof/>
                     <w:sz w:val="24"/>
                     <w:szCs w:val="24"/>
-                    <w:lang w:eastAsia="en-GB"/>
+                    <w:lang w:eastAsia="en-AU"/>
                   </w:rPr>
                   <w:tab/>
                 </w:r>
@@ -4635,7 +4640,7 @@
                     <w:noProof/>
                     <w:webHidden/>
                   </w:rPr>
-                  <w:instrText xml:space="preserve"> PAGEREF _Toc232003193 \h </w:instrText>
+                  <w:instrText xml:space="preserve"> PAGEREF _Toc232163489 \h </w:instrText>
                 </w:r>
                 <w:r>
                   <w:rPr>
@@ -4678,10 +4683,10 @@
                   <w:noProof/>
                   <w:sz w:val="24"/>
                   <w:szCs w:val="24"/>
-                  <w:lang w:eastAsia="en-GB"/>
+                  <w:lang w:eastAsia="en-AU"/>
                 </w:rPr>
               </w:pPr>
-              <w:hyperlink w:anchor="_Toc232003194" w:history="1">
+              <w:hyperlink w:anchor="_Toc232163490" w:history="1">
                 <w:r>
                   <w:rPr>
                     <w:rStyle w:val="Hyperlink"/>
@@ -4695,7 +4700,7 @@
                     <w:noProof/>
                     <w:sz w:val="24"/>
                     <w:szCs w:val="24"/>
-                    <w:lang w:eastAsia="en-GB"/>
+                    <w:lang w:eastAsia="en-AU"/>
                   </w:rPr>
                   <w:tab/>
                 </w:r>
@@ -4725,7 +4730,7 @@
                     <w:noProof/>
                     <w:webHidden/>
                   </w:rPr>
-                  <w:instrText xml:space="preserve"> PAGEREF _Toc232003194 \h </w:instrText>
+                  <w:instrText xml:space="preserve"> PAGEREF _Toc232163490 \h </w:instrText>
                 </w:r>
                 <w:r>
                   <w:rPr>
@@ -4768,10 +4773,10 @@
                   <w:noProof/>
                   <w:sz w:val="24"/>
                   <w:szCs w:val="24"/>
-                  <w:lang w:eastAsia="en-GB"/>
+                  <w:lang w:eastAsia="en-AU"/>
                 </w:rPr>
               </w:pPr>
-              <w:hyperlink w:anchor="_Toc232003195" w:history="1">
+              <w:hyperlink w:anchor="_Toc232163491" w:history="1">
                 <w:r>
                   <w:rPr>
                     <w:rStyle w:val="Hyperlink"/>
@@ -4786,7 +4791,7 @@
                     <w:noProof/>
                     <w:sz w:val="24"/>
                     <w:szCs w:val="24"/>
-                    <w:lang w:eastAsia="en-GB"/>
+                    <w:lang w:eastAsia="en-AU"/>
                   </w:rPr>
                   <w:tab/>
                 </w:r>
@@ -4817,7 +4822,7 @@
                     <w:noProof/>
                     <w:webHidden/>
                   </w:rPr>
-                  <w:instrText xml:space="preserve"> PAGEREF _Toc232003195 \h </w:instrText>
+                  <w:instrText xml:space="preserve"> PAGEREF _Toc232163491 \h </w:instrText>
                 </w:r>
                 <w:r>
                   <w:rPr>
@@ -4860,10 +4865,10 @@
                   <w:noProof/>
                   <w:sz w:val="24"/>
                   <w:szCs w:val="24"/>
-                  <w:lang w:eastAsia="en-GB"/>
+                  <w:lang w:eastAsia="en-AU"/>
                 </w:rPr>
               </w:pPr>
-              <w:hyperlink w:anchor="_Toc232003196" w:history="1">
+              <w:hyperlink w:anchor="_Toc232163492" w:history="1">
                 <w:r>
                   <w:rPr>
                     <w:rStyle w:val="Hyperlink"/>
@@ -4877,7 +4882,7 @@
                     <w:noProof/>
                     <w:sz w:val="24"/>
                     <w:szCs w:val="24"/>
-                    <w:lang w:eastAsia="en-GB"/>
+                    <w:lang w:eastAsia="en-AU"/>
                   </w:rPr>
                   <w:tab/>
                 </w:r>
@@ -4907,7 +4912,7 @@
                     <w:noProof/>
                     <w:webHidden/>
                   </w:rPr>
-                  <w:instrText xml:space="preserve"> PAGEREF _Toc232003196 \h </w:instrText>
+                  <w:instrText xml:space="preserve"> PAGEREF _Toc232163492 \h </w:instrText>
                 </w:r>
                 <w:r>
                   <w:rPr>
@@ -4950,10 +4955,10 @@
                   <w:noProof/>
                   <w:sz w:val="24"/>
                   <w:szCs w:val="24"/>
-                  <w:lang w:eastAsia="en-GB"/>
+                  <w:lang w:eastAsia="en-AU"/>
                 </w:rPr>
               </w:pPr>
-              <w:hyperlink w:anchor="_Toc232003197" w:history="1">
+              <w:hyperlink w:anchor="_Toc232163493" w:history="1">
                 <w:r>
                   <w:rPr>
                     <w:rStyle w:val="Hyperlink"/>
@@ -4967,7 +4972,7 @@
                     <w:noProof/>
                     <w:sz w:val="24"/>
                     <w:szCs w:val="24"/>
-                    <w:lang w:eastAsia="en-GB"/>
+                    <w:lang w:eastAsia="en-AU"/>
                   </w:rPr>
                   <w:tab/>
                 </w:r>
@@ -4997,7 +5002,7 @@
                     <w:noProof/>
                     <w:webHidden/>
                   </w:rPr>
-                  <w:instrText xml:space="preserve"> PAGEREF _Toc232003197 \h </w:instrText>
+                  <w:instrText xml:space="preserve"> PAGEREF _Toc232163493 \h </w:instrText>
                 </w:r>
                 <w:r>
                   <w:rPr>
@@ -5040,10 +5045,10 @@
                   <w:noProof/>
                   <w:sz w:val="24"/>
                   <w:szCs w:val="24"/>
-                  <w:lang w:eastAsia="en-GB"/>
+                  <w:lang w:eastAsia="en-AU"/>
                 </w:rPr>
               </w:pPr>
-              <w:hyperlink w:anchor="_Toc232003198" w:history="1">
+              <w:hyperlink w:anchor="_Toc232163494" w:history="1">
                 <w:r>
                   <w:rPr>
                     <w:rStyle w:val="Hyperlink"/>
@@ -5057,7 +5062,7 @@
                     <w:noProof/>
                     <w:sz w:val="24"/>
                     <w:szCs w:val="24"/>
-                    <w:lang w:eastAsia="en-GB"/>
+                    <w:lang w:eastAsia="en-AU"/>
                   </w:rPr>
                   <w:tab/>
                 </w:r>
@@ -5087,7 +5092,7 @@
                     <w:noProof/>
                     <w:webHidden/>
                   </w:rPr>
-                  <w:instrText xml:space="preserve"> PAGEREF _Toc232003198 \h </w:instrText>
+                  <w:instrText xml:space="preserve"> PAGEREF _Toc232163494 \h </w:instrText>
                 </w:r>
                 <w:r>
                   <w:rPr>
@@ -5130,10 +5135,10 @@
                   <w:noProof/>
                   <w:sz w:val="24"/>
                   <w:szCs w:val="24"/>
-                  <w:lang w:eastAsia="en-GB"/>
+                  <w:lang w:eastAsia="en-AU"/>
                 </w:rPr>
               </w:pPr>
-              <w:hyperlink w:anchor="_Toc232003199" w:history="1">
+              <w:hyperlink w:anchor="_Toc232163495" w:history="1">
                 <w:r>
                   <w:rPr>
                     <w:rStyle w:val="Hyperlink"/>
@@ -5147,7 +5152,7 @@
                     <w:noProof/>
                     <w:sz w:val="24"/>
                     <w:szCs w:val="24"/>
-                    <w:lang w:eastAsia="en-GB"/>
+                    <w:lang w:eastAsia="en-AU"/>
                   </w:rPr>
                   <w:tab/>
                 </w:r>
@@ -5177,7 +5182,7 @@
                     <w:noProof/>
                     <w:webHidden/>
                   </w:rPr>
-                  <w:instrText xml:space="preserve"> PAGEREF _Toc232003199 \h </w:instrText>
+                  <w:instrText xml:space="preserve"> PAGEREF _Toc232163495 \h </w:instrText>
                 </w:r>
                 <w:r>
                   <w:rPr>
@@ -5220,10 +5225,10 @@
                   <w:noProof/>
                   <w:sz w:val="24"/>
                   <w:szCs w:val="24"/>
-                  <w:lang w:eastAsia="en-GB"/>
+                  <w:lang w:eastAsia="en-AU"/>
                 </w:rPr>
               </w:pPr>
-              <w:hyperlink w:anchor="_Toc232003200" w:history="1">
+              <w:hyperlink w:anchor="_Toc232163496" w:history="1">
                 <w:r>
                   <w:rPr>
                     <w:rStyle w:val="Hyperlink"/>
@@ -5237,7 +5242,7 @@
                     <w:noProof/>
                     <w:sz w:val="24"/>
                     <w:szCs w:val="24"/>
-                    <w:lang w:eastAsia="en-GB"/>
+                    <w:lang w:eastAsia="en-AU"/>
                   </w:rPr>
                   <w:tab/>
                 </w:r>
@@ -5267,7 +5272,7 @@
                     <w:noProof/>
                     <w:webHidden/>
                   </w:rPr>
-                  <w:instrText xml:space="preserve"> PAGEREF _Toc232003200 \h </w:instrText>
+                  <w:instrText xml:space="preserve"> PAGEREF _Toc232163496 \h </w:instrText>
                 </w:r>
                 <w:r>
                   <w:rPr>
@@ -5310,10 +5315,10 @@
                   <w:noProof/>
                   <w:sz w:val="24"/>
                   <w:szCs w:val="24"/>
-                  <w:lang w:eastAsia="en-GB"/>
+                  <w:lang w:eastAsia="en-AU"/>
                 </w:rPr>
               </w:pPr>
-              <w:hyperlink w:anchor="_Toc232003201" w:history="1">
+              <w:hyperlink w:anchor="_Toc232163497" w:history="1">
                 <w:r>
                   <w:rPr>
                     <w:rStyle w:val="Hyperlink"/>
@@ -5327,7 +5332,7 @@
                     <w:noProof/>
                     <w:sz w:val="24"/>
                     <w:szCs w:val="24"/>
-                    <w:lang w:eastAsia="en-GB"/>
+                    <w:lang w:eastAsia="en-AU"/>
                   </w:rPr>
                   <w:tab/>
                 </w:r>
@@ -5357,7 +5362,7 @@
                     <w:noProof/>
                     <w:webHidden/>
                   </w:rPr>
-                  <w:instrText xml:space="preserve"> PAGEREF _Toc232003201 \h </w:instrText>
+                  <w:instrText xml:space="preserve"> PAGEREF _Toc232163497 \h </w:instrText>
                 </w:r>
                 <w:r>
                   <w:rPr>
@@ -5400,10 +5405,10 @@
                   <w:noProof/>
                   <w:sz w:val="24"/>
                   <w:szCs w:val="24"/>
-                  <w:lang w:eastAsia="en-GB"/>
+                  <w:lang w:eastAsia="en-AU"/>
                 </w:rPr>
               </w:pPr>
-              <w:hyperlink w:anchor="_Toc232003202" w:history="1">
+              <w:hyperlink w:anchor="_Toc232163498" w:history="1">
                 <w:r>
                   <w:rPr>
                     <w:rStyle w:val="Hyperlink"/>
@@ -5417,7 +5422,7 @@
                     <w:noProof/>
                     <w:sz w:val="24"/>
                     <w:szCs w:val="24"/>
-                    <w:lang w:eastAsia="en-GB"/>
+                    <w:lang w:eastAsia="en-AU"/>
                   </w:rPr>
                   <w:tab/>
                 </w:r>
@@ -5447,7 +5452,7 @@
                     <w:noProof/>
                     <w:webHidden/>
                   </w:rPr>
-                  <w:instrText xml:space="preserve"> PAGEREF _Toc232003202 \h </w:instrText>
+                  <w:instrText xml:space="preserve"> PAGEREF _Toc232163498 \h </w:instrText>
                 </w:r>
                 <w:r>
                   <w:rPr>
@@ -5490,13 +5495,14 @@
                   <w:noProof/>
                   <w:sz w:val="24"/>
                   <w:szCs w:val="24"/>
-                  <w:lang w:eastAsia="en-GB"/>
+                  <w:lang w:eastAsia="en-AU"/>
                 </w:rPr>
               </w:pPr>
-              <w:hyperlink w:anchor="_Toc232003203" w:history="1">
+              <w:hyperlink w:anchor="_Toc232163499" w:history="1">
                 <w:r>
                   <w:rPr>
                     <w:rStyle w:val="Hyperlink"/>
+                    <w:rFonts w:ascii="Arial" w:hAnsi="Arial" w:cs="Arial"/>
                     <w:noProof/>
                   </w:rPr>
                   <w:t>12</w:t>
@@ -5507,7 +5513,7 @@
                     <w:noProof/>
                     <w:sz w:val="24"/>
                     <w:szCs w:val="24"/>
-                    <w:lang w:eastAsia="en-GB"/>
+                    <w:lang w:eastAsia="en-AU"/>
                   </w:rPr>
                   <w:tab/>
                 </w:r>
@@ -5537,7 +5543,7 @@
                     <w:noProof/>
                     <w:webHidden/>
                   </w:rPr>
-                  <w:instrText xml:space="preserve"> PAGEREF _Toc232003203 \h </w:instrText>
+                  <w:instrText xml:space="preserve"> PAGEREF _Toc232163499 \h </w:instrText>
                 </w:r>
                 <w:r>
                   <w:rPr>
@@ -5580,10 +5586,10 @@
                   <w:noProof/>
                   <w:sz w:val="24"/>
                   <w:szCs w:val="24"/>
-                  <w:lang w:eastAsia="en-GB"/>
+                  <w:lang w:eastAsia="en-AU"/>
                 </w:rPr>
               </w:pPr>
-              <w:hyperlink w:anchor="_Toc232003204" w:history="1">
+              <w:hyperlink w:anchor="_Toc232163500" w:history="1">
                 <w:r>
                   <w:rPr>
                     <w:rStyle w:val="Hyperlink"/>
@@ -5598,7 +5604,7 @@
                     <w:noProof/>
                     <w:sz w:val="24"/>
                     <w:szCs w:val="24"/>
-                    <w:lang w:eastAsia="en-GB"/>
+                    <w:lang w:eastAsia="en-AU"/>
                   </w:rPr>
                   <w:tab/>
                 </w:r>
@@ -5608,7 +5614,7 @@
                     <w:rFonts w:ascii="Arial" w:hAnsi="Arial" w:cs="Arial"/>
                     <w:noProof/>
                   </w:rPr>
-                  <w:t>Appendix A – Deliverable Task Breakdown Statement</w:t>
+                  <w:t>Appendix A — NMEA Input Format</w:t>
                 </w:r>
                 <w:r>
                   <w:rPr>
@@ -5629,7 +5635,7 @@
                     <w:noProof/>
                     <w:webHidden/>
                   </w:rPr>
-                  <w:instrText xml:space="preserve"> PAGEREF _Toc232003204 \h </w:instrText>
+                  <w:instrText xml:space="preserve"> PAGEREF _Toc232163500 \h </w:instrText>
                 </w:r>
                 <w:r>
                   <w:rPr>
@@ -5672,10 +5678,10 @@
                   <w:noProof/>
                   <w:sz w:val="24"/>
                   <w:szCs w:val="24"/>
-                  <w:lang w:eastAsia="en-GB"/>
+                  <w:lang w:eastAsia="en-AU"/>
                 </w:rPr>
               </w:pPr>
-              <w:hyperlink w:anchor="_Toc232003205" w:history="1">
+              <w:hyperlink w:anchor="_Toc232163501" w:history="1">
                 <w:r>
                   <w:rPr>
                     <w:rStyle w:val="Hyperlink"/>
@@ -5690,7 +5696,7 @@
                     <w:noProof/>
                     <w:sz w:val="24"/>
                     <w:szCs w:val="24"/>
-                    <w:lang w:eastAsia="en-GB"/>
+                    <w:lang w:eastAsia="en-AU"/>
                   </w:rPr>
                   <w:tab/>
                 </w:r>
@@ -5700,7 +5706,7 @@
                     <w:rFonts w:ascii="Arial" w:hAnsi="Arial" w:cs="Arial"/>
                     <w:noProof/>
                   </w:rPr>
-                  <w:t>Appendix B — NMEA Input Format</w:t>
+                  <w:t>Appendix B — CSV Output Format</w:t>
                 </w:r>
                 <w:r>
                   <w:rPr>
@@ -5721,7 +5727,7 @@
                     <w:noProof/>
                     <w:webHidden/>
                   </w:rPr>
-                  <w:instrText xml:space="preserve"> PAGEREF _Toc232003205 \h </w:instrText>
+                  <w:instrText xml:space="preserve"> PAGEREF _Toc232163501 \h </w:instrText>
                 </w:r>
                 <w:r>
                   <w:rPr>
@@ -5741,99 +5747,7 @@
                     <w:noProof/>
                     <w:webHidden/>
                   </w:rPr>
-                  <w:t>40</w:t>
-                </w:r>
-                <w:r>
-                  <w:rPr>
-                    <w:noProof/>
-                    <w:webHidden/>
-                  </w:rPr>
-                  <w:fldChar w:fldCharType="end"/>
-                </w:r>
-              </w:hyperlink>
-            </w:p>
-            <w:p>
-              <w:pPr>
-                <w:pStyle w:val="TOC2"/>
-                <w:tabs>
-                  <w:tab w:val="left" w:pos="960"/>
-                  <w:tab w:val="right" w:leader="dot" w:pos="9016"/>
-                </w:tabs>
-                <w:rPr>
-                  <w:rFonts w:eastAsiaTheme="minorEastAsia"/>
-                  <w:noProof/>
-                  <w:sz w:val="24"/>
-                  <w:szCs w:val="24"/>
-                  <w:lang w:eastAsia="en-GB"/>
-                </w:rPr>
-              </w:pPr>
-              <w:hyperlink w:anchor="_Toc232003206" w:history="1">
-                <w:r>
-                  <w:rPr>
-                    <w:rStyle w:val="Hyperlink"/>
-                    <w:rFonts w:ascii="Arial" w:hAnsi="Arial" w:cs="Arial"/>
-                    <w:noProof/>
-                  </w:rPr>
-                  <w:t>12.3</w:t>
-                </w:r>
-                <w:r>
-                  <w:rPr>
-                    <w:rFonts w:eastAsiaTheme="minorEastAsia"/>
-                    <w:noProof/>
-                    <w:sz w:val="24"/>
-                    <w:szCs w:val="24"/>
-                    <w:lang w:eastAsia="en-GB"/>
-                  </w:rPr>
-                  <w:tab/>
-                </w:r>
-                <w:r>
-                  <w:rPr>
-                    <w:rStyle w:val="Hyperlink"/>
-                    <w:rFonts w:ascii="Arial" w:hAnsi="Arial" w:cs="Arial"/>
-                    <w:noProof/>
-                  </w:rPr>
-                  <w:t>Appendix C — CSV Output Format</w:t>
-                </w:r>
-                <w:r>
-                  <w:rPr>
-                    <w:noProof/>
-                    <w:webHidden/>
-                  </w:rPr>
-                  <w:tab/>
-                </w:r>
-                <w:r>
-                  <w:rPr>
-                    <w:noProof/>
-                    <w:webHidden/>
-                  </w:rPr>
-                  <w:fldChar w:fldCharType="begin"/>
-                </w:r>
-                <w:r>
-                  <w:rPr>
-                    <w:noProof/>
-                    <w:webHidden/>
-                  </w:rPr>
-                  <w:instrText xml:space="preserve"> PAGEREF _Toc232003206 \h </w:instrText>
-                </w:r>
-                <w:r>
-                  <w:rPr>
-                    <w:noProof/>
-                    <w:webHidden/>
-                  </w:rPr>
-                </w:r>
-                <w:r>
-                  <w:rPr>
-                    <w:noProof/>
-                    <w:webHidden/>
-                  </w:rPr>
-                  <w:fldChar w:fldCharType="separate"/>
-                </w:r>
-                <w:r>
-                  <w:rPr>
-                    <w:noProof/>
-                    <w:webHidden/>
-                  </w:rPr>
-                  <w:t>41</w:t>
+                  <w:t>38</w:t>
                 </w:r>
                 <w:r>
                   <w:rPr>
@@ -5956,7 +5870,7 @@
         <w:pStyle w:val="Heading1"/>
         <w:jc w:val="both"/>
       </w:pPr>
-      <w:bookmarkStart w:id="0" w:name="_Toc232003157"/>
+      <w:bookmarkStart w:id="0" w:name="_Toc232163453"/>
       <w:r>
         <w:lastRenderedPageBreak/>
         <w:t>Introduction</w:t>
@@ -6010,7 +5924,7 @@
       <w:pPr>
         <w:pStyle w:val="Heading1"/>
       </w:pPr>
-      <w:bookmarkStart w:id="1" w:name="_Toc232003158"/>
+      <w:bookmarkStart w:id="1" w:name="_Toc232163454"/>
       <w:r>
         <w:rPr>
           <w:rFonts w:ascii="Arial" w:hAnsi="Arial" w:cs="Arial"/>
@@ -6149,7 +6063,7 @@
           <w:rFonts w:asciiTheme="minorHAnsi" w:hAnsiTheme="minorHAnsi" w:cstheme="minorBidi"/>
         </w:rPr>
       </w:pPr>
-      <w:bookmarkStart w:id="2" w:name="_Toc232003159"/>
+      <w:bookmarkStart w:id="2" w:name="_Toc232163455"/>
       <w:r>
         <w:t>Key Features</w:t>
       </w:r>
@@ -6182,7 +6096,31 @@
           <w:lang w:eastAsia="en-AU"/>
           <w14:ligatures w14:val="none"/>
         </w:rPr>
-        <w:t xml:space="preserve">RTK GNSS positioning using the u-blox ZED-F9P </w:t>
+        <w:t>RTK GNSS positioning using the u-</w:t>
+      </w:r>
+      <w:proofErr w:type="spellStart"/>
+      <w:r>
+        <w:rPr>
+          <w:rFonts w:ascii="Arial" w:eastAsia="Times New Roman" w:hAnsi="Arial" w:cs="Arial"/>
+          <w:kern w:val="0"/>
+          <w:sz w:val="24"/>
+          <w:szCs w:val="24"/>
+          <w:lang w:eastAsia="en-AU"/>
+          <w14:ligatures w14:val="none"/>
+        </w:rPr>
+        <w:t>blox</w:t>
+      </w:r>
+      <w:proofErr w:type="spellEnd"/>
+      <w:r>
+        <w:rPr>
+          <w:rFonts w:ascii="Arial" w:eastAsia="Times New Roman" w:hAnsi="Arial" w:cs="Arial"/>
+          <w:kern w:val="0"/>
+          <w:sz w:val="24"/>
+          <w:szCs w:val="24"/>
+          <w:lang w:eastAsia="en-AU"/>
+          <w14:ligatures w14:val="none"/>
+        </w:rPr>
+        <w:t xml:space="preserve"> ZED-F9P </w:t>
       </w:r>
     </w:p>
     <w:p>
@@ -6364,7 +6302,7 @@
       <w:pPr>
         <w:pStyle w:val="Heading1"/>
       </w:pPr>
-      <w:bookmarkStart w:id="3" w:name="_Toc232003160"/>
+      <w:bookmarkStart w:id="3" w:name="_Toc232163456"/>
       <w:r>
         <w:t>Technical Specifications</w:t>
       </w:r>
@@ -6374,7 +6312,7 @@
       <w:pPr>
         <w:pStyle w:val="Heading2"/>
       </w:pPr>
-      <w:bookmarkStart w:id="4" w:name="_Toc232003161"/>
+      <w:bookmarkStart w:id="4" w:name="_Toc232163457"/>
       <w:r>
         <w:t>In the Box</w:t>
       </w:r>
@@ -6523,7 +6461,7 @@
       <w:pPr>
         <w:pStyle w:val="Heading2"/>
       </w:pPr>
-      <w:bookmarkStart w:id="5" w:name="_Toc232003162"/>
+      <w:bookmarkStart w:id="5" w:name="_Toc232163458"/>
       <w:r>
         <w:t>Base Station</w:t>
       </w:r>
@@ -6745,13 +6683,23 @@
         </w:rPr>
         <w:t xml:space="preserve">1x </w:t>
       </w:r>
-      <w:r>
-        <w:rPr>
-          <w:rFonts w:ascii="Arial" w:hAnsi="Arial" w:cs="Arial"/>
-          <w:sz w:val="24"/>
-          <w:szCs w:val="24"/>
-        </w:rPr>
-        <w:t>SparkFun GPS-RTK-RMA-SMA</w:t>
+      <w:proofErr w:type="spellStart"/>
+      <w:r>
+        <w:rPr>
+          <w:rFonts w:ascii="Arial" w:hAnsi="Arial" w:cs="Arial"/>
+          <w:sz w:val="24"/>
+          <w:szCs w:val="24"/>
+        </w:rPr>
+        <w:t>SparkFun</w:t>
+      </w:r>
+      <w:proofErr w:type="spellEnd"/>
+      <w:r>
+        <w:rPr>
+          <w:rFonts w:ascii="Arial" w:hAnsi="Arial" w:cs="Arial"/>
+          <w:sz w:val="24"/>
+          <w:szCs w:val="24"/>
+        </w:rPr>
+        <w:t xml:space="preserve"> GPS-RTK-RMA-SMA</w:t>
       </w:r>
     </w:p>
     <w:p>
@@ -6838,7 +6786,7 @@
       <w:pPr>
         <w:pStyle w:val="Heading2"/>
       </w:pPr>
-      <w:bookmarkStart w:id="6" w:name="_Toc232003163"/>
+      <w:bookmarkStart w:id="6" w:name="_Toc232163459"/>
       <w:r>
         <w:t>Rover</w:t>
       </w:r>
@@ -7027,13 +6975,23 @@
         </w:rPr>
         <w:t xml:space="preserve">1x </w:t>
       </w:r>
-      <w:r>
-        <w:rPr>
-          <w:rFonts w:ascii="Arial" w:hAnsi="Arial" w:cs="Arial"/>
-          <w:sz w:val="24"/>
-          <w:szCs w:val="24"/>
-        </w:rPr>
-        <w:t>SparkFun GPS-RTK-RMA-SMA</w:t>
+      <w:proofErr w:type="spellStart"/>
+      <w:r>
+        <w:rPr>
+          <w:rFonts w:ascii="Arial" w:hAnsi="Arial" w:cs="Arial"/>
+          <w:sz w:val="24"/>
+          <w:szCs w:val="24"/>
+        </w:rPr>
+        <w:t>SparkFun</w:t>
+      </w:r>
+      <w:proofErr w:type="spellEnd"/>
+      <w:r>
+        <w:rPr>
+          <w:rFonts w:ascii="Arial" w:hAnsi="Arial" w:cs="Arial"/>
+          <w:sz w:val="24"/>
+          <w:szCs w:val="24"/>
+        </w:rPr>
+        <w:t xml:space="preserve"> GPS-RTK-RMA-SMA</w:t>
       </w:r>
     </w:p>
     <w:p>
@@ -7124,7 +7082,7 @@
           <w:rFonts w:ascii="Arial" w:hAnsi="Arial" w:cs="Arial"/>
         </w:rPr>
       </w:pPr>
-      <w:bookmarkStart w:id="7" w:name="_Toc232003164"/>
+      <w:bookmarkStart w:id="7" w:name="_Toc232163460"/>
       <w:r>
         <w:rPr>
           <w:rFonts w:ascii="Arial" w:hAnsi="Arial" w:cs="Arial"/>
@@ -7137,7 +7095,7 @@
       <w:pPr>
         <w:pStyle w:val="Heading2"/>
       </w:pPr>
-      <w:bookmarkStart w:id="8" w:name="_Toc232003165"/>
+      <w:bookmarkStart w:id="8" w:name="_Toc232163461"/>
       <w:r>
         <w:t xml:space="preserve">Minimum PC/Host </w:t>
       </w:r>
@@ -7168,6 +7126,7 @@
           <w:szCs w:val="24"/>
         </w:rPr>
       </w:pPr>
+      <w:proofErr w:type="spellStart"/>
       <w:r>
         <w:rPr>
           <w:rFonts w:ascii="Arial" w:hAnsi="Arial" w:cs="Arial"/>
@@ -7175,7 +7134,17 @@
           <w:sz w:val="24"/>
           <w:szCs w:val="24"/>
         </w:rPr>
-        <w:t>RTKBase Configuration</w:t>
+        <w:t>RTKBase</w:t>
+      </w:r>
+      <w:proofErr w:type="spellEnd"/>
+      <w:r>
+        <w:rPr>
+          <w:rFonts w:ascii="Arial" w:hAnsi="Arial" w:cs="Arial"/>
+          <w:b/>
+          <w:sz w:val="24"/>
+          <w:szCs w:val="24"/>
+        </w:rPr>
+        <w:t xml:space="preserve"> Configuration</w:t>
       </w:r>
       <w:r>
         <w:rPr>
@@ -7207,7 +7176,25 @@
           <w:sz w:val="24"/>
           <w:szCs w:val="24"/>
         </w:rPr>
-        <w:t>is required to launch the RTKBase software and configure the base Station’s known location.</w:t>
+        <w:t xml:space="preserve">is required to launch the </w:t>
+      </w:r>
+      <w:proofErr w:type="spellStart"/>
+      <w:r>
+        <w:rPr>
+          <w:rFonts w:ascii="Arial" w:hAnsi="Arial" w:cs="Arial"/>
+          <w:sz w:val="24"/>
+          <w:szCs w:val="24"/>
+        </w:rPr>
+        <w:t>RTKBase</w:t>
+      </w:r>
+      <w:proofErr w:type="spellEnd"/>
+      <w:r>
+        <w:rPr>
+          <w:rFonts w:ascii="Arial" w:hAnsi="Arial" w:cs="Arial"/>
+          <w:sz w:val="24"/>
+          <w:szCs w:val="24"/>
+        </w:rPr>
+        <w:t xml:space="preserve"> software and configure the base Station’s known location.</w:t>
       </w:r>
       <w:r>
         <w:rPr>
@@ -7345,7 +7332,7 @@
       <w:pPr>
         <w:pStyle w:val="Heading2"/>
       </w:pPr>
-      <w:bookmarkStart w:id="9" w:name="_Toc232003166"/>
+      <w:bookmarkStart w:id="9" w:name="_Toc232163462"/>
       <w:r>
         <w:t>Wireless Access Point</w:t>
       </w:r>
@@ -7565,7 +7552,7 @@
       <w:pPr>
         <w:pStyle w:val="Heading2"/>
       </w:pPr>
-      <w:bookmarkStart w:id="10" w:name="_Toc232003167"/>
+      <w:bookmarkStart w:id="10" w:name="_Toc232163463"/>
       <w:r>
         <w:t xml:space="preserve">Supported </w:t>
       </w:r>
@@ -7745,7 +7732,6 @@
         </w:rPr>
         <w:t xml:space="preserve"> </w:t>
       </w:r>
-      <w:commentRangeStart w:id="11"/>
       <w:r>
         <w:rPr>
           <w:rFonts w:ascii="Arial" w:hAnsi="Arial" w:cs="Arial"/>
@@ -7778,37 +7764,27 @@
         </w:rPr>
         <w:t>.</w:t>
       </w:r>
-      <w:commentRangeEnd w:id="11"/>
-      <w:r>
-        <w:rPr>
-          <w:rStyle w:val="CommentReference"/>
-          <w:rFonts w:ascii="Arial" w:hAnsi="Arial" w:cs="Arial"/>
-          <w:sz w:val="24"/>
-          <w:szCs w:val="24"/>
-        </w:rPr>
-        <w:commentReference w:id="11"/>
-      </w:r>
     </w:p>
     <w:p>
       <w:pPr>
         <w:pStyle w:val="Heading1"/>
       </w:pPr>
-      <w:bookmarkStart w:id="12" w:name="_Toc232003168"/>
+      <w:bookmarkStart w:id="11" w:name="_Toc232163464"/>
       <w:r>
         <w:lastRenderedPageBreak/>
         <w:t>Using the device</w:t>
       </w:r>
+      <w:bookmarkEnd w:id="11"/>
+    </w:p>
+    <w:p>
+      <w:pPr>
+        <w:pStyle w:val="Heading2"/>
+      </w:pPr>
+      <w:bookmarkStart w:id="12" w:name="_Toc232163465"/>
+      <w:r>
+        <w:t>Hardware installation</w:t>
+      </w:r>
       <w:bookmarkEnd w:id="12"/>
-    </w:p>
-    <w:p>
-      <w:pPr>
-        <w:pStyle w:val="Heading2"/>
-      </w:pPr>
-      <w:bookmarkStart w:id="13" w:name="_Toc232003169"/>
-      <w:r>
-        <w:t>Hardware installation</w:t>
-      </w:r>
-      <w:bookmarkEnd w:id="13"/>
       <w:r>
         <w:t xml:space="preserve"> </w:t>
       </w:r>
@@ -7918,7 +7894,25 @@
           <w:sz w:val="24"/>
           <w:szCs w:val="24"/>
         </w:rPr>
-        <w:t xml:space="preserve">The base station runs RTKBase which allows the user to monitor </w:t>
+        <w:t xml:space="preserve">The base station runs </w:t>
+      </w:r>
+      <w:proofErr w:type="spellStart"/>
+      <w:r>
+        <w:rPr>
+          <w:rFonts w:ascii="Arial" w:hAnsi="Arial" w:cs="Arial"/>
+          <w:sz w:val="24"/>
+          <w:szCs w:val="24"/>
+        </w:rPr>
+        <w:t>RTKBase</w:t>
+      </w:r>
+      <w:proofErr w:type="spellEnd"/>
+      <w:r>
+        <w:rPr>
+          <w:rFonts w:ascii="Arial" w:hAnsi="Arial" w:cs="Arial"/>
+          <w:sz w:val="24"/>
+          <w:szCs w:val="24"/>
+        </w:rPr>
+        <w:t xml:space="preserve"> which allows the user to monitor </w:t>
       </w:r>
       <w:r>
         <w:rPr>
@@ -8074,8 +8068,18 @@
           <w:sz w:val="24"/>
           <w:szCs w:val="24"/>
         </w:rPr>
-        <w:t>Dog projec</w:t>
-      </w:r>
+        <w:t xml:space="preserve">Dog </w:t>
+      </w:r>
+      <w:proofErr w:type="spellStart"/>
+      <w:r>
+        <w:rPr>
+          <w:rFonts w:ascii="Arial" w:hAnsi="Arial" w:cs="Arial"/>
+          <w:sz w:val="24"/>
+          <w:szCs w:val="24"/>
+        </w:rPr>
+        <w:t>projec</w:t>
+      </w:r>
+      <w:proofErr w:type="spellEnd"/>
     </w:p>
     <w:p>
       <w:pPr>
@@ -8129,7 +8133,7 @@
           <w:szCs w:val="24"/>
         </w:rPr>
       </w:pPr>
-      <w:hyperlink r:id="rId14" w:history="1">
+      <w:hyperlink r:id="rId10" w:history="1">
         <w:r>
           <w:rPr>
             <w:rStyle w:val="Hyperlink"/>
@@ -8153,7 +8157,7 @@
       <w:pPr>
         <w:pStyle w:val="Heading2"/>
       </w:pPr>
-      <w:bookmarkStart w:id="14" w:name="_Toc232003170"/>
+      <w:bookmarkStart w:id="13" w:name="_Toc232163466"/>
       <w:r>
         <w:t>Getting started</w:t>
       </w:r>
@@ -8163,17 +8167,17 @@
       <w:r>
         <w:t>User Interface Guide</w:t>
       </w:r>
+      <w:bookmarkEnd w:id="13"/>
+    </w:p>
+    <w:p>
+      <w:pPr>
+        <w:pStyle w:val="Heading3"/>
+      </w:pPr>
+      <w:bookmarkStart w:id="14" w:name="_Toc232163467"/>
+      <w:r>
+        <w:t>Map mode</w:t>
+      </w:r>
       <w:bookmarkEnd w:id="14"/>
-    </w:p>
-    <w:p>
-      <w:pPr>
-        <w:pStyle w:val="Heading3"/>
-      </w:pPr>
-      <w:bookmarkStart w:id="15" w:name="_Toc232003171"/>
-      <w:r>
-        <w:t>Map mode</w:t>
-      </w:r>
-      <w:bookmarkEnd w:id="15"/>
     </w:p>
     <w:p>
       <w:pPr>
@@ -8353,14 +8357,14 @@
       <w:pPr>
         <w:pStyle w:val="Heading3"/>
       </w:pPr>
-      <w:bookmarkStart w:id="16" w:name="_Toc232003172"/>
+      <w:bookmarkStart w:id="15" w:name="_Toc232163468"/>
       <w:r>
         <w:t>Find</w:t>
       </w:r>
       <w:r>
         <w:t xml:space="preserve"> mode</w:t>
       </w:r>
-      <w:bookmarkEnd w:id="16"/>
+      <w:bookmarkEnd w:id="15"/>
     </w:p>
     <w:p>
       <w:pPr>
@@ -8540,11 +8544,11 @@
       <w:pPr>
         <w:pStyle w:val="Heading3"/>
       </w:pPr>
-      <w:bookmarkStart w:id="17" w:name="_Toc232003173"/>
+      <w:bookmarkStart w:id="16" w:name="_Toc232163469"/>
       <w:r>
         <w:t>CSV Output</w:t>
       </w:r>
-      <w:bookmarkEnd w:id="17"/>
+      <w:bookmarkEnd w:id="16"/>
       <w:r>
         <w:t xml:space="preserve"> </w:t>
       </w:r>
@@ -8672,11 +8676,11 @@
       <w:pPr>
         <w:pStyle w:val="Heading3"/>
       </w:pPr>
-      <w:bookmarkStart w:id="18" w:name="_Toc232003174"/>
+      <w:bookmarkStart w:id="17" w:name="_Toc232163470"/>
       <w:r>
         <w:t>RTK Status</w:t>
       </w:r>
-      <w:bookmarkEnd w:id="18"/>
+      <w:bookmarkEnd w:id="17"/>
     </w:p>
     <w:p>
       <w:pPr>
@@ -8932,14 +8936,14 @@
       <w:pPr>
         <w:pStyle w:val="Heading3"/>
       </w:pPr>
-      <w:bookmarkStart w:id="19" w:name="_Toc232003175"/>
+      <w:bookmarkStart w:id="18" w:name="_Toc232163471"/>
       <w:r>
         <w:t>Non-Core features</w:t>
       </w:r>
       <w:r>
         <w:t xml:space="preserve"> and Customization</w:t>
       </w:r>
-      <w:bookmarkEnd w:id="19"/>
+      <w:bookmarkEnd w:id="18"/>
     </w:p>
     <w:p>
       <w:pPr>
@@ -8999,7 +9003,25 @@
           <w:sz w:val="24"/>
           <w:szCs w:val="24"/>
         </w:rPr>
-        <w:t>Includes a toggle to enable Dark Mode acroos the application</w:t>
+        <w:t xml:space="preserve">Includes a toggle to enable Dark Mode </w:t>
+      </w:r>
+      <w:proofErr w:type="spellStart"/>
+      <w:r>
+        <w:rPr>
+          <w:rFonts w:ascii="Arial" w:hAnsi="Arial" w:cs="Arial"/>
+          <w:sz w:val="24"/>
+          <w:szCs w:val="24"/>
+        </w:rPr>
+        <w:t>acroos</w:t>
+      </w:r>
+      <w:proofErr w:type="spellEnd"/>
+      <w:r>
+        <w:rPr>
+          <w:rFonts w:ascii="Arial" w:hAnsi="Arial" w:cs="Arial"/>
+          <w:sz w:val="24"/>
+          <w:szCs w:val="24"/>
+        </w:rPr>
+        <w:t xml:space="preserve"> the application</w:t>
       </w:r>
     </w:p>
     <w:p>
@@ -9030,7 +9052,25 @@
           <w:sz w:val="24"/>
           <w:szCs w:val="24"/>
         </w:rPr>
-        <w:t xml:space="preserve"> Data Toogles: Users can customize their screen by choosing to show or hide specific data fields, including:</w:t>
+        <w:t xml:space="preserve"> Data </w:t>
+      </w:r>
+      <w:proofErr w:type="spellStart"/>
+      <w:r>
+        <w:rPr>
+          <w:rFonts w:ascii="Arial" w:hAnsi="Arial" w:cs="Arial"/>
+          <w:sz w:val="24"/>
+          <w:szCs w:val="24"/>
+        </w:rPr>
+        <w:t>Toogles</w:t>
+      </w:r>
+      <w:proofErr w:type="spellEnd"/>
+      <w:r>
+        <w:rPr>
+          <w:rFonts w:ascii="Arial" w:hAnsi="Arial" w:cs="Arial"/>
+          <w:sz w:val="24"/>
+          <w:szCs w:val="24"/>
+        </w:rPr>
+        <w:t>: Users can customize their screen by choosing to show or hide specific data fields, including:</w:t>
       </w:r>
     </w:p>
     <w:p>
@@ -9175,12 +9215,12 @@
       <w:pPr>
         <w:pStyle w:val="Heading1"/>
       </w:pPr>
-      <w:bookmarkStart w:id="20" w:name="_Toc232003176"/>
+      <w:bookmarkStart w:id="19" w:name="_Toc232163472"/>
       <w:r>
         <w:lastRenderedPageBreak/>
         <w:t>Recommended Usage</w:t>
       </w:r>
-      <w:bookmarkEnd w:id="20"/>
+      <w:bookmarkEnd w:id="19"/>
     </w:p>
     <w:p>
       <w:pPr>
@@ -9639,11 +9679,11 @@
       <w:pPr>
         <w:pStyle w:val="Heading1"/>
       </w:pPr>
-      <w:bookmarkStart w:id="21" w:name="_Toc232003177"/>
+      <w:bookmarkStart w:id="20" w:name="_Toc232163473"/>
       <w:r>
         <w:t>Hardware Setup</w:t>
       </w:r>
-      <w:bookmarkEnd w:id="21"/>
+      <w:bookmarkEnd w:id="20"/>
     </w:p>
     <w:p/>
     <w:p>
@@ -9687,11 +9727,11 @@
         <w:pStyle w:val="Heading2"/>
         <w:ind w:left="426"/>
       </w:pPr>
-      <w:bookmarkStart w:id="22" w:name="_Toc232003178"/>
+      <w:bookmarkStart w:id="21" w:name="_Toc232163474"/>
       <w:r>
         <w:t>Equipment needed</w:t>
       </w:r>
-      <w:bookmarkEnd w:id="22"/>
+      <w:bookmarkEnd w:id="21"/>
     </w:p>
     <w:p>
       <w:pPr>
@@ -10004,11 +10044,11 @@
         <w:pStyle w:val="Heading2"/>
         <w:jc w:val="both"/>
       </w:pPr>
-      <w:bookmarkStart w:id="23" w:name="_Toc232003179"/>
+      <w:bookmarkStart w:id="22" w:name="_Toc232163475"/>
       <w:r>
         <w:t>Setting up the equipment</w:t>
       </w:r>
-      <w:bookmarkEnd w:id="23"/>
+      <w:bookmarkEnd w:id="22"/>
       <w:r>
         <w:t xml:space="preserve"> </w:t>
       </w:r>
@@ -10046,11 +10086,11 @@
         <w:pStyle w:val="Heading3"/>
         <w:jc w:val="both"/>
       </w:pPr>
-      <w:bookmarkStart w:id="24" w:name="_Toc232003180"/>
+      <w:bookmarkStart w:id="23" w:name="_Toc232163476"/>
       <w:r>
         <w:t>Base Station</w:t>
       </w:r>
-      <w:bookmarkEnd w:id="24"/>
+      <w:bookmarkEnd w:id="23"/>
     </w:p>
     <w:p>
       <w:pPr>
@@ -10868,7 +10908,7 @@
           <w:szCs w:val="32"/>
         </w:rPr>
       </w:pPr>
-      <w:bookmarkStart w:id="25" w:name="_Toc232003181"/>
+      <w:bookmarkStart w:id="24" w:name="_Toc232163477"/>
       <w:r>
         <w:rPr>
           <w:sz w:val="32"/>
@@ -10876,7 +10916,7 @@
         </w:rPr>
         <w:t>Mobile Rover</w:t>
       </w:r>
-      <w:bookmarkEnd w:id="25"/>
+      <w:bookmarkEnd w:id="24"/>
       <w:r>
         <w:rPr>
           <w:sz w:val="32"/>
@@ -11672,26 +11712,26 @@
       <w:pPr>
         <w:pStyle w:val="Heading1"/>
       </w:pPr>
-      <w:bookmarkStart w:id="26" w:name="_Toc232003182"/>
+      <w:bookmarkStart w:id="25" w:name="_Toc232163478"/>
       <w:r>
         <w:lastRenderedPageBreak/>
         <w:t>Software Setup</w:t>
       </w:r>
+      <w:bookmarkEnd w:id="25"/>
+      <w:r>
+        <w:t xml:space="preserve"> </w:t>
+      </w:r>
+    </w:p>
+    <w:p>
+      <w:pPr>
+        <w:pStyle w:val="Heading2"/>
+        <w:spacing w:line="480" w:lineRule="auto"/>
+      </w:pPr>
+      <w:bookmarkStart w:id="26" w:name="_Toc232163479"/>
+      <w:r>
+        <w:t>Base Station Initial Setup</w:t>
+      </w:r>
       <w:bookmarkEnd w:id="26"/>
-      <w:r>
-        <w:t xml:space="preserve"> </w:t>
-      </w:r>
-    </w:p>
-    <w:p>
-      <w:pPr>
-        <w:pStyle w:val="Heading2"/>
-        <w:spacing w:line="480" w:lineRule="auto"/>
-      </w:pPr>
-      <w:bookmarkStart w:id="27" w:name="_Toc232003183"/>
-      <w:r>
-        <w:t>Base Station Initial Setup</w:t>
-      </w:r>
-      <w:bookmarkEnd w:id="27"/>
       <w:r>
         <w:t xml:space="preserve"> </w:t>
       </w:r>
@@ -11826,11 +11866,11 @@
         <w:spacing w:line="480" w:lineRule="auto"/>
         <w:jc w:val="both"/>
       </w:pPr>
-      <w:bookmarkStart w:id="28" w:name="_Toc232003184"/>
+      <w:bookmarkStart w:id="27" w:name="_Toc232163480"/>
       <w:r>
         <w:t>Device Configuration</w:t>
       </w:r>
-      <w:bookmarkEnd w:id="28"/>
+      <w:bookmarkEnd w:id="27"/>
     </w:p>
     <w:p>
       <w:pPr>
@@ -12470,15 +12510,33 @@
           <w:sz w:val="24"/>
           <w:szCs w:val="24"/>
         </w:rPr>
-        <w:t xml:space="preserve"> RTK</w:t>
-      </w:r>
-      <w:r>
-        <w:rPr>
-          <w:rFonts w:ascii="Arial" w:hAnsi="Arial" w:cs="Arial"/>
-          <w:sz w:val="24"/>
-          <w:szCs w:val="24"/>
-        </w:rPr>
-        <w:t>Base login page</w:t>
+        <w:t xml:space="preserve"> </w:t>
+      </w:r>
+      <w:proofErr w:type="spellStart"/>
+      <w:r>
+        <w:rPr>
+          <w:rFonts w:ascii="Arial" w:hAnsi="Arial" w:cs="Arial"/>
+          <w:sz w:val="24"/>
+          <w:szCs w:val="24"/>
+        </w:rPr>
+        <w:t>RTK</w:t>
+      </w:r>
+      <w:r>
+        <w:rPr>
+          <w:rFonts w:ascii="Arial" w:hAnsi="Arial" w:cs="Arial"/>
+          <w:sz w:val="24"/>
+          <w:szCs w:val="24"/>
+        </w:rPr>
+        <w:t>Base</w:t>
+      </w:r>
+      <w:proofErr w:type="spellEnd"/>
+      <w:r>
+        <w:rPr>
+          <w:rFonts w:ascii="Arial" w:hAnsi="Arial" w:cs="Arial"/>
+          <w:sz w:val="24"/>
+          <w:szCs w:val="24"/>
+        </w:rPr>
+        <w:t xml:space="preserve"> login page</w:t>
       </w:r>
       <w:r>
         <w:rPr>
@@ -12581,7 +12639,7 @@
         </w:rPr>
         <w:lastRenderedPageBreak/>
         <w:drawing>
-          <wp:anchor distT="0" distB="0" distL="114300" distR="114300" simplePos="0" relativeHeight="251658247" behindDoc="1" locked="0" layoutInCell="1" allowOverlap="1" wp14:anchorId="554BCB80" wp14:editId="0D0B2A22">
+          <wp:anchor distT="0" distB="0" distL="114300" distR="114300" simplePos="0" relativeHeight="251658247" behindDoc="1" locked="0" layoutInCell="1" allowOverlap="1" wp14:anchorId="554BCB80" wp14:editId="05D0EC54">
             <wp:simplePos x="0" y="0"/>
             <wp:positionH relativeFrom="column">
               <wp:posOffset>533206</wp:posOffset>
@@ -12612,7 +12670,7 @@
                     <pic:cNvPicPr/>
                   </pic:nvPicPr>
                   <pic:blipFill>
-                    <a:blip r:embed="rId15" cstate="print">
+                    <a:blip r:embed="rId11" cstate="print">
                       <a:extLst>
                         <a:ext uri="{28A0092B-C50C-407E-A947-70E740481C1C}">
                           <a14:useLocalDpi xmlns:a14="http://schemas.microsoft.com/office/drawing/2010/main" val="0"/>
@@ -12652,7 +12710,7 @@
           <w:szCs w:val="24"/>
         </w:rPr>
         <w:drawing>
-          <wp:anchor distT="0" distB="0" distL="114300" distR="114300" simplePos="0" relativeHeight="251658246" behindDoc="1" locked="0" layoutInCell="1" allowOverlap="1" wp14:anchorId="0D8A0589" wp14:editId="3983B6DE">
+          <wp:anchor distT="0" distB="0" distL="114300" distR="114300" simplePos="0" relativeHeight="251658246" behindDoc="1" locked="0" layoutInCell="1" allowOverlap="1" wp14:anchorId="0D8A0589" wp14:editId="12F616AF">
             <wp:simplePos x="0" y="0"/>
             <wp:positionH relativeFrom="column">
               <wp:posOffset>501650</wp:posOffset>
@@ -12683,7 +12741,7 @@
                     <pic:cNvPicPr/>
                   </pic:nvPicPr>
                   <pic:blipFill>
-                    <a:blip r:embed="rId16" cstate="print">
+                    <a:blip r:embed="rId12" cstate="print">
                       <a:extLst>
                         <a:ext uri="{28A0092B-C50C-407E-A947-70E740481C1C}">
                           <a14:useLocalDpi xmlns:a14="http://schemas.microsoft.com/office/drawing/2010/main" val="0"/>
@@ -12821,7 +12879,25 @@
           <w:sz w:val="24"/>
           <w:szCs w:val="24"/>
         </w:rPr>
-        <w:t xml:space="preserve">system should automatically detect the u-blox ZED-F9P module and display a confirmation prompt. </w:t>
+        <w:t>system should automatically detect the u-</w:t>
+      </w:r>
+      <w:proofErr w:type="spellStart"/>
+      <w:r>
+        <w:rPr>
+          <w:rFonts w:ascii="Arial" w:hAnsi="Arial" w:cs="Arial"/>
+          <w:sz w:val="24"/>
+          <w:szCs w:val="24"/>
+        </w:rPr>
+        <w:t>blox</w:t>
+      </w:r>
+      <w:proofErr w:type="spellEnd"/>
+      <w:r>
+        <w:rPr>
+          <w:rFonts w:ascii="Arial" w:hAnsi="Arial" w:cs="Arial"/>
+          <w:sz w:val="24"/>
+          <w:szCs w:val="24"/>
+        </w:rPr>
+        <w:t xml:space="preserve"> ZED-F9P module and display a confirmation prompt. </w:t>
       </w:r>
       <w:r>
         <w:rPr>
@@ -12880,7 +12956,7 @@
           <w:szCs w:val="24"/>
         </w:rPr>
         <w:drawing>
-          <wp:anchor distT="0" distB="0" distL="114300" distR="114300" simplePos="0" relativeHeight="251658248" behindDoc="1" locked="0" layoutInCell="1" allowOverlap="1" wp14:anchorId="496CB274" wp14:editId="1E6F93BF">
+          <wp:anchor distT="0" distB="0" distL="114300" distR="114300" simplePos="0" relativeHeight="251658248" behindDoc="1" locked="0" layoutInCell="1" allowOverlap="1" wp14:anchorId="496CB274" wp14:editId="18586A63">
             <wp:simplePos x="0" y="0"/>
             <wp:positionH relativeFrom="column">
               <wp:posOffset>361315</wp:posOffset>
@@ -12911,7 +12987,7 @@
                     <pic:cNvPicPr/>
                   </pic:nvPicPr>
                   <pic:blipFill>
-                    <a:blip r:embed="rId17" cstate="print">
+                    <a:blip r:embed="rId13" cstate="print">
                       <a:extLst>
                         <a:ext uri="{28A0092B-C50C-407E-A947-70E740481C1C}">
                           <a14:useLocalDpi xmlns:a14="http://schemas.microsoft.com/office/drawing/2010/main" val="0"/>
@@ -12978,7 +13054,7 @@
           <w:szCs w:val="24"/>
         </w:rPr>
         <w:drawing>
-          <wp:anchor distT="0" distB="0" distL="114300" distR="114300" simplePos="0" relativeHeight="251658249" behindDoc="1" locked="0" layoutInCell="1" allowOverlap="1" wp14:anchorId="6340F257" wp14:editId="74F9639E">
+          <wp:anchor distT="0" distB="0" distL="114300" distR="114300" simplePos="0" relativeHeight="251658249" behindDoc="1" locked="0" layoutInCell="1" allowOverlap="1" wp14:anchorId="6340F257" wp14:editId="53B315CE">
             <wp:simplePos x="0" y="0"/>
             <wp:positionH relativeFrom="column">
               <wp:posOffset>363220</wp:posOffset>
@@ -13009,7 +13085,7 @@
                     <pic:cNvPicPr/>
                   </pic:nvPicPr>
                   <pic:blipFill>
-                    <a:blip r:embed="rId18" cstate="print">
+                    <a:blip r:embed="rId14" cstate="print">
                       <a:extLst>
                         <a:ext uri="{28A0092B-C50C-407E-A947-70E740481C1C}">
                           <a14:useLocalDpi xmlns:a14="http://schemas.microsoft.com/office/drawing/2010/main" val="0"/>
@@ -13093,7 +13169,7 @@
         </w:rPr>
         <w:lastRenderedPageBreak/>
         <w:drawing>
-          <wp:anchor distT="0" distB="0" distL="114300" distR="114300" simplePos="0" relativeHeight="251658250" behindDoc="1" locked="0" layoutInCell="1" allowOverlap="1" wp14:anchorId="459338B4" wp14:editId="4418581F">
+          <wp:anchor distT="0" distB="0" distL="114300" distR="114300" simplePos="0" relativeHeight="251658250" behindDoc="1" locked="0" layoutInCell="1" allowOverlap="1" wp14:anchorId="459338B4" wp14:editId="1C571451">
             <wp:simplePos x="0" y="0"/>
             <wp:positionH relativeFrom="column">
               <wp:posOffset>406944</wp:posOffset>
@@ -13124,7 +13200,7 @@
                     <pic:cNvPicPr/>
                   </pic:nvPicPr>
                   <pic:blipFill>
-                    <a:blip r:embed="rId19" cstate="print">
+                    <a:blip r:embed="rId15" cstate="print">
                       <a:extLst>
                         <a:ext uri="{28A0092B-C50C-407E-A947-70E740481C1C}">
                           <a14:useLocalDpi xmlns:a14="http://schemas.microsoft.com/office/drawing/2010/main" val="0"/>
@@ -13276,7 +13352,7 @@
           <w:szCs w:val="24"/>
         </w:rPr>
         <w:drawing>
-          <wp:anchor distT="0" distB="0" distL="114300" distR="114300" simplePos="0" relativeHeight="251658251" behindDoc="1" locked="0" layoutInCell="1" allowOverlap="1" wp14:anchorId="50892CBE" wp14:editId="4B8EE5F2">
+          <wp:anchor distT="0" distB="0" distL="114300" distR="114300" simplePos="0" relativeHeight="251658251" behindDoc="1" locked="0" layoutInCell="1" allowOverlap="1" wp14:anchorId="50892CBE" wp14:editId="6E6B1024">
             <wp:simplePos x="0" y="0"/>
             <wp:positionH relativeFrom="column">
               <wp:posOffset>530588</wp:posOffset>
@@ -13307,7 +13383,7 @@
                     <pic:cNvPicPr/>
                   </pic:nvPicPr>
                   <pic:blipFill>
-                    <a:blip r:embed="rId15" cstate="print">
+                    <a:blip r:embed="rId11" cstate="print">
                       <a:extLst>
                         <a:ext uri="{28A0092B-C50C-407E-A947-70E740481C1C}">
                           <a14:useLocalDpi xmlns:a14="http://schemas.microsoft.com/office/drawing/2010/main" val="0"/>
@@ -13381,15 +13457,33 @@
           <w:sz w:val="24"/>
           <w:szCs w:val="24"/>
         </w:rPr>
-        <w:t>Switch the “N</w:t>
-      </w:r>
-      <w:r>
-        <w:rPr>
-          <w:rFonts w:ascii="Arial" w:hAnsi="Arial" w:cs="Arial"/>
-          <w:sz w:val="24"/>
-          <w:szCs w:val="24"/>
-        </w:rPr>
-        <w:t xml:space="preserve">trip Caster service” toggle to </w:t>
+        <w:t>Switch the “</w:t>
+      </w:r>
+      <w:proofErr w:type="spellStart"/>
+      <w:r>
+        <w:rPr>
+          <w:rFonts w:ascii="Arial" w:hAnsi="Arial" w:cs="Arial"/>
+          <w:sz w:val="24"/>
+          <w:szCs w:val="24"/>
+        </w:rPr>
+        <w:t>N</w:t>
+      </w:r>
+      <w:r>
+        <w:rPr>
+          <w:rFonts w:ascii="Arial" w:hAnsi="Arial" w:cs="Arial"/>
+          <w:sz w:val="24"/>
+          <w:szCs w:val="24"/>
+        </w:rPr>
+        <w:t>trip</w:t>
+      </w:r>
+      <w:proofErr w:type="spellEnd"/>
+      <w:r>
+        <w:rPr>
+          <w:rFonts w:ascii="Arial" w:hAnsi="Arial" w:cs="Arial"/>
+          <w:sz w:val="24"/>
+          <w:szCs w:val="24"/>
+        </w:rPr>
+        <w:t xml:space="preserve"> Caster service” toggle to </w:t>
       </w:r>
       <w:r>
         <w:rPr>
@@ -13532,8 +13626,18 @@
           <w:sz w:val="24"/>
           <w:szCs w:val="24"/>
         </w:rPr>
-        <w:t xml:space="preserve"> basestation</w:t>
-      </w:r>
+        <w:t xml:space="preserve"> </w:t>
+      </w:r>
+      <w:proofErr w:type="spellStart"/>
+      <w:r>
+        <w:rPr>
+          <w:rFonts w:ascii="Arial" w:hAnsi="Arial" w:cs="Arial"/>
+          <w:sz w:val="24"/>
+          <w:szCs w:val="24"/>
+        </w:rPr>
+        <w:t>basestation</w:t>
+      </w:r>
+      <w:proofErr w:type="spellEnd"/>
     </w:p>
     <w:p>
       <w:pPr>
@@ -13595,7 +13699,7 @@
           <w:szCs w:val="24"/>
         </w:rPr>
         <w:drawing>
-          <wp:anchor distT="0" distB="0" distL="114300" distR="114300" simplePos="0" relativeHeight="251658252" behindDoc="1" locked="0" layoutInCell="1" allowOverlap="1" wp14:anchorId="7410B56D" wp14:editId="39FA1F48">
+          <wp:anchor distT="0" distB="0" distL="114300" distR="114300" simplePos="0" relativeHeight="251658252" behindDoc="1" locked="0" layoutInCell="1" allowOverlap="1" wp14:anchorId="7410B56D" wp14:editId="2B5EC9A9">
             <wp:simplePos x="0" y="0"/>
             <wp:positionH relativeFrom="column">
               <wp:posOffset>598351</wp:posOffset>
@@ -13626,7 +13730,7 @@
                     <pic:cNvPicPr/>
                   </pic:nvPicPr>
                   <pic:blipFill>
-                    <a:blip r:embed="rId20" cstate="print">
+                    <a:blip r:embed="rId16" cstate="print">
                       <a:extLst>
                         <a:ext uri="{28A0092B-C50C-407E-A947-70E740481C1C}">
                           <a14:useLocalDpi xmlns:a14="http://schemas.microsoft.com/office/drawing/2010/main" val="0"/>
@@ -13829,7 +13933,7 @@
         <w:pStyle w:val="Heading2"/>
         <w:spacing w:line="480" w:lineRule="auto"/>
       </w:pPr>
-      <w:bookmarkStart w:id="29" w:name="_Toc232003185"/>
+      <w:bookmarkStart w:id="28" w:name="_Toc232163481"/>
       <w:r>
         <w:lastRenderedPageBreak/>
         <w:t xml:space="preserve">Rover </w:t>
@@ -13840,7 +13944,7 @@
       <w:r>
         <w:t xml:space="preserve"> Setup</w:t>
       </w:r>
-      <w:bookmarkEnd w:id="29"/>
+      <w:bookmarkEnd w:id="28"/>
     </w:p>
     <w:p>
       <w:pPr>
@@ -13890,14 +13994,14 @@
         <w:pStyle w:val="Heading3"/>
         <w:jc w:val="both"/>
       </w:pPr>
-      <w:bookmarkStart w:id="30" w:name="_Toc232003186"/>
+      <w:bookmarkStart w:id="29" w:name="_Toc232163482"/>
       <w:r>
         <w:t>Device Configuration</w:t>
       </w:r>
       <w:r>
         <w:t xml:space="preserve"> and Manual Startup</w:t>
       </w:r>
-      <w:bookmarkEnd w:id="30"/>
+      <w:bookmarkEnd w:id="29"/>
     </w:p>
     <w:p>
       <w:pPr>
@@ -14720,15 +14824,33 @@
           <w:sz w:val="24"/>
           <w:szCs w:val="24"/>
         </w:rPr>
-        <w:t>cd  Farm</w:t>
-      </w:r>
+        <w:t xml:space="preserve">cd  </w:t>
+      </w:r>
+      <w:proofErr w:type="spellStart"/>
       <w:r>
         <w:rPr>
           <w:rFonts w:ascii="Courier New" w:eastAsia="Courier New" w:hAnsi="Courier New" w:cs="Courier New"/>
           <w:sz w:val="24"/>
           <w:szCs w:val="24"/>
         </w:rPr>
-        <w:t>Dog-App</w:t>
+        <w:t>Farm</w:t>
+      </w:r>
+      <w:r>
+        <w:rPr>
+          <w:rFonts w:ascii="Courier New" w:eastAsia="Courier New" w:hAnsi="Courier New" w:cs="Courier New"/>
+          <w:sz w:val="24"/>
+          <w:szCs w:val="24"/>
+        </w:rPr>
+        <w:t>Dog</w:t>
+      </w:r>
+      <w:proofErr w:type="spellEnd"/>
+      <w:r>
+        <w:rPr>
+          <w:rFonts w:ascii="Courier New" w:eastAsia="Courier New" w:hAnsi="Courier New" w:cs="Courier New"/>
+          <w:sz w:val="24"/>
+          <w:szCs w:val="24"/>
+        </w:rPr>
+        <w:t>-App</w:t>
       </w:r>
     </w:p>
     <w:p>
@@ -14814,7 +14936,25 @@
           <w:sz w:val="24"/>
           <w:szCs w:val="24"/>
         </w:rPr>
-        <w:t>source ~/FarmDog/bin/activate </w:t>
+        <w:t>source ~/</w:t>
+      </w:r>
+      <w:proofErr w:type="spellStart"/>
+      <w:r>
+        <w:rPr>
+          <w:rFonts w:ascii="Courier New" w:eastAsia="Courier New" w:hAnsi="Courier New" w:cs="Courier New"/>
+          <w:sz w:val="24"/>
+          <w:szCs w:val="24"/>
+        </w:rPr>
+        <w:t>FarmDog</w:t>
+      </w:r>
+      <w:proofErr w:type="spellEnd"/>
+      <w:r>
+        <w:rPr>
+          <w:rFonts w:ascii="Courier New" w:eastAsia="Courier New" w:hAnsi="Courier New" w:cs="Courier New"/>
+          <w:sz w:val="24"/>
+          <w:szCs w:val="24"/>
+        </w:rPr>
+        <w:t>/bin/activate </w:t>
       </w:r>
     </w:p>
     <w:p>
@@ -15067,7 +15207,7 @@
           <w:rFonts w:ascii="Arial" w:hAnsi="Arial" w:cs="Arial"/>
         </w:rPr>
       </w:pPr>
-      <w:bookmarkStart w:id="31" w:name="_Toc232003187"/>
+      <w:bookmarkStart w:id="30" w:name="_Toc232163483"/>
       <w:r>
         <w:rPr>
           <w:rFonts w:ascii="Arial" w:hAnsi="Arial" w:cs="Arial"/>
@@ -15075,7 +15215,7 @@
         <w:lastRenderedPageBreak/>
         <w:t>Connecting the Rover to the Base Station (NTRIP Setup)</w:t>
       </w:r>
-      <w:bookmarkEnd w:id="31"/>
+      <w:bookmarkEnd w:id="30"/>
     </w:p>
     <w:p>
       <w:pPr>
@@ -15209,7 +15349,25 @@
           <w:sz w:val="24"/>
           <w:szCs w:val="24"/>
         </w:rPr>
-        <w:t>cd  FarmDog-App</w:t>
+        <w:t xml:space="preserve">cd  </w:t>
+      </w:r>
+      <w:proofErr w:type="spellStart"/>
+      <w:r>
+        <w:rPr>
+          <w:rFonts w:ascii="Courier New" w:eastAsia="Courier New" w:hAnsi="Courier New" w:cs="Courier New"/>
+          <w:sz w:val="24"/>
+          <w:szCs w:val="24"/>
+        </w:rPr>
+        <w:t>FarmDog</w:t>
+      </w:r>
+      <w:proofErr w:type="spellEnd"/>
+      <w:r>
+        <w:rPr>
+          <w:rFonts w:ascii="Courier New" w:eastAsia="Courier New" w:hAnsi="Courier New" w:cs="Courier New"/>
+          <w:sz w:val="24"/>
+          <w:szCs w:val="24"/>
+        </w:rPr>
+        <w:t>-App</w:t>
       </w:r>
     </w:p>
     <w:p>
@@ -15223,13 +15381,23 @@
           <w:szCs w:val="24"/>
         </w:rPr>
       </w:pPr>
+      <w:proofErr w:type="spellStart"/>
       <w:r>
         <w:rPr>
           <w:rFonts w:ascii="Courier New" w:eastAsia="Courier New" w:hAnsi="Courier New" w:cs="Courier New"/>
           <w:sz w:val="24"/>
           <w:szCs w:val="24"/>
         </w:rPr>
-        <w:t>sudo nano FarmDog.py</w:t>
+        <w:t>sudo</w:t>
+      </w:r>
+      <w:proofErr w:type="spellEnd"/>
+      <w:r>
+        <w:rPr>
+          <w:rFonts w:ascii="Courier New" w:eastAsia="Courier New" w:hAnsi="Courier New" w:cs="Courier New"/>
+          <w:sz w:val="24"/>
+          <w:szCs w:val="24"/>
+        </w:rPr>
+        <w:t xml:space="preserve"> nano FarmDog.py</w:t>
       </w:r>
     </w:p>
     <w:p>
@@ -15290,13 +15458,23 @@
           <w:szCs w:val="24"/>
         </w:rPr>
       </w:pPr>
+      <w:proofErr w:type="spellStart"/>
       <w:r>
         <w:rPr>
           <w:rFonts w:ascii="Courier New" w:eastAsia="Courier New" w:hAnsi="Courier New" w:cs="Courier New"/>
           <w:sz w:val="24"/>
           <w:szCs w:val="24"/>
         </w:rPr>
-        <w:t>sudo nano FarmDog.py</w:t>
+        <w:t>sudo</w:t>
+      </w:r>
+      <w:proofErr w:type="spellEnd"/>
+      <w:r>
+        <w:rPr>
+          <w:rFonts w:ascii="Courier New" w:eastAsia="Courier New" w:hAnsi="Courier New" w:cs="Courier New"/>
+          <w:sz w:val="24"/>
+          <w:szCs w:val="24"/>
+        </w:rPr>
+        <w:t xml:space="preserve"> nano FarmDog.py</w:t>
       </w:r>
     </w:p>
     <w:p>
@@ -15315,7 +15493,25 @@
           <w:sz w:val="24"/>
           <w:szCs w:val="24"/>
         </w:rPr>
-        <w:t>Change the baseIP: str = ‘[IP BASESTATION]’</w:t>
+        <w:t xml:space="preserve">Change the </w:t>
+      </w:r>
+      <w:proofErr w:type="spellStart"/>
+      <w:r>
+        <w:rPr>
+          <w:rFonts w:ascii="Courier New" w:eastAsia="Courier New" w:hAnsi="Courier New" w:cs="Courier New"/>
+          <w:sz w:val="24"/>
+          <w:szCs w:val="24"/>
+        </w:rPr>
+        <w:t>baseIP</w:t>
+      </w:r>
+      <w:proofErr w:type="spellEnd"/>
+      <w:r>
+        <w:rPr>
+          <w:rFonts w:ascii="Courier New" w:eastAsia="Courier New" w:hAnsi="Courier New" w:cs="Courier New"/>
+          <w:sz w:val="24"/>
+          <w:szCs w:val="24"/>
+        </w:rPr>
+        <w:t>: str = ‘[IP BASESTATION]’</w:t>
       </w:r>
     </w:p>
     <w:p>
@@ -15347,13 +15543,23 @@
           <w:szCs w:val="24"/>
         </w:rPr>
       </w:pPr>
+      <w:proofErr w:type="spellStart"/>
       <w:r>
         <w:rPr>
           <w:rFonts w:ascii="Courier New" w:eastAsia="Courier New" w:hAnsi="Courier New" w:cs="Courier New"/>
           <w:sz w:val="24"/>
           <w:szCs w:val="24"/>
         </w:rPr>
-        <w:t>ntripUser: str = ‘[USER BASE STATION]’</w:t>
+        <w:t>ntripUser</w:t>
+      </w:r>
+      <w:proofErr w:type="spellEnd"/>
+      <w:r>
+        <w:rPr>
+          <w:rFonts w:ascii="Courier New" w:eastAsia="Courier New" w:hAnsi="Courier New" w:cs="Courier New"/>
+          <w:sz w:val="24"/>
+          <w:szCs w:val="24"/>
+        </w:rPr>
+        <w:t>: str = ‘[USER BASE STATION]’</w:t>
       </w:r>
     </w:p>
     <w:p>
@@ -15366,13 +15572,23 @@
           <w:szCs w:val="24"/>
         </w:rPr>
       </w:pPr>
+      <w:proofErr w:type="spellStart"/>
       <w:r>
         <w:rPr>
           <w:rFonts w:ascii="Courier New" w:eastAsia="Courier New" w:hAnsi="Courier New" w:cs="Courier New"/>
           <w:sz w:val="24"/>
           <w:szCs w:val="24"/>
         </w:rPr>
-        <w:t>ntripPass: str = ‘[USER PASSWORD BASE STATION]’</w:t>
+        <w:t>ntripPass</w:t>
+      </w:r>
+      <w:proofErr w:type="spellEnd"/>
+      <w:r>
+        <w:rPr>
+          <w:rFonts w:ascii="Courier New" w:eastAsia="Courier New" w:hAnsi="Courier New" w:cs="Courier New"/>
+          <w:sz w:val="24"/>
+          <w:szCs w:val="24"/>
+        </w:rPr>
+        <w:t>: str = ‘[USER PASSWORD BASE STATION]’</w:t>
       </w:r>
     </w:p>
     <w:p>
@@ -15453,7 +15669,7 @@
                     <pic:cNvPicPr/>
                   </pic:nvPicPr>
                   <pic:blipFill>
-                    <a:blip r:embed="rId21" cstate="print">
+                    <a:blip r:embed="rId17" cstate="print">
                       <a:extLst>
                         <a:ext uri="{28A0092B-C50C-407E-A947-70E740481C1C}">
                           <a14:useLocalDpi xmlns:a14="http://schemas.microsoft.com/office/drawing/2010/main" val="0"/>
@@ -15676,7 +15892,7 @@
           <w:szCs w:val="32"/>
         </w:rPr>
       </w:pPr>
-      <w:bookmarkStart w:id="32" w:name="_Toc232003188"/>
+      <w:bookmarkStart w:id="31" w:name="_Toc232163484"/>
       <w:r>
         <w:rPr>
           <w:sz w:val="32"/>
@@ -15705,7 +15921,7 @@
         </w:rPr>
         <w:t>Reinstallation</w:t>
       </w:r>
-      <w:bookmarkEnd w:id="32"/>
+      <w:bookmarkEnd w:id="31"/>
     </w:p>
     <w:p>
       <w:pPr>
@@ -15718,6 +15934,7 @@
           <w:szCs w:val="24"/>
         </w:rPr>
       </w:pPr>
+      <w:proofErr w:type="gramStart"/>
       <w:r>
         <w:rPr>
           <w:rFonts w:ascii="Arial" w:hAnsi="Arial" w:cs="Arial"/>
@@ -15732,7 +15949,16 @@
           <w:sz w:val="24"/>
           <w:szCs w:val="24"/>
         </w:rPr>
-        <w:t>event that scripts become</w:t>
+        <w:t>event that</w:t>
+      </w:r>
+      <w:proofErr w:type="gramEnd"/>
+      <w:r>
+        <w:rPr>
+          <w:rFonts w:ascii="Arial" w:hAnsi="Arial" w:cs="Arial"/>
+          <w:sz w:val="24"/>
+          <w:szCs w:val="24"/>
+        </w:rPr>
+        <w:t xml:space="preserve"> scripts become</w:t>
       </w:r>
       <w:r>
         <w:rPr>
@@ -16150,7 +16376,7 @@
           <w:szCs w:val="32"/>
         </w:rPr>
       </w:pPr>
-      <w:bookmarkStart w:id="33" w:name="_Toc232003189"/>
+      <w:bookmarkStart w:id="32" w:name="_Toc232163485"/>
       <w:r>
         <w:rPr>
           <w:sz w:val="32"/>
@@ -16158,7 +16384,7 @@
         </w:rPr>
         <w:t>Automatic installation script</w:t>
       </w:r>
-      <w:bookmarkEnd w:id="33"/>
+      <w:bookmarkEnd w:id="32"/>
       <w:r>
         <w:rPr>
           <w:sz w:val="32"/>
@@ -16244,15 +16470,33 @@
           <w:sz w:val="24"/>
           <w:szCs w:val="24"/>
         </w:rPr>
-        <w:t>Change directory into “Farm</w:t>
-      </w:r>
-      <w:r>
-        <w:rPr>
-          <w:rFonts w:ascii="Arial" w:hAnsi="Arial" w:cs="Arial"/>
-          <w:sz w:val="24"/>
-          <w:szCs w:val="24"/>
-        </w:rPr>
-        <w:t>Dog-App</w:t>
+        <w:t>Change directory into “</w:t>
+      </w:r>
+      <w:proofErr w:type="spellStart"/>
+      <w:r>
+        <w:rPr>
+          <w:rFonts w:ascii="Arial" w:hAnsi="Arial" w:cs="Arial"/>
+          <w:sz w:val="24"/>
+          <w:szCs w:val="24"/>
+        </w:rPr>
+        <w:t>Farm</w:t>
+      </w:r>
+      <w:r>
+        <w:rPr>
+          <w:rFonts w:ascii="Arial" w:hAnsi="Arial" w:cs="Arial"/>
+          <w:sz w:val="24"/>
+          <w:szCs w:val="24"/>
+        </w:rPr>
+        <w:t>Dog</w:t>
+      </w:r>
+      <w:proofErr w:type="spellEnd"/>
+      <w:r>
+        <w:rPr>
+          <w:rFonts w:ascii="Arial" w:hAnsi="Arial" w:cs="Arial"/>
+          <w:sz w:val="24"/>
+          <w:szCs w:val="24"/>
+        </w:rPr>
+        <w:t>-App</w:t>
       </w:r>
       <w:r>
         <w:rPr>
@@ -16280,7 +16524,25 @@
           <w:sz w:val="24"/>
           <w:szCs w:val="24"/>
         </w:rPr>
-        <w:t>cd FarmDog-App</w:t>
+        <w:t xml:space="preserve">cd </w:t>
+      </w:r>
+      <w:proofErr w:type="spellStart"/>
+      <w:r>
+        <w:rPr>
+          <w:rFonts w:ascii="Courier New" w:eastAsia="Courier New" w:hAnsi="Courier New" w:cs="Courier New"/>
+          <w:sz w:val="24"/>
+          <w:szCs w:val="24"/>
+        </w:rPr>
+        <w:t>FarmDog</w:t>
+      </w:r>
+      <w:proofErr w:type="spellEnd"/>
+      <w:r>
+        <w:rPr>
+          <w:rFonts w:ascii="Courier New" w:eastAsia="Courier New" w:hAnsi="Courier New" w:cs="Courier New"/>
+          <w:sz w:val="24"/>
+          <w:szCs w:val="24"/>
+        </w:rPr>
+        <w:t>-App</w:t>
       </w:r>
     </w:p>
     <w:p>
@@ -16362,6 +16624,7 @@
           <w:szCs w:val="24"/>
         </w:rPr>
       </w:pPr>
+      <w:proofErr w:type="spellStart"/>
       <w:r>
         <w:rPr>
           <w:rFonts w:ascii="Courier New" w:eastAsia="Courier New" w:hAnsi="Courier New" w:cs="Courier New"/>
@@ -16369,7 +16632,16 @@
           <w:szCs w:val="24"/>
         </w:rPr>
         <w:lastRenderedPageBreak/>
-        <w:t>chmod +x install.sh</w:t>
+        <w:t>chmod</w:t>
+      </w:r>
+      <w:proofErr w:type="spellEnd"/>
+      <w:r>
+        <w:rPr>
+          <w:rFonts w:ascii="Courier New" w:eastAsia="Courier New" w:hAnsi="Courier New" w:cs="Courier New"/>
+          <w:sz w:val="24"/>
+          <w:szCs w:val="24"/>
+        </w:rPr>
+        <w:t xml:space="preserve"> +x install.sh</w:t>
       </w:r>
     </w:p>
     <w:p>
@@ -16480,7 +16752,7 @@
           <w:szCs w:val="32"/>
         </w:rPr>
       </w:pPr>
-      <w:bookmarkStart w:id="34" w:name="_Toc232003190"/>
+      <w:bookmarkStart w:id="33" w:name="_Toc232163486"/>
       <w:r>
         <w:rPr>
           <w:rFonts w:ascii="Arial" w:hAnsi="Arial" w:cs="Arial"/>
@@ -16497,7 +16769,7 @@
         </w:rPr>
         <w:t>ly run the program</w:t>
       </w:r>
-      <w:bookmarkEnd w:id="34"/>
+      <w:bookmarkEnd w:id="33"/>
     </w:p>
     <w:p>
       <w:pPr>
@@ -16598,7 +16870,25 @@
           <w:sz w:val="24"/>
           <w:szCs w:val="24"/>
         </w:rPr>
-        <w:t>cd FarmDog-App</w:t>
+        <w:t xml:space="preserve">cd </w:t>
+      </w:r>
+      <w:proofErr w:type="spellStart"/>
+      <w:r>
+        <w:rPr>
+          <w:rFonts w:ascii="Courier New" w:eastAsia="Courier New" w:hAnsi="Courier New" w:cs="Courier New"/>
+          <w:sz w:val="24"/>
+          <w:szCs w:val="24"/>
+        </w:rPr>
+        <w:t>FarmDog</w:t>
+      </w:r>
+      <w:proofErr w:type="spellEnd"/>
+      <w:r>
+        <w:rPr>
+          <w:rFonts w:ascii="Courier New" w:eastAsia="Courier New" w:hAnsi="Courier New" w:cs="Courier New"/>
+          <w:sz w:val="24"/>
+          <w:szCs w:val="24"/>
+        </w:rPr>
+        <w:t>-App</w:t>
       </w:r>
     </w:p>
     <w:p>
@@ -16650,7 +16940,25 @@
           <w:sz w:val="24"/>
           <w:szCs w:val="24"/>
         </w:rPr>
-        <w:t>source ~/FarmDog/bin/activate</w:t>
+        <w:t>source ~/</w:t>
+      </w:r>
+      <w:proofErr w:type="spellStart"/>
+      <w:r>
+        <w:rPr>
+          <w:rFonts w:ascii="Courier New" w:eastAsia="Courier New" w:hAnsi="Courier New" w:cs="Courier New"/>
+          <w:sz w:val="24"/>
+          <w:szCs w:val="24"/>
+        </w:rPr>
+        <w:t>FarmDog</w:t>
+      </w:r>
+      <w:proofErr w:type="spellEnd"/>
+      <w:r>
+        <w:rPr>
+          <w:rFonts w:ascii="Courier New" w:eastAsia="Courier New" w:hAnsi="Courier New" w:cs="Courier New"/>
+          <w:sz w:val="24"/>
+          <w:szCs w:val="24"/>
+        </w:rPr>
+        <w:t>/bin/activate</w:t>
       </w:r>
       <w:r>
         <w:rPr>
@@ -16752,7 +17060,7 @@
         <w:lastRenderedPageBreak/>
         <w:t xml:space="preserve">Ther terminal will output a local IP address and port number (e.g., </w:t>
       </w:r>
-      <w:hyperlink r:id="rId22" w:history="1">
+      <w:hyperlink r:id="rId18" w:history="1">
         <w:r>
           <w:rPr>
             <w:rStyle w:val="Hyperlink"/>
@@ -17041,12 +17349,12 @@
       <w:pPr>
         <w:pStyle w:val="Heading1"/>
       </w:pPr>
-      <w:bookmarkStart w:id="35" w:name="_Toc232003191"/>
+      <w:bookmarkStart w:id="34" w:name="_Toc232163487"/>
       <w:r>
         <w:lastRenderedPageBreak/>
         <w:t>Software Guide</w:t>
       </w:r>
-      <w:bookmarkEnd w:id="35"/>
+      <w:bookmarkEnd w:id="34"/>
       <w:r>
         <w:t xml:space="preserve"> </w:t>
       </w:r>
@@ -17217,7 +17525,7 @@
           <w:szCs w:val="24"/>
         </w:rPr>
         <w:drawing>
-          <wp:anchor distT="0" distB="0" distL="114300" distR="114300" simplePos="0" relativeHeight="251658254" behindDoc="0" locked="0" layoutInCell="1" allowOverlap="1" wp14:anchorId="77EA487E" wp14:editId="25E76AD4">
+          <wp:anchor distT="0" distB="0" distL="114300" distR="114300" simplePos="0" relativeHeight="251658254" behindDoc="0" locked="0" layoutInCell="1" allowOverlap="1" wp14:anchorId="77EA487E" wp14:editId="31552AFC">
             <wp:simplePos x="0" y="0"/>
             <wp:positionH relativeFrom="column">
               <wp:posOffset>718185</wp:posOffset>
@@ -17242,7 +17550,7 @@
                     </pic:cNvPicPr>
                   </pic:nvPicPr>
                   <pic:blipFill rotWithShape="1">
-                    <a:blip r:embed="rId23" cstate="print">
+                    <a:blip r:embed="rId19" cstate="print">
                       <a:extLst>
                         <a:ext uri="{28A0092B-C50C-407E-A947-70E740481C1C}">
                           <a14:useLocalDpi xmlns:a14="http://schemas.microsoft.com/office/drawing/2010/main" val="0"/>
@@ -17422,7 +17730,7 @@
         <w:spacing w:line="480" w:lineRule="auto"/>
         <w:jc w:val="both"/>
       </w:pPr>
-      <w:bookmarkStart w:id="36" w:name="_Toc232003192"/>
+      <w:bookmarkStart w:id="35" w:name="_Toc232163488"/>
       <w:r>
         <w:lastRenderedPageBreak/>
         <w:t>Find</w:t>
@@ -17430,7 +17738,7 @@
       <w:r>
         <w:t xml:space="preserve"> Mode</w:t>
       </w:r>
-      <w:bookmarkEnd w:id="36"/>
+      <w:bookmarkEnd w:id="35"/>
       <w:r>
         <w:t xml:space="preserve"> </w:t>
       </w:r>
@@ -17745,7 +18053,7 @@
                     </pic:cNvPicPr>
                   </pic:nvPicPr>
                   <pic:blipFill rotWithShape="1">
-                    <a:blip r:embed="rId24" cstate="print">
+                    <a:blip r:embed="rId20" cstate="print">
                       <a:extLst>
                         <a:ext uri="{28A0092B-C50C-407E-A947-70E740481C1C}">
                           <a14:useLocalDpi xmlns:a14="http://schemas.microsoft.com/office/drawing/2010/main" val="0"/>
@@ -17798,14 +18106,14 @@
           <w:rFonts w:ascii="Arial" w:hAnsi="Arial" w:cs="Arial"/>
         </w:rPr>
       </w:pPr>
-      <w:bookmarkStart w:id="37" w:name="_Toc232003193"/>
+      <w:bookmarkStart w:id="36" w:name="_Toc232163489"/>
       <w:r>
         <w:rPr>
           <w:rFonts w:ascii="Arial" w:hAnsi="Arial" w:cs="Arial"/>
         </w:rPr>
         <w:t>Map Mode</w:t>
       </w:r>
-      <w:bookmarkEnd w:id="37"/>
+      <w:bookmarkEnd w:id="36"/>
     </w:p>
     <w:p>
       <w:pPr>
@@ -18212,7 +18520,7 @@
           <w:szCs w:val="24"/>
         </w:rPr>
         <w:drawing>
-          <wp:anchor distT="0" distB="0" distL="114300" distR="114300" simplePos="0" relativeHeight="251658255" behindDoc="0" locked="0" layoutInCell="1" allowOverlap="1" wp14:anchorId="4B406726" wp14:editId="1E1EFD48">
+          <wp:anchor distT="0" distB="0" distL="114300" distR="114300" simplePos="0" relativeHeight="251658255" behindDoc="0" locked="0" layoutInCell="1" allowOverlap="1" wp14:anchorId="4B406726" wp14:editId="35204072">
             <wp:simplePos x="0" y="0"/>
             <wp:positionH relativeFrom="column">
               <wp:posOffset>0</wp:posOffset>
@@ -18235,7 +18543,7 @@
                     <pic:cNvPicPr/>
                   </pic:nvPicPr>
                   <pic:blipFill>
-                    <a:blip r:embed="rId25" cstate="print">
+                    <a:blip r:embed="rId21" cstate="print">
                       <a:extLst>
                         <a:ext uri="{28A0092B-C50C-407E-A947-70E740481C1C}">
                           <a14:useLocalDpi xmlns:a14="http://schemas.microsoft.com/office/drawing/2010/main" val="0"/>
@@ -18432,7 +18740,25 @@
           <w:szCs w:val="24"/>
         </w:rPr>
         <w:tab/>
-        <w:t>The generated CSV files are stored locally on the Rover in the following directory: /home/user-rover/FarmDog-App/output.</w:t>
+        <w:t>The generated CSV files are stored locally on the Rover in the following directory: /home/user-rover/</w:t>
+      </w:r>
+      <w:proofErr w:type="spellStart"/>
+      <w:r>
+        <w:rPr>
+          <w:rFonts w:ascii="Arial" w:hAnsi="Arial" w:cs="Arial"/>
+          <w:sz w:val="24"/>
+          <w:szCs w:val="24"/>
+        </w:rPr>
+        <w:t>FarmDog</w:t>
+      </w:r>
+      <w:proofErr w:type="spellEnd"/>
+      <w:r>
+        <w:rPr>
+          <w:rFonts w:ascii="Arial" w:hAnsi="Arial" w:cs="Arial"/>
+          <w:sz w:val="24"/>
+          <w:szCs w:val="24"/>
+        </w:rPr>
+        <w:t>-App/output.</w:t>
       </w:r>
     </w:p>
     <w:p>
@@ -18650,11 +18976,11 @@
         <w:spacing w:line="480" w:lineRule="auto"/>
         <w:jc w:val="both"/>
       </w:pPr>
-      <w:bookmarkStart w:id="38" w:name="_Toc232003194"/>
+      <w:bookmarkStart w:id="37" w:name="_Toc232163490"/>
       <w:r>
         <w:t>RTK Fix Status</w:t>
       </w:r>
-      <w:bookmarkEnd w:id="38"/>
+      <w:bookmarkEnd w:id="37"/>
       <w:r>
         <w:t xml:space="preserve"> </w:t>
       </w:r>
@@ -19030,14 +19356,14 @@
           <w:rFonts w:ascii="Arial" w:hAnsi="Arial" w:cs="Arial"/>
         </w:rPr>
       </w:pPr>
-      <w:bookmarkStart w:id="39" w:name="_Toc232003195"/>
+      <w:bookmarkStart w:id="38" w:name="_Toc232163491"/>
       <w:r>
         <w:rPr>
           <w:rFonts w:ascii="Arial" w:hAnsi="Arial" w:cs="Arial"/>
         </w:rPr>
         <w:t>HDOP (Horizontal Dilution of Precision)</w:t>
       </w:r>
-      <w:bookmarkEnd w:id="39"/>
+      <w:bookmarkEnd w:id="38"/>
     </w:p>
     <w:p>
       <w:pPr>
@@ -19330,11 +19656,11 @@
       <w:r>
         <w:t xml:space="preserve">  </w:t>
       </w:r>
-      <w:bookmarkStart w:id="40" w:name="_Toc232003196"/>
+      <w:bookmarkStart w:id="39" w:name="_Toc232163492"/>
       <w:r>
         <w:t>Error Handling &amp; Recovery</w:t>
       </w:r>
-      <w:bookmarkEnd w:id="40"/>
+      <w:bookmarkEnd w:id="39"/>
     </w:p>
     <w:p>
       <w:pPr>
@@ -19608,32 +19934,32 @@
       <w:r>
         <w:t xml:space="preserve"> </w:t>
       </w:r>
-      <w:bookmarkStart w:id="41" w:name="_Toc232003197"/>
+      <w:bookmarkStart w:id="40" w:name="_Toc232163493"/>
       <w:r>
         <w:t>Troubleshooting</w:t>
       </w:r>
+      <w:bookmarkEnd w:id="40"/>
+    </w:p>
+    <w:p>
+      <w:pPr>
+        <w:spacing w:line="480" w:lineRule="auto"/>
+        <w:jc w:val="both"/>
+      </w:pPr>
+    </w:p>
+    <w:p>
+      <w:pPr>
+        <w:pStyle w:val="Heading2"/>
+        <w:spacing w:line="480" w:lineRule="auto"/>
+        <w:jc w:val="both"/>
+      </w:pPr>
+      <w:bookmarkStart w:id="41" w:name="_Toc232163494"/>
+      <w:r>
+        <w:t>I</w:t>
+      </w:r>
+      <w:r>
+        <w:t xml:space="preserve"> cannot open the Farm Dog web page</w:t>
+      </w:r>
       <w:bookmarkEnd w:id="41"/>
-    </w:p>
-    <w:p>
-      <w:pPr>
-        <w:spacing w:line="480" w:lineRule="auto"/>
-        <w:jc w:val="both"/>
-      </w:pPr>
-    </w:p>
-    <w:p>
-      <w:pPr>
-        <w:pStyle w:val="Heading2"/>
-        <w:spacing w:line="480" w:lineRule="auto"/>
-        <w:jc w:val="both"/>
-      </w:pPr>
-      <w:bookmarkStart w:id="42" w:name="_Toc232003198"/>
-      <w:r>
-        <w:t>I</w:t>
-      </w:r>
-      <w:r>
-        <w:t xml:space="preserve"> cannot open the Farm Dog web page</w:t>
-      </w:r>
-      <w:bookmarkEnd w:id="42"/>
     </w:p>
     <w:p>
       <w:pPr>
@@ -19770,11 +20096,11 @@
         <w:spacing w:line="480" w:lineRule="auto"/>
         <w:jc w:val="both"/>
       </w:pPr>
-      <w:bookmarkStart w:id="43" w:name="_Toc232003199"/>
+      <w:bookmarkStart w:id="42" w:name="_Toc232163495"/>
       <w:r>
         <w:t>GPS data is not updating</w:t>
       </w:r>
-      <w:bookmarkEnd w:id="43"/>
+      <w:bookmarkEnd w:id="42"/>
     </w:p>
     <w:p>
       <w:pPr>
@@ -19854,11 +20180,11 @@
         <w:spacing w:line="480" w:lineRule="auto"/>
         <w:jc w:val="both"/>
       </w:pPr>
-      <w:bookmarkStart w:id="44" w:name="_Toc232003200"/>
+      <w:bookmarkStart w:id="43" w:name="_Toc232163496"/>
       <w:r>
         <w:t>RTK correction is not working</w:t>
       </w:r>
-      <w:bookmarkEnd w:id="44"/>
+      <w:bookmarkEnd w:id="43"/>
     </w:p>
     <w:p>
       <w:pPr>
@@ -19938,11 +20264,11 @@
         <w:spacing w:line="480" w:lineRule="auto"/>
         <w:jc w:val="both"/>
       </w:pPr>
-      <w:bookmarkStart w:id="45" w:name="_Toc232003201"/>
+      <w:bookmarkStart w:id="44" w:name="_Toc232163497"/>
       <w:r>
         <w:t>Points are not saving to CSV</w:t>
       </w:r>
-      <w:bookmarkEnd w:id="45"/>
+      <w:bookmarkEnd w:id="44"/>
     </w:p>
     <w:p>
       <w:pPr>
@@ -20022,7 +20348,25 @@
           <w:szCs w:val="24"/>
         </w:rPr>
         <w:lastRenderedPageBreak/>
-        <w:t>Check that the local output folder (/home/user-rover/FarmDog-App</w:t>
+        <w:t>Check that the local output folder (/home/user-rover/</w:t>
+      </w:r>
+      <w:proofErr w:type="spellStart"/>
+      <w:r>
+        <w:rPr>
+          <w:rFonts w:ascii="Arial" w:hAnsi="Arial" w:cs="Arial"/>
+          <w:sz w:val="24"/>
+          <w:szCs w:val="24"/>
+        </w:rPr>
+        <w:t>FarmDog</w:t>
+      </w:r>
+      <w:proofErr w:type="spellEnd"/>
+      <w:r>
+        <w:rPr>
+          <w:rFonts w:ascii="Arial" w:hAnsi="Arial" w:cs="Arial"/>
+          <w:sz w:val="24"/>
+          <w:szCs w:val="24"/>
+        </w:rPr>
+        <w:t>-App</w:t>
       </w:r>
       <w:r>
         <w:rPr>
@@ -20039,11 +20383,11 @@
         <w:spacing w:line="480" w:lineRule="auto"/>
         <w:jc w:val="both"/>
       </w:pPr>
-      <w:bookmarkStart w:id="46" w:name="_Toc232003202"/>
+      <w:bookmarkStart w:id="45" w:name="_Toc232163498"/>
       <w:r>
         <w:t>Position appears unstable</w:t>
       </w:r>
-      <w:bookmarkEnd w:id="46"/>
+      <w:bookmarkEnd w:id="45"/>
     </w:p>
     <w:p>
       <w:pPr>
@@ -20333,58 +20677,47 @@
           <w:rFonts w:ascii="Arial" w:hAnsi="Arial" w:cs="Arial"/>
         </w:rPr>
       </w:pPr>
-      <w:bookmarkStart w:id="47" w:name="_Toc232003203"/>
+      <w:bookmarkStart w:id="46" w:name="_Toc232163499"/>
       <w:r>
         <w:lastRenderedPageBreak/>
         <w:t>Appendix</w:t>
       </w:r>
+      <w:bookmarkEnd w:id="46"/>
+    </w:p>
+    <w:p>
+      <w:pPr>
+        <w:pStyle w:val="Heading2"/>
+        <w:spacing w:line="480" w:lineRule="auto"/>
+        <w:rPr>
+          <w:rFonts w:ascii="Arial" w:hAnsi="Arial" w:cs="Arial"/>
+        </w:rPr>
+      </w:pPr>
+      <w:bookmarkStart w:id="47" w:name="_Toc232163500"/>
+      <w:r>
+        <w:rPr>
+          <w:rFonts w:ascii="Arial" w:hAnsi="Arial" w:cs="Arial"/>
+        </w:rPr>
+        <w:t xml:space="preserve">Appendix </w:t>
+      </w:r>
+      <w:r>
+        <w:rPr>
+          <w:rFonts w:ascii="Arial" w:hAnsi="Arial" w:cs="Arial"/>
+        </w:rPr>
+        <w:t>A</w:t>
+      </w:r>
+      <w:r>
+        <w:rPr>
+          <w:rFonts w:ascii="Arial" w:hAnsi="Arial" w:cs="Arial"/>
+        </w:rPr>
+        <w:t xml:space="preserve"> </w:t>
+      </w:r>
+      <w:r>
+        <w:rPr>
+          <w:rFonts w:ascii="Arial" w:hAnsi="Arial" w:cs="Arial"/>
+        </w:rPr>
+        <w:t>— NMEA Input Format</w:t>
+      </w:r>
       <w:bookmarkEnd w:id="47"/>
-    </w:p>
-    <w:p>
-      <w:pPr>
-        <w:pStyle w:val="Heading2"/>
-        <w:spacing w:line="480" w:lineRule="auto"/>
-        <w:rPr>
-          <w:rFonts w:ascii="Arial" w:hAnsi="Arial" w:cs="Arial"/>
-        </w:rPr>
-      </w:pPr>
-      <w:bookmarkStart w:id="48" w:name="_Toc232003205"/>
-      <w:commentRangeStart w:id="49"/>
-      <w:r>
-        <w:rPr>
-          <w:rFonts w:ascii="Arial" w:hAnsi="Arial" w:cs="Arial"/>
-        </w:rPr>
-        <w:t xml:space="preserve">Appendix </w:t>
-      </w:r>
-      <w:r>
-        <w:rPr>
-          <w:rFonts w:ascii="Arial" w:hAnsi="Arial" w:cs="Arial"/>
-        </w:rPr>
-        <w:t>A</w:t>
-      </w:r>
-      <w:r>
-        <w:rPr>
-          <w:rFonts w:ascii="Arial" w:hAnsi="Arial" w:cs="Arial"/>
-        </w:rPr>
-        <w:t xml:space="preserve"> </w:t>
-      </w:r>
-      <w:r>
-        <w:rPr>
-          <w:rFonts w:ascii="Arial" w:hAnsi="Arial" w:cs="Arial"/>
-        </w:rPr>
-        <w:t>— NMEA Input Format</w:t>
-      </w:r>
-      <w:bookmarkEnd w:id="48"/>
-      <w:commentRangeEnd w:id="49"/>
-      <w:r>
-        <w:rPr>
-          <w:rStyle w:val="CommentReference"/>
-          <w:rFonts w:ascii="Arial" w:hAnsi="Arial" w:cs="Arial"/>
-          <w:sz w:val="32"/>
-          <w:szCs w:val="32"/>
-        </w:rPr>
-        <w:commentReference w:id="49"/>
-      </w:r>
     </w:p>
     <w:p>
       <w:pPr>
@@ -20755,7 +21088,7 @@
           <w:rFonts w:ascii="Arial" w:hAnsi="Arial" w:cs="Arial"/>
         </w:rPr>
       </w:pPr>
-      <w:bookmarkStart w:id="50" w:name="_Toc232003206"/>
+      <w:bookmarkStart w:id="48" w:name="_Toc232163501"/>
       <w:r>
         <w:rPr>
           <w:rFonts w:ascii="Arial" w:hAnsi="Arial" w:cs="Arial"/>
@@ -20774,7 +21107,7 @@
         </w:rPr>
         <w:t xml:space="preserve"> — CSV Output Format</w:t>
       </w:r>
-      <w:bookmarkEnd w:id="50"/>
+      <w:bookmarkEnd w:id="48"/>
     </w:p>
     <w:p>
       <w:pPr>
@@ -20954,7 +21287,25 @@
           <w:sz w:val="24"/>
           <w:szCs w:val="24"/>
         </w:rPr>
-        <w:t xml:space="preserve">, latitude, longitude, altitude, fix, satellites, hdop and </w:t>
+        <w:t xml:space="preserve">, latitude, longitude, altitude, fix, satellites, </w:t>
+      </w:r>
+      <w:proofErr w:type="spellStart"/>
+      <w:r>
+        <w:rPr>
+          <w:rFonts w:ascii="Arial" w:hAnsi="Arial" w:cs="Arial"/>
+          <w:sz w:val="24"/>
+          <w:szCs w:val="24"/>
+        </w:rPr>
+        <w:t>hdop</w:t>
+      </w:r>
+      <w:proofErr w:type="spellEnd"/>
+      <w:r>
+        <w:rPr>
+          <w:rFonts w:ascii="Arial" w:hAnsi="Arial" w:cs="Arial"/>
+          <w:sz w:val="24"/>
+          <w:szCs w:val="24"/>
+        </w:rPr>
+        <w:t xml:space="preserve"> and </w:t>
       </w:r>
       <w:r>
         <w:rPr>
@@ -20993,7 +21344,7 @@
                     <pic:cNvPicPr/>
                   </pic:nvPicPr>
                   <pic:blipFill>
-                    <a:blip r:embed="rId26"/>
+                    <a:blip r:embed="rId22"/>
                     <a:stretch>
                       <a:fillRect/>
                     </a:stretch>
@@ -21015,11 +21366,11 @@
       </w:r>
     </w:p>
     <w:sectPr>
-      <w:headerReference w:type="default" r:id="rId27"/>
-      <w:footerReference w:type="even" r:id="rId28"/>
-      <w:footerReference w:type="default" r:id="rId29"/>
-      <w:headerReference w:type="first" r:id="rId30"/>
-      <w:footerReference w:type="first" r:id="rId31"/>
+      <w:headerReference w:type="default" r:id="rId23"/>
+      <w:footerReference w:type="even" r:id="rId24"/>
+      <w:footerReference w:type="default" r:id="rId25"/>
+      <w:headerReference w:type="first" r:id="rId26"/>
+      <w:footerReference w:type="first" r:id="rId27"/>
       <w:pgSz w:w="11906" w:h="16838"/>
       <w:pgMar w:top="1712" w:right="1440" w:bottom="1667" w:left="1440" w:header="708" w:footer="708" w:gutter="0"/>
       <w:cols w:space="708"/>
@@ -21028,65 +21379,6 @@
     </w:sectPr>
   </w:body>
 </w:document>
-</file>
-
-<file path=word/comments.xml><?xml version="1.0" encoding="utf-8"?>
-<w:comments xmlns:wpc="http://schemas.microsoft.com/office/word/2010/wordprocessingCanvas" xmlns:cx="http://schemas.microsoft.com/office/drawing/2014/chartex" xmlns:cx1="http://schemas.microsoft.com/office/drawing/2015/9/8/chartex" xmlns:cx2="http://schemas.microsoft.com/office/drawing/2015/10/21/chartex" xmlns:cx3="http://schemas.microsoft.com/office/drawing/2016/5/9/chartex" xmlns:cx4="http://schemas.microsoft.com/office/drawing/2016/5/10/chartex" xmlns:cx5="http://schemas.microsoft.com/office/drawing/2016/5/11/chartex" xmlns:cx6="http://schemas.microsoft.com/office/drawing/2016/5/12/chartex" xmlns:cx7="http://schemas.microsoft.com/office/drawing/2016/5/13/chartex" xmlns:cx8="http://schemas.microsoft.com/office/drawing/2016/5/14/chartex" xmlns:mc="http://schemas.openxmlformats.org/markup-compatibility/2006" xmlns:aink="http://schemas.microsoft.com/office/drawing/2016/ink" xmlns:am3d="http://schemas.microsoft.com/office/drawing/2017/model3d" xmlns:o="urn:schemas-microsoft-com:office:office" xmlns:oel="http://schemas.microsoft.com/office/2019/extlst" xmlns:r="http://schemas.openxmlformats.org/officeDocument/2006/relationships" xmlns:m="http://schemas.openxmlformats.org/officeDocument/2006/math" xmlns:v="urn:schemas-microsoft-com:vml" xmlns:wp14="http://schemas.microsoft.com/office/word/2010/wordprocessingDrawing" xmlns:wp="http://schemas.openxmlformats.org/drawingml/2006/wordprocessingDrawing" xmlns:w10="urn:schemas-microsoft-com:office:word" xmlns:w="http://schemas.openxmlformats.org/wordprocessingml/2006/main" xmlns:w14="http://schemas.microsoft.com/office/word/2010/wordml" xmlns:w15="http://schemas.microsoft.com/office/word/2012/wordml" xmlns:w16cex="http://schemas.microsoft.com/office/word/2018/wordml/cex" xmlns:w16cid="http://schemas.microsoft.com/office/word/2016/wordml/cid" xmlns:w16="http://schemas.microsoft.com/office/word/2018/wordml" xmlns:w16du="http://schemas.microsoft.com/office/word/2023/wordml/word16du" xmlns:w16sdtdh="http://schemas.microsoft.com/office/word/2020/wordml/sdtdatahash" xmlns:w16sdtfl="http://schemas.microsoft.com/office/word/2024/wordml/sdtformatlock" xmlns:w16se="http://schemas.microsoft.com/office/word/2015/wordml/symex" xmlns:wpg="http://schemas.microsoft.com/office/word/2010/wordprocessingGroup" xmlns:wpi="http://schemas.microsoft.com/office/word/2010/wordprocessingInk" xmlns:wne="http://schemas.microsoft.com/office/word/2006/wordml" xmlns:wps="http://schemas.microsoft.com/office/word/2010/wordprocessingShape" mc:Ignorable="w14 w15 w16se w16cid w16 w16cex w16sdtdh w16sdtfl w16du wp14">
-  <w:comment w:id="11" w:author="Aldo Keo" w:date="2026-06-09T21:23:00Z" w:initials="AK">
-    <w:p>
-      <w:r>
-        <w:rPr>
-          <w:rStyle w:val="CommentReference"/>
-        </w:rPr>
-        <w:annotationRef/>
-      </w:r>
-      <w:r>
-        <w:rPr>
-          <w:sz w:val="20"/>
-          <w:szCs w:val="20"/>
-        </w:rPr>
-        <w:t>Too many listed</w:t>
-      </w:r>
-    </w:p>
-  </w:comment>
-  <w:comment w:id="49" w:author="Tim Fausten" w:date="2026-06-07T21:25:00Z" w:initials="TF">
-    <w:p>
-      <w:pPr>
-        <w:pStyle w:val="CommentText"/>
-      </w:pPr>
-      <w:r>
-        <w:rPr>
-          <w:rStyle w:val="CommentReference"/>
-        </w:rPr>
-        <w:annotationRef/>
-      </w:r>
-      <w:r>
-        <w:t>This is so far only a copy and paste from the Design document. Please check or rewrite as needed.</w:t>
-      </w:r>
-    </w:p>
-  </w:comment>
-</w:comments>
-</file>
-
-<file path=word/commentsExtended.xml><?xml version="1.0" encoding="utf-8"?>
-<w15:commentsEx xmlns:wpc="http://schemas.microsoft.com/office/word/2010/wordprocessingCanvas" xmlns:cx="http://schemas.microsoft.com/office/drawing/2014/chartex" xmlns:cx1="http://schemas.microsoft.com/office/drawing/2015/9/8/chartex" xmlns:cx2="http://schemas.microsoft.com/office/drawing/2015/10/21/chartex" xmlns:cx3="http://schemas.microsoft.com/office/drawing/2016/5/9/chartex" xmlns:cx4="http://schemas.microsoft.com/office/drawing/2016/5/10/chartex" xmlns:cx5="http://schemas.microsoft.com/office/drawing/2016/5/11/chartex" xmlns:cx6="http://schemas.microsoft.com/office/drawing/2016/5/12/chartex" xmlns:cx7="http://schemas.microsoft.com/office/drawing/2016/5/13/chartex" xmlns:cx8="http://schemas.microsoft.com/office/drawing/2016/5/14/chartex" xmlns:mc="http://schemas.openxmlformats.org/markup-compatibility/2006" xmlns:aink="http://schemas.microsoft.com/office/drawing/2016/ink" xmlns:am3d="http://schemas.microsoft.com/office/drawing/2017/model3d" xmlns:o="urn:schemas-microsoft-com:office:office" xmlns:oel="http://schemas.microsoft.com/office/2019/extlst" xmlns:r="http://schemas.openxmlformats.org/officeDocument/2006/relationships" xmlns:m="http://schemas.openxmlformats.org/officeDocument/2006/math" xmlns:v="urn:schemas-microsoft-com:vml" xmlns:wp14="http://schemas.microsoft.com/office/word/2010/wordprocessingDrawing" xmlns:wp="http://schemas.openxmlformats.org/drawingml/2006/wordprocessingDrawing" xmlns:w10="urn:schemas-microsoft-com:office:word" xmlns:w="http://schemas.openxmlformats.org/wordprocessingml/2006/main" xmlns:w14="http://schemas.microsoft.com/office/word/2010/wordml" xmlns:w15="http://schemas.microsoft.com/office/word/2012/wordml" xmlns:w16cex="http://schemas.microsoft.com/office/word/2018/wordml/cex" xmlns:w16cid="http://schemas.microsoft.com/office/word/2016/wordml/cid" xmlns:w16="http://schemas.microsoft.com/office/word/2018/wordml" xmlns:w16du="http://schemas.microsoft.com/office/word/2023/wordml/word16du" xmlns:w16sdtdh="http://schemas.microsoft.com/office/word/2020/wordml/sdtdatahash" xmlns:w16sdtfl="http://schemas.microsoft.com/office/word/2024/wordml/sdtformatlock" xmlns:w16se="http://schemas.microsoft.com/office/word/2015/wordml/symex" xmlns:wpg="http://schemas.microsoft.com/office/word/2010/wordprocessingGroup" xmlns:wpi="http://schemas.microsoft.com/office/word/2010/wordprocessingInk" xmlns:wne="http://schemas.microsoft.com/office/word/2006/wordml" xmlns:wps="http://schemas.microsoft.com/office/word/2010/wordprocessingShape" mc:Ignorable="w14 w15 w16se w16cid w16 w16cex w16sdtdh w16sdtfl w16du wp14">
-  <w15:commentEx w15:paraId="65C92B3A" w15:done="1"/>
-  <w15:commentEx w15:paraId="2D3ABFB6" w15:done="1"/>
-</w15:commentsEx>
-</file>
-
-<file path=word/commentsExtensible.xml><?xml version="1.0" encoding="utf-8"?>
-<w16cex:commentsExtensible xmlns:wpc="http://schemas.microsoft.com/office/word/2010/wordprocessingCanvas" xmlns:cx="http://schemas.microsoft.com/office/drawing/2014/chartex" xmlns:cx1="http://schemas.microsoft.com/office/drawing/2015/9/8/chartex" xmlns:cx2="http://schemas.microsoft.com/office/drawing/2015/10/21/chartex" xmlns:cx3="http://schemas.microsoft.com/office/drawing/2016/5/9/chartex" xmlns:cx4="http://schemas.microsoft.com/office/drawing/2016/5/10/chartex" xmlns:cx5="http://schemas.microsoft.com/office/drawing/2016/5/11/chartex" xmlns:cx6="http://schemas.microsoft.com/office/drawing/2016/5/12/chartex" xmlns:cx7="http://schemas.microsoft.com/office/drawing/2016/5/13/chartex" xmlns:cx8="http://schemas.microsoft.com/office/drawing/2016/5/14/chartex" xmlns:cr="http://schemas.microsoft.com/office/comments/2020/reactions" xmlns:mc="http://schemas.openxmlformats.org/markup-compatibility/2006" xmlns:aink="http://schemas.microsoft.com/office/drawing/2016/ink" xmlns:am3d="http://schemas.microsoft.com/office/drawing/2017/model3d" xmlns:o="urn:schemas-microsoft-com:office:office" xmlns:oel="http://schemas.microsoft.com/office/2019/extlst" xmlns:r="http://schemas.openxmlformats.org/officeDocument/2006/relationships" xmlns:m="http://schemas.openxmlformats.org/officeDocument/2006/math" xmlns:v="urn:schemas-microsoft-com:vml" xmlns:wp14="http://schemas.microsoft.com/office/word/2010/wordprocessingDrawing" xmlns:wp="http://schemas.openxmlformats.org/drawingml/2006/wordprocessingDrawing" xmlns:w10="urn:schemas-microsoft-com:office:word" xmlns:w="http://schemas.openxmlformats.org/wordprocessingml/2006/main" xmlns:w14="http://schemas.microsoft.com/office/word/2010/wordml" xmlns:w15="http://schemas.microsoft.com/office/word/2012/wordml" xmlns:w16cex="http://schemas.microsoft.com/office/word/2018/wordml/cex" xmlns:w16cid="http://schemas.microsoft.com/office/word/2016/wordml/cid" xmlns:w16="http://schemas.microsoft.com/office/word/2018/wordml" xmlns:w16du="http://schemas.microsoft.com/office/word/2023/wordml/word16du" xmlns:w16sdtdh="http://schemas.microsoft.com/office/word/2020/wordml/sdtdatahash" xmlns:w16sdtfl="http://schemas.microsoft.com/office/word/2024/wordml/sdtformatlock" xmlns:w16se="http://schemas.microsoft.com/office/word/2015/wordml/symex" xmlns:wpg="http://schemas.microsoft.com/office/word/2010/wordprocessingGroup" xmlns:wpi="http://schemas.microsoft.com/office/word/2010/wordprocessingInk" xmlns:wne="http://schemas.microsoft.com/office/word/2006/wordml" xmlns:wps="http://schemas.microsoft.com/office/word/2010/wordprocessingShape" mc:Ignorable="w14 w15 w16se w16cid w16 w16cex w16sdtdh w16sdtfl cr w16du wp14">
-  <w16cex:commentExtensible w16cex:durableId="506FE3B1" w16cex:dateUtc="2026-06-09T13:23:00Z"/>
-  <w16cex:commentExtensible w16cex:durableId="26D2C963" w16cex:dateUtc="2026-06-07T13:25:00Z"/>
-</w16cex:commentsExtensible>
-</file>
-
-<file path=word/commentsIds.xml><?xml version="1.0" encoding="utf-8"?>
-<w16cid:commentsIds xmlns:wpc="http://schemas.microsoft.com/office/word/2010/wordprocessingCanvas" xmlns:cx="http://schemas.microsoft.com/office/drawing/2014/chartex" xmlns:cx1="http://schemas.microsoft.com/office/drawing/2015/9/8/chartex" xmlns:cx2="http://schemas.microsoft.com/office/drawing/2015/10/21/chartex" xmlns:cx3="http://schemas.microsoft.com/office/drawing/2016/5/9/chartex" xmlns:cx4="http://schemas.microsoft.com/office/drawing/2016/5/10/chartex" xmlns:cx5="http://schemas.microsoft.com/office/drawing/2016/5/11/chartex" xmlns:cx6="http://schemas.microsoft.com/office/drawing/2016/5/12/chartex" xmlns:cx7="http://schemas.microsoft.com/office/drawing/2016/5/13/chartex" xmlns:cx8="http://schemas.microsoft.com/office/drawing/2016/5/14/chartex" xmlns:mc="http://schemas.openxmlformats.org/markup-compatibility/2006" xmlns:aink="http://schemas.microsoft.com/office/drawing/2016/ink" xmlns:am3d="http://schemas.microsoft.com/office/drawing/2017/model3d" xmlns:o="urn:schemas-microsoft-com:office:office" xmlns:oel="http://schemas.microsoft.com/office/2019/extlst" xmlns:r="http://schemas.openxmlformats.org/officeDocument/2006/relationships" xmlns:m="http://schemas.openxmlformats.org/officeDocument/2006/math" xmlns:v="urn:schemas-microsoft-com:vml" xmlns:wp14="http://schemas.microsoft.com/office/word/2010/wordprocessingDrawing" xmlns:wp="http://schemas.openxmlformats.org/drawingml/2006/wordprocessingDrawing" xmlns:w10="urn:schemas-microsoft-com:office:word" xmlns:w="http://schemas.openxmlformats.org/wordprocessingml/2006/main" xmlns:w14="http://schemas.microsoft.com/office/word/2010/wordml" xmlns:w15="http://schemas.microsoft.com/office/word/2012/wordml" xmlns:w16cex="http://schemas.microsoft.com/office/word/2018/wordml/cex" xmlns:w16cid="http://schemas.microsoft.com/office/word/2016/wordml/cid" xmlns:w16="http://schemas.microsoft.com/office/word/2018/wordml" xmlns:w16du="http://schemas.microsoft.com/office/word/2023/wordml/word16du" xmlns:w16sdtdh="http://schemas.microsoft.com/office/word/2020/wordml/sdtdatahash" xmlns:w16sdtfl="http://schemas.microsoft.com/office/word/2024/wordml/sdtformatlock" xmlns:w16se="http://schemas.microsoft.com/office/word/2015/wordml/symex" xmlns:wpg="http://schemas.microsoft.com/office/word/2010/wordprocessingGroup" xmlns:wpi="http://schemas.microsoft.com/office/word/2010/wordprocessingInk" xmlns:wne="http://schemas.microsoft.com/office/word/2006/wordml" xmlns:wps="http://schemas.microsoft.com/office/word/2010/wordprocessingShape" mc:Ignorable="w14 w15 w16se w16cid w16 w16cex w16sdtdh w16sdtfl w16du wp14">
-  <w16cid:commentId w16cid:paraId="65C92B3A" w16cid:durableId="506FE3B1"/>
-  <w16cid:commentId w16cid:paraId="2D3ABFB6" w16cid:durableId="26D2C963"/>
-</w16cid:commentsIds>
 </file>
 
 <file path=word/endnotes.xml><?xml version="1.0" encoding="utf-8"?>
@@ -21197,7 +21489,7 @@
             </wp:anchor>
           </w:drawing>
         </mc:Choice>
-        <mc:Fallback xmlns:a="http://schemas.openxmlformats.org/drawingml/2006/main" xmlns:aclsh="http://schemas.microsoft.com/office/drawing/2020/classificationShape" xmlns:arto="http://schemas.microsoft.com/office/word/2006/arto">
+        <mc:Fallback xmlns:arto="http://schemas.microsoft.com/office/word/2006/arto" xmlns:aclsh="http://schemas.microsoft.com/office/drawing/2020/classificationShape" xmlns:a="http://schemas.openxmlformats.org/drawingml/2006/main">
           <w:pict w14:anchorId="6DF2CF9C">
             <v:shapetype id="_x0000_t202" coordsize="21600,21600" o:spt="202" path="m,l,21600r21600,l21600,xe" w14:anchorId="5091D5A6">
               <v:stroke joinstyle="miter"/>
@@ -21320,7 +21612,7 @@
             </wp:anchor>
           </w:drawing>
         </mc:Choice>
-        <mc:Fallback xmlns:a="http://schemas.openxmlformats.org/drawingml/2006/main" xmlns:aclsh="http://schemas.microsoft.com/office/drawing/2020/classificationShape" xmlns:arto="http://schemas.microsoft.com/office/word/2006/arto">
+        <mc:Fallback xmlns:arto="http://schemas.microsoft.com/office/word/2006/arto" xmlns:aclsh="http://schemas.microsoft.com/office/drawing/2020/classificationShape" xmlns:a="http://schemas.openxmlformats.org/drawingml/2006/main">
           <w:pict w14:anchorId="7F24194C">
             <v:shapetype id="_x0000_t202" coordsize="21600,21600" o:spt="202" path="m,l,21600r21600,l21600,xe" w14:anchorId="1D5C9B5E">
               <v:stroke joinstyle="miter"/>
@@ -21504,7 +21796,7 @@
                   </wp:anchor>
                 </w:drawing>
               </mc:Choice>
-              <mc:Fallback xmlns:a="http://schemas.openxmlformats.org/drawingml/2006/main" xmlns:aclsh="http://schemas.microsoft.com/office/drawing/2020/classificationShape" xmlns:arto="http://schemas.microsoft.com/office/word/2006/arto">
+              <mc:Fallback xmlns:arto="http://schemas.microsoft.com/office/word/2006/arto" xmlns:aclsh="http://schemas.microsoft.com/office/drawing/2020/classificationShape" xmlns:a="http://schemas.openxmlformats.org/drawingml/2006/main">
                 <w:pict w14:anchorId="65136920">
                   <v:shapetype id="_x0000_t202" coordsize="21600,21600" o:spt="202" path="m,l,21600r21600,l21600,xe" w14:anchorId="74D7CB33">
                     <v:stroke joinstyle="miter"/>
@@ -26445,17 +26737,6 @@
   </w:num>
   <w:numIdMacAtCleanup w:val="27"/>
 </w:numbering>
-</file>
-
-<file path=word/people.xml><?xml version="1.0" encoding="utf-8"?>
-<w15:people xmlns:wpc="http://schemas.microsoft.com/office/word/2010/wordprocessingCanvas" xmlns:cx="http://schemas.microsoft.com/office/drawing/2014/chartex" xmlns:cx1="http://schemas.microsoft.com/office/drawing/2015/9/8/chartex" xmlns:cx2="http://schemas.microsoft.com/office/drawing/2015/10/21/chartex" xmlns:cx3="http://schemas.microsoft.com/office/drawing/2016/5/9/chartex" xmlns:cx4="http://schemas.microsoft.com/office/drawing/2016/5/10/chartex" xmlns:cx5="http://schemas.microsoft.com/office/drawing/2016/5/11/chartex" xmlns:cx6="http://schemas.microsoft.com/office/drawing/2016/5/12/chartex" xmlns:cx7="http://schemas.microsoft.com/office/drawing/2016/5/13/chartex" xmlns:cx8="http://schemas.microsoft.com/office/drawing/2016/5/14/chartex" xmlns:mc="http://schemas.openxmlformats.org/markup-compatibility/2006" xmlns:aink="http://schemas.microsoft.com/office/drawing/2016/ink" xmlns:am3d="http://schemas.microsoft.com/office/drawing/2017/model3d" xmlns:o="urn:schemas-microsoft-com:office:office" xmlns:oel="http://schemas.microsoft.com/office/2019/extlst" xmlns:r="http://schemas.openxmlformats.org/officeDocument/2006/relationships" xmlns:m="http://schemas.openxmlformats.org/officeDocument/2006/math" xmlns:v="urn:schemas-microsoft-com:vml" xmlns:wp14="http://schemas.microsoft.com/office/word/2010/wordprocessingDrawing" xmlns:wp="http://schemas.openxmlformats.org/drawingml/2006/wordprocessingDrawing" xmlns:w10="urn:schemas-microsoft-com:office:word" xmlns:w="http://schemas.openxmlformats.org/wordprocessingml/2006/main" xmlns:w14="http://schemas.microsoft.com/office/word/2010/wordml" xmlns:w15="http://schemas.microsoft.com/office/word/2012/wordml" xmlns:w16cex="http://schemas.microsoft.com/office/word/2018/wordml/cex" xmlns:w16cid="http://schemas.microsoft.com/office/word/2016/wordml/cid" xmlns:w16="http://schemas.microsoft.com/office/word/2018/wordml" xmlns:w16du="http://schemas.microsoft.com/office/word/2023/wordml/word16du" xmlns:w16sdtdh="http://schemas.microsoft.com/office/word/2020/wordml/sdtdatahash" xmlns:w16sdtfl="http://schemas.microsoft.com/office/word/2024/wordml/sdtformatlock" xmlns:w16se="http://schemas.microsoft.com/office/word/2015/wordml/symex" xmlns:wpg="http://schemas.microsoft.com/office/word/2010/wordprocessingGroup" xmlns:wpi="http://schemas.microsoft.com/office/word/2010/wordprocessingInk" xmlns:wne="http://schemas.microsoft.com/office/word/2006/wordml" xmlns:wps="http://schemas.microsoft.com/office/word/2010/wordprocessingShape" mc:Ignorable="w14 w15 w16se w16cid w16 w16cex w16sdtdh w16sdtfl w16du wp14">
-  <w15:person w15:author="Aldo Keo">
-    <w15:presenceInfo w15:providerId="AD" w15:userId="S::33464263@student.murdoch.edu.au::2dbc00e3-b3fb-488f-8c1a-85055e1677e2"/>
-  </w15:person>
-  <w15:person w15:author="Tim Fausten">
-    <w15:presenceInfo w15:providerId="AD" w15:userId="S::34492493@student.murdoch.edu.au::b31249ea-bb5e-45c6-b8cc-ef539f89b130"/>
-  </w15:person>
-</w15:people>
 </file>
 
 <file path=word/styles.xml><?xml version="1.0" encoding="utf-8"?>
